--- a/Angular/Angular-Notes-02.docx
+++ b/Angular/Angular-Notes-02.docx
@@ -98,7 +98,31 @@
           <w:sz w:val="28"/>
           <w:szCs w:val="28"/>
         </w:rPr>
-        <w:t>the {{ expression }} in Angular templates</w:t>
+        <w:t>the </w:t>
+      </w:r>
+      <w:proofErr w:type="gramStart"/>
+      <w:r>
+        <w:rPr>
+          <w:rFonts w:ascii="Sakkal Majalla" w:hAnsi="Sakkal Majalla" w:cs="Sakkal Majalla"/>
+          <w:b/>
+          <w:bCs/>
+          <w:color w:val="C00000"/>
+          <w:sz w:val="28"/>
+          <w:szCs w:val="28"/>
+        </w:rPr>
+        <w:t>{{ expression</w:t>
+      </w:r>
+      <w:proofErr w:type="gramEnd"/>
+      <w:r>
+        <w:rPr>
+          <w:rFonts w:ascii="Sakkal Majalla" w:hAnsi="Sakkal Majalla" w:cs="Sakkal Majalla"/>
+          <w:b/>
+          <w:bCs/>
+          <w:color w:val="C00000"/>
+          <w:sz w:val="28"/>
+          <w:szCs w:val="28"/>
+        </w:rPr>
+        <w:t xml:space="preserve"> }} in Angular templates</w:t>
       </w:r>
       <w:r>
         <w:rPr>
@@ -205,6 +229,4114 @@
         </w:rPr>
         <w:t>===================================================</w:t>
       </w:r>
+    </w:p>
+    <w:p>
+      <w:pPr>
+        <w:rPr>
+          <w:rFonts w:ascii="Sakkal Majalla" w:hAnsi="Sakkal Majalla" w:cs="Sakkal Majalla"/>
+          <w:sz w:val="28"/>
+          <w:szCs w:val="28"/>
+        </w:rPr>
+      </w:pPr>
+      <w:r>
+        <w:rPr>
+          <w:rFonts w:ascii="Sakkal Majalla" w:hAnsi="Sakkal Majalla" w:cs="Sakkal Majalla"/>
+          <w:sz w:val="28"/>
+          <w:szCs w:val="28"/>
+        </w:rPr>
+        <w:t xml:space="preserve">To generate a new service for app: </w:t>
+      </w:r>
+      <w:r>
+        <w:rPr>
+          <w:rFonts w:ascii="Sakkal Majalla" w:hAnsi="Sakkal Majalla" w:cs="Sakkal Majalla"/>
+          <w:b/>
+          <w:bCs/>
+          <w:color w:val="538135" w:themeColor="accent6" w:themeShade="BF"/>
+          <w:sz w:val="28"/>
+          <w:szCs w:val="28"/>
+        </w:rPr>
+        <w:t>ng</w:t>
+      </w:r>
+      <w:r>
+        <w:rPr>
+          <w:rFonts w:ascii="Sakkal Majalla" w:hAnsi="Sakkal Majalla" w:cs="Sakkal Majalla"/>
+          <w:color w:val="538135" w:themeColor="accent6" w:themeShade="BF"/>
+          <w:sz w:val="28"/>
+          <w:szCs w:val="28"/>
+        </w:rPr>
+        <w:t xml:space="preserve"> </w:t>
+      </w:r>
+      <w:proofErr w:type="gramStart"/>
+      <w:r>
+        <w:rPr>
+          <w:rFonts w:ascii="Sakkal Majalla" w:hAnsi="Sakkal Majalla" w:cs="Sakkal Majalla"/>
+          <w:color w:val="0070C0"/>
+          <w:sz w:val="28"/>
+          <w:szCs w:val="28"/>
+        </w:rPr>
+        <w:t>generate</w:t>
+      </w:r>
+      <w:proofErr w:type="gramEnd"/>
+      <w:r>
+        <w:rPr>
+          <w:rFonts w:ascii="Sakkal Majalla" w:hAnsi="Sakkal Majalla" w:cs="Sakkal Majalla"/>
+          <w:color w:val="0070C0"/>
+          <w:sz w:val="28"/>
+          <w:szCs w:val="28"/>
+        </w:rPr>
+        <w:t xml:space="preserve"> </w:t>
+      </w:r>
+      <w:r>
+        <w:rPr>
+          <w:rFonts w:ascii="Sakkal Majalla" w:hAnsi="Sakkal Majalla" w:cs="Sakkal Majalla"/>
+          <w:b/>
+          <w:bCs/>
+          <w:color w:val="538135" w:themeColor="accent6" w:themeShade="BF"/>
+          <w:sz w:val="28"/>
+          <w:szCs w:val="28"/>
+        </w:rPr>
+        <w:t>service</w:t>
+      </w:r>
+      <w:r>
+        <w:rPr>
+          <w:rFonts w:ascii="Sakkal Majalla" w:hAnsi="Sakkal Majalla" w:cs="Sakkal Majalla"/>
+          <w:color w:val="538135" w:themeColor="accent6" w:themeShade="BF"/>
+          <w:sz w:val="28"/>
+          <w:szCs w:val="28"/>
+        </w:rPr>
+        <w:t xml:space="preserve"> </w:t>
+      </w:r>
+      <w:r>
+        <w:rPr>
+          <w:rFonts w:ascii="Sakkal Majalla" w:hAnsi="Sakkal Majalla" w:cs="Sakkal Majalla"/>
+          <w:b/>
+          <w:bCs/>
+          <w:color w:val="C00000"/>
+          <w:sz w:val="28"/>
+          <w:szCs w:val="28"/>
+        </w:rPr>
+        <w:t>service-name</w:t>
+      </w:r>
+      <w:r>
+        <w:rPr>
+          <w:rFonts w:ascii="Sakkal Majalla" w:hAnsi="Sakkal Majalla" w:cs="Sakkal Majalla"/>
+          <w:color w:val="C00000"/>
+          <w:sz w:val="28"/>
+          <w:szCs w:val="28"/>
+        </w:rPr>
+        <w:t xml:space="preserve"> </w:t>
+      </w:r>
+      <w:r>
+        <w:rPr>
+          <w:rFonts w:ascii="Sakkal Majalla" w:hAnsi="Sakkal Majalla" w:cs="Sakkal Majalla"/>
+          <w:b/>
+          <w:bCs/>
+          <w:color w:val="00B0F0"/>
+          <w:sz w:val="28"/>
+          <w:szCs w:val="28"/>
+        </w:rPr>
+        <w:t>--skip-test</w:t>
+      </w:r>
+    </w:p>
+    <w:p>
+      <w:pPr>
+        <w:rPr>
+          <w:rFonts w:ascii="Sakkal Majalla" w:hAnsi="Sakkal Majalla" w:cs="Sakkal Majalla"/>
+          <w:sz w:val="28"/>
+          <w:szCs w:val="28"/>
+        </w:rPr>
+      </w:pPr>
+      <w:r>
+        <w:rPr>
+          <w:rFonts w:ascii="Sakkal Majalla" w:hAnsi="Sakkal Majalla" w:cs="Sakkal Majalla"/>
+          <w:sz w:val="28"/>
+          <w:szCs w:val="28"/>
+        </w:rPr>
+        <w:t xml:space="preserve">And to use it for the app: </w:t>
+      </w:r>
+    </w:p>
+    <w:p>
+      <w:pPr>
+        <w:shd w:val="clear" w:color="auto" w:fill="FFFFFF"/>
+        <w:spacing w:after="0" w:line="285" w:lineRule="atLeast"/>
+        <w:rPr>
+          <w:rFonts w:ascii="Consolas" w:eastAsia="Times New Roman" w:hAnsi="Consolas" w:cs="Times New Roman"/>
+          <w:color w:val="3B3B3B"/>
+          <w:kern w:val="0"/>
+          <w:sz w:val="21"/>
+          <w:szCs w:val="21"/>
+          <w14:ligatures w14:val="none"/>
+        </w:rPr>
+      </w:pPr>
+      <w:r>
+        <w:rPr>
+          <w:rFonts w:ascii="Consolas" w:eastAsia="Times New Roman" w:hAnsi="Consolas" w:cs="Times New Roman"/>
+          <w:color w:val="AF00DB"/>
+          <w:kern w:val="0"/>
+          <w:sz w:val="21"/>
+          <w:szCs w:val="21"/>
+          <w14:ligatures w14:val="none"/>
+        </w:rPr>
+        <w:t>import</w:t>
+      </w:r>
+      <w:r>
+        <w:rPr>
+          <w:rFonts w:ascii="Consolas" w:eastAsia="Times New Roman" w:hAnsi="Consolas" w:cs="Times New Roman"/>
+          <w:color w:val="3B3B3B"/>
+          <w:kern w:val="0"/>
+          <w:sz w:val="21"/>
+          <w:szCs w:val="21"/>
+          <w14:ligatures w14:val="none"/>
+        </w:rPr>
+        <w:t xml:space="preserve"> </w:t>
+      </w:r>
+      <w:proofErr w:type="gramStart"/>
+      <w:r>
+        <w:rPr>
+          <w:rFonts w:ascii="Consolas" w:eastAsia="Times New Roman" w:hAnsi="Consolas" w:cs="Times New Roman"/>
+          <w:color w:val="3B3B3B"/>
+          <w:kern w:val="0"/>
+          <w:sz w:val="21"/>
+          <w:szCs w:val="21"/>
+          <w14:ligatures w14:val="none"/>
+        </w:rPr>
+        <w:t xml:space="preserve">{ </w:t>
+      </w:r>
+      <w:r>
+        <w:rPr>
+          <w:rFonts w:ascii="Consolas" w:eastAsia="Times New Roman" w:hAnsi="Consolas" w:cs="Times New Roman"/>
+          <w:color w:val="001080"/>
+          <w:kern w:val="0"/>
+          <w:sz w:val="21"/>
+          <w:szCs w:val="21"/>
+          <w14:ligatures w14:val="none"/>
+        </w:rPr>
+        <w:t>Injectable</w:t>
+      </w:r>
+      <w:proofErr w:type="gramEnd"/>
+      <w:r>
+        <w:rPr>
+          <w:rFonts w:ascii="Consolas" w:eastAsia="Times New Roman" w:hAnsi="Consolas" w:cs="Times New Roman"/>
+          <w:color w:val="3B3B3B"/>
+          <w:kern w:val="0"/>
+          <w:sz w:val="21"/>
+          <w:szCs w:val="21"/>
+          <w14:ligatures w14:val="none"/>
+        </w:rPr>
+        <w:t xml:space="preserve"> } </w:t>
+      </w:r>
+      <w:r>
+        <w:rPr>
+          <w:rFonts w:ascii="Consolas" w:eastAsia="Times New Roman" w:hAnsi="Consolas" w:cs="Times New Roman"/>
+          <w:color w:val="AF00DB"/>
+          <w:kern w:val="0"/>
+          <w:sz w:val="21"/>
+          <w:szCs w:val="21"/>
+          <w14:ligatures w14:val="none"/>
+        </w:rPr>
+        <w:t>from</w:t>
+      </w:r>
+      <w:r>
+        <w:rPr>
+          <w:rFonts w:ascii="Consolas" w:eastAsia="Times New Roman" w:hAnsi="Consolas" w:cs="Times New Roman"/>
+          <w:color w:val="3B3B3B"/>
+          <w:kern w:val="0"/>
+          <w:sz w:val="21"/>
+          <w:szCs w:val="21"/>
+          <w14:ligatures w14:val="none"/>
+        </w:rPr>
+        <w:t xml:space="preserve"> </w:t>
+      </w:r>
+      <w:r>
+        <w:rPr>
+          <w:rFonts w:ascii="Consolas" w:eastAsia="Times New Roman" w:hAnsi="Consolas" w:cs="Times New Roman"/>
+          <w:color w:val="A31515"/>
+          <w:kern w:val="0"/>
+          <w:sz w:val="21"/>
+          <w:szCs w:val="21"/>
+          <w14:ligatures w14:val="none"/>
+        </w:rPr>
+        <w:t>'@angular/core'</w:t>
+      </w:r>
+    </w:p>
+    <w:p>
+      <w:pPr>
+        <w:shd w:val="clear" w:color="auto" w:fill="FFFFFF"/>
+        <w:spacing w:after="0" w:line="285" w:lineRule="atLeast"/>
+        <w:rPr>
+          <w:rFonts w:ascii="Consolas" w:eastAsia="Times New Roman" w:hAnsi="Consolas" w:cs="Times New Roman"/>
+          <w:color w:val="3B3B3B"/>
+          <w:kern w:val="0"/>
+          <w:sz w:val="21"/>
+          <w:szCs w:val="21"/>
+          <w14:ligatures w14:val="none"/>
+        </w:rPr>
+      </w:pPr>
+      <w:r>
+        <w:rPr>
+          <w:rFonts w:ascii="Consolas" w:eastAsia="Times New Roman" w:hAnsi="Consolas" w:cs="Times New Roman"/>
+          <w:color w:val="AF00DB"/>
+          <w:kern w:val="0"/>
+          <w:sz w:val="21"/>
+          <w:szCs w:val="21"/>
+          <w14:ligatures w14:val="none"/>
+        </w:rPr>
+        <w:t>import</w:t>
+      </w:r>
+      <w:r>
+        <w:rPr>
+          <w:rFonts w:ascii="Consolas" w:eastAsia="Times New Roman" w:hAnsi="Consolas" w:cs="Times New Roman"/>
+          <w:color w:val="3B3B3B"/>
+          <w:kern w:val="0"/>
+          <w:sz w:val="21"/>
+          <w:szCs w:val="21"/>
+          <w14:ligatures w14:val="none"/>
+        </w:rPr>
+        <w:t xml:space="preserve"> </w:t>
+      </w:r>
+      <w:proofErr w:type="gramStart"/>
+      <w:r>
+        <w:rPr>
+          <w:rFonts w:ascii="Consolas" w:eastAsia="Times New Roman" w:hAnsi="Consolas" w:cs="Times New Roman"/>
+          <w:color w:val="3B3B3B"/>
+          <w:kern w:val="0"/>
+          <w:sz w:val="21"/>
+          <w:szCs w:val="21"/>
+          <w14:ligatures w14:val="none"/>
+        </w:rPr>
+        <w:t xml:space="preserve">{ </w:t>
+      </w:r>
+      <w:r>
+        <w:rPr>
+          <w:rFonts w:ascii="Consolas" w:eastAsia="Times New Roman" w:hAnsi="Consolas" w:cs="Times New Roman"/>
+          <w:color w:val="001080"/>
+          <w:kern w:val="0"/>
+          <w:sz w:val="21"/>
+          <w:szCs w:val="21"/>
+          <w14:ligatures w14:val="none"/>
+        </w:rPr>
+        <w:t>HousingLocationInfo</w:t>
+      </w:r>
+      <w:proofErr w:type="gramEnd"/>
+      <w:r>
+        <w:rPr>
+          <w:rFonts w:ascii="Consolas" w:eastAsia="Times New Roman" w:hAnsi="Consolas" w:cs="Times New Roman"/>
+          <w:color w:val="3B3B3B"/>
+          <w:kern w:val="0"/>
+          <w:sz w:val="21"/>
+          <w:szCs w:val="21"/>
+          <w14:ligatures w14:val="none"/>
+        </w:rPr>
+        <w:t xml:space="preserve"> } </w:t>
+      </w:r>
+      <w:r>
+        <w:rPr>
+          <w:rFonts w:ascii="Consolas" w:eastAsia="Times New Roman" w:hAnsi="Consolas" w:cs="Times New Roman"/>
+          <w:color w:val="AF00DB"/>
+          <w:kern w:val="0"/>
+          <w:sz w:val="21"/>
+          <w:szCs w:val="21"/>
+          <w14:ligatures w14:val="none"/>
+        </w:rPr>
+        <w:t>from</w:t>
+      </w:r>
+      <w:r>
+        <w:rPr>
+          <w:rFonts w:ascii="Consolas" w:eastAsia="Times New Roman" w:hAnsi="Consolas" w:cs="Times New Roman"/>
+          <w:color w:val="3B3B3B"/>
+          <w:kern w:val="0"/>
+          <w:sz w:val="21"/>
+          <w:szCs w:val="21"/>
+          <w14:ligatures w14:val="none"/>
+        </w:rPr>
+        <w:t xml:space="preserve"> </w:t>
+      </w:r>
+      <w:proofErr w:type="gramStart"/>
+      <w:r>
+        <w:rPr>
+          <w:rFonts w:ascii="Consolas" w:eastAsia="Times New Roman" w:hAnsi="Consolas" w:cs="Times New Roman"/>
+          <w:color w:val="A31515"/>
+          <w:kern w:val="0"/>
+          <w:sz w:val="21"/>
+          <w:szCs w:val="21"/>
+          <w14:ligatures w14:val="none"/>
+        </w:rPr>
+        <w:t>'./</w:t>
+      </w:r>
+      <w:proofErr w:type="gramEnd"/>
+      <w:r>
+        <w:rPr>
+          <w:rFonts w:ascii="Consolas" w:eastAsia="Times New Roman" w:hAnsi="Consolas" w:cs="Times New Roman"/>
+          <w:color w:val="A31515"/>
+          <w:kern w:val="0"/>
+          <w:sz w:val="21"/>
+          <w:szCs w:val="21"/>
+          <w14:ligatures w14:val="none"/>
+        </w:rPr>
+        <w:t>housinglocation'</w:t>
+      </w:r>
+    </w:p>
+    <w:p>
+      <w:pPr>
+        <w:shd w:val="clear" w:color="auto" w:fill="FFFFFF"/>
+        <w:spacing w:after="0" w:line="285" w:lineRule="atLeast"/>
+        <w:rPr>
+          <w:rFonts w:ascii="Consolas" w:eastAsia="Times New Roman" w:hAnsi="Consolas" w:cs="Times New Roman"/>
+          <w:color w:val="3B3B3B"/>
+          <w:kern w:val="0"/>
+          <w:sz w:val="21"/>
+          <w:szCs w:val="21"/>
+          <w14:ligatures w14:val="none"/>
+        </w:rPr>
+      </w:pPr>
+    </w:p>
+    <w:p>
+      <w:pPr>
+        <w:shd w:val="clear" w:color="auto" w:fill="FFFFFF"/>
+        <w:spacing w:after="0" w:line="285" w:lineRule="atLeast"/>
+        <w:rPr>
+          <w:rFonts w:ascii="Consolas" w:eastAsia="Times New Roman" w:hAnsi="Consolas" w:cs="Times New Roman"/>
+          <w:color w:val="3B3B3B"/>
+          <w:kern w:val="0"/>
+          <w:sz w:val="21"/>
+          <w:szCs w:val="21"/>
+          <w14:ligatures w14:val="none"/>
+        </w:rPr>
+      </w:pPr>
+      <w:r>
+        <w:rPr>
+          <w:rFonts w:ascii="Consolas" w:eastAsia="Times New Roman" w:hAnsi="Consolas" w:cs="Times New Roman"/>
+          <w:color w:val="3B3B3B"/>
+          <w:kern w:val="0"/>
+          <w:sz w:val="21"/>
+          <w:szCs w:val="21"/>
+          <w14:ligatures w14:val="none"/>
+        </w:rPr>
+        <w:t>@</w:t>
+      </w:r>
+      <w:proofErr w:type="gramStart"/>
+      <w:r>
+        <w:rPr>
+          <w:rFonts w:ascii="Consolas" w:eastAsia="Times New Roman" w:hAnsi="Consolas" w:cs="Times New Roman"/>
+          <w:color w:val="267F99"/>
+          <w:kern w:val="0"/>
+          <w:sz w:val="21"/>
+          <w:szCs w:val="21"/>
+          <w14:ligatures w14:val="none"/>
+        </w:rPr>
+        <w:t>Injectable</w:t>
+      </w:r>
+      <w:r>
+        <w:rPr>
+          <w:rFonts w:ascii="Consolas" w:eastAsia="Times New Roman" w:hAnsi="Consolas" w:cs="Times New Roman"/>
+          <w:color w:val="3B3B3B"/>
+          <w:kern w:val="0"/>
+          <w:sz w:val="21"/>
+          <w:szCs w:val="21"/>
+          <w14:ligatures w14:val="none"/>
+        </w:rPr>
+        <w:t>(</w:t>
+      </w:r>
+      <w:proofErr w:type="gramEnd"/>
+      <w:r>
+        <w:rPr>
+          <w:rFonts w:ascii="Consolas" w:eastAsia="Times New Roman" w:hAnsi="Consolas" w:cs="Times New Roman"/>
+          <w:color w:val="3B3B3B"/>
+          <w:kern w:val="0"/>
+          <w:sz w:val="21"/>
+          <w:szCs w:val="21"/>
+          <w14:ligatures w14:val="none"/>
+        </w:rPr>
+        <w:t>{</w:t>
+      </w:r>
+    </w:p>
+    <w:p>
+      <w:pPr>
+        <w:shd w:val="clear" w:color="auto" w:fill="FFFFFF"/>
+        <w:spacing w:after="0" w:line="285" w:lineRule="atLeast"/>
+        <w:rPr>
+          <w:rFonts w:ascii="Consolas" w:eastAsia="Times New Roman" w:hAnsi="Consolas" w:cs="Times New Roman"/>
+          <w:color w:val="3B3B3B"/>
+          <w:kern w:val="0"/>
+          <w:sz w:val="21"/>
+          <w:szCs w:val="21"/>
+          <w14:ligatures w14:val="none"/>
+        </w:rPr>
+      </w:pPr>
+      <w:r>
+        <w:rPr>
+          <w:rFonts w:ascii="Consolas" w:eastAsia="Times New Roman" w:hAnsi="Consolas" w:cs="Times New Roman"/>
+          <w:color w:val="3B3B3B"/>
+          <w:kern w:val="0"/>
+          <w:sz w:val="21"/>
+          <w:szCs w:val="21"/>
+          <w14:ligatures w14:val="none"/>
+        </w:rPr>
+        <w:t xml:space="preserve">  </w:t>
+      </w:r>
+      <w:r>
+        <w:rPr>
+          <w:rFonts w:ascii="Consolas" w:eastAsia="Times New Roman" w:hAnsi="Consolas" w:cs="Times New Roman"/>
+          <w:color w:val="001080"/>
+          <w:kern w:val="0"/>
+          <w:sz w:val="21"/>
+          <w:szCs w:val="21"/>
+          <w14:ligatures w14:val="none"/>
+        </w:rPr>
+        <w:t>providedIn:</w:t>
+      </w:r>
+      <w:r>
+        <w:rPr>
+          <w:rFonts w:ascii="Consolas" w:eastAsia="Times New Roman" w:hAnsi="Consolas" w:cs="Times New Roman"/>
+          <w:color w:val="3B3B3B"/>
+          <w:kern w:val="0"/>
+          <w:sz w:val="21"/>
+          <w:szCs w:val="21"/>
+          <w14:ligatures w14:val="none"/>
+        </w:rPr>
+        <w:t xml:space="preserve"> </w:t>
+      </w:r>
+      <w:r>
+        <w:rPr>
+          <w:rFonts w:ascii="Consolas" w:eastAsia="Times New Roman" w:hAnsi="Consolas" w:cs="Times New Roman"/>
+          <w:color w:val="A31515"/>
+          <w:kern w:val="0"/>
+          <w:sz w:val="21"/>
+          <w:szCs w:val="21"/>
+          <w14:ligatures w14:val="none"/>
+        </w:rPr>
+        <w:t>'root'</w:t>
+      </w:r>
+      <w:r>
+        <w:rPr>
+          <w:rFonts w:ascii="Consolas" w:eastAsia="Times New Roman" w:hAnsi="Consolas" w:cs="Times New Roman"/>
+          <w:color w:val="3B3B3B"/>
+          <w:kern w:val="0"/>
+          <w:sz w:val="21"/>
+          <w:szCs w:val="21"/>
+          <w14:ligatures w14:val="none"/>
+        </w:rPr>
+        <w:t>,</w:t>
+      </w:r>
+    </w:p>
+    <w:p>
+      <w:pPr>
+        <w:shd w:val="clear" w:color="auto" w:fill="FFFFFF"/>
+        <w:spacing w:after="0" w:line="285" w:lineRule="atLeast"/>
+        <w:rPr>
+          <w:rFonts w:ascii="Consolas" w:eastAsia="Times New Roman" w:hAnsi="Consolas" w:cs="Times New Roman"/>
+          <w:color w:val="3B3B3B"/>
+          <w:kern w:val="0"/>
+          <w:sz w:val="21"/>
+          <w:szCs w:val="21"/>
+          <w14:ligatures w14:val="none"/>
+        </w:rPr>
+      </w:pPr>
+      <w:r>
+        <w:rPr>
+          <w:rFonts w:ascii="Consolas" w:eastAsia="Times New Roman" w:hAnsi="Consolas" w:cs="Times New Roman"/>
+          <w:color w:val="3B3B3B"/>
+          <w:kern w:val="0"/>
+          <w:sz w:val="21"/>
+          <w:szCs w:val="21"/>
+          <w14:ligatures w14:val="none"/>
+        </w:rPr>
+        <w:t>})</w:t>
+      </w:r>
+    </w:p>
+    <w:p>
+      <w:pPr>
+        <w:shd w:val="clear" w:color="auto" w:fill="FFFFFF"/>
+        <w:spacing w:after="0" w:line="285" w:lineRule="atLeast"/>
+        <w:rPr>
+          <w:rFonts w:ascii="Consolas" w:eastAsia="Times New Roman" w:hAnsi="Consolas" w:cs="Times New Roman"/>
+          <w:color w:val="3B3B3B"/>
+          <w:kern w:val="0"/>
+          <w:sz w:val="21"/>
+          <w:szCs w:val="21"/>
+          <w14:ligatures w14:val="none"/>
+        </w:rPr>
+      </w:pPr>
+      <w:r>
+        <w:rPr>
+          <w:rFonts w:ascii="Consolas" w:eastAsia="Times New Roman" w:hAnsi="Consolas" w:cs="Times New Roman"/>
+          <w:color w:val="AF00DB"/>
+          <w:kern w:val="0"/>
+          <w:sz w:val="21"/>
+          <w:szCs w:val="21"/>
+          <w14:ligatures w14:val="none"/>
+        </w:rPr>
+        <w:t>export</w:t>
+      </w:r>
+      <w:r>
+        <w:rPr>
+          <w:rFonts w:ascii="Consolas" w:eastAsia="Times New Roman" w:hAnsi="Consolas" w:cs="Times New Roman"/>
+          <w:color w:val="3B3B3B"/>
+          <w:kern w:val="0"/>
+          <w:sz w:val="21"/>
+          <w:szCs w:val="21"/>
+          <w14:ligatures w14:val="none"/>
+        </w:rPr>
+        <w:t xml:space="preserve"> </w:t>
+      </w:r>
+      <w:r>
+        <w:rPr>
+          <w:rFonts w:ascii="Consolas" w:eastAsia="Times New Roman" w:hAnsi="Consolas" w:cs="Times New Roman"/>
+          <w:color w:val="0000FF"/>
+          <w:kern w:val="0"/>
+          <w:sz w:val="21"/>
+          <w:szCs w:val="21"/>
+          <w14:ligatures w14:val="none"/>
+        </w:rPr>
+        <w:t>class</w:t>
+      </w:r>
+      <w:r>
+        <w:rPr>
+          <w:rFonts w:ascii="Consolas" w:eastAsia="Times New Roman" w:hAnsi="Consolas" w:cs="Times New Roman"/>
+          <w:color w:val="3B3B3B"/>
+          <w:kern w:val="0"/>
+          <w:sz w:val="21"/>
+          <w:szCs w:val="21"/>
+          <w14:ligatures w14:val="none"/>
+        </w:rPr>
+        <w:t xml:space="preserve"> </w:t>
+      </w:r>
+      <w:r>
+        <w:rPr>
+          <w:rFonts w:ascii="Consolas" w:eastAsia="Times New Roman" w:hAnsi="Consolas" w:cs="Times New Roman"/>
+          <w:color w:val="267F99"/>
+          <w:kern w:val="0"/>
+          <w:sz w:val="21"/>
+          <w:szCs w:val="21"/>
+          <w14:ligatures w14:val="none"/>
+        </w:rPr>
+        <w:t>HousingService</w:t>
+      </w:r>
+      <w:r>
+        <w:rPr>
+          <w:rFonts w:ascii="Consolas" w:eastAsia="Times New Roman" w:hAnsi="Consolas" w:cs="Times New Roman"/>
+          <w:color w:val="3B3B3B"/>
+          <w:kern w:val="0"/>
+          <w:sz w:val="21"/>
+          <w:szCs w:val="21"/>
+          <w14:ligatures w14:val="none"/>
+        </w:rPr>
+        <w:t xml:space="preserve"> {</w:t>
+      </w:r>
+    </w:p>
+    <w:p>
+      <w:pPr>
+        <w:shd w:val="clear" w:color="auto" w:fill="FFFFFF"/>
+        <w:spacing w:after="0" w:line="285" w:lineRule="atLeast"/>
+        <w:rPr>
+          <w:rFonts w:ascii="Consolas" w:eastAsia="Times New Roman" w:hAnsi="Consolas" w:cs="Times New Roman"/>
+          <w:color w:val="3B3B3B"/>
+          <w:kern w:val="0"/>
+          <w:sz w:val="21"/>
+          <w:szCs w:val="21"/>
+          <w14:ligatures w14:val="none"/>
+        </w:rPr>
+      </w:pPr>
+      <w:r>
+        <w:rPr>
+          <w:rFonts w:ascii="Consolas" w:eastAsia="Times New Roman" w:hAnsi="Consolas" w:cs="Times New Roman"/>
+          <w:color w:val="3B3B3B"/>
+          <w:kern w:val="0"/>
+          <w:sz w:val="21"/>
+          <w:szCs w:val="21"/>
+          <w14:ligatures w14:val="none"/>
+        </w:rPr>
+        <w:t xml:space="preserve">  </w:t>
+      </w:r>
+      <w:r>
+        <w:rPr>
+          <w:rFonts w:ascii="Consolas" w:eastAsia="Times New Roman" w:hAnsi="Consolas" w:cs="Times New Roman"/>
+          <w:color w:val="0000FF"/>
+          <w:kern w:val="0"/>
+          <w:sz w:val="21"/>
+          <w:szCs w:val="21"/>
+          <w14:ligatures w14:val="none"/>
+        </w:rPr>
+        <w:t>readonly</w:t>
+      </w:r>
+      <w:r>
+        <w:rPr>
+          <w:rFonts w:ascii="Consolas" w:eastAsia="Times New Roman" w:hAnsi="Consolas" w:cs="Times New Roman"/>
+          <w:color w:val="3B3B3B"/>
+          <w:kern w:val="0"/>
+          <w:sz w:val="21"/>
+          <w:szCs w:val="21"/>
+          <w14:ligatures w14:val="none"/>
+        </w:rPr>
+        <w:t xml:space="preserve"> </w:t>
+      </w:r>
+      <w:r>
+        <w:rPr>
+          <w:rFonts w:ascii="Consolas" w:eastAsia="Times New Roman" w:hAnsi="Consolas" w:cs="Times New Roman"/>
+          <w:color w:val="0070C1"/>
+          <w:kern w:val="0"/>
+          <w:sz w:val="21"/>
+          <w:szCs w:val="21"/>
+          <w14:ligatures w14:val="none"/>
+        </w:rPr>
+        <w:t>baseUrl</w:t>
+      </w:r>
+      <w:r>
+        <w:rPr>
+          <w:rFonts w:ascii="Consolas" w:eastAsia="Times New Roman" w:hAnsi="Consolas" w:cs="Times New Roman"/>
+          <w:color w:val="3B3B3B"/>
+          <w:kern w:val="0"/>
+          <w:sz w:val="21"/>
+          <w:szCs w:val="21"/>
+          <w14:ligatures w14:val="none"/>
+        </w:rPr>
+        <w:t xml:space="preserve"> </w:t>
+      </w:r>
+      <w:r>
+        <w:rPr>
+          <w:rFonts w:ascii="Consolas" w:eastAsia="Times New Roman" w:hAnsi="Consolas" w:cs="Times New Roman"/>
+          <w:color w:val="000000"/>
+          <w:kern w:val="0"/>
+          <w:sz w:val="21"/>
+          <w:szCs w:val="21"/>
+          <w14:ligatures w14:val="none"/>
+        </w:rPr>
+        <w:t>=</w:t>
+      </w:r>
+      <w:r>
+        <w:rPr>
+          <w:rFonts w:ascii="Consolas" w:eastAsia="Times New Roman" w:hAnsi="Consolas" w:cs="Times New Roman"/>
+          <w:color w:val="3B3B3B"/>
+          <w:kern w:val="0"/>
+          <w:sz w:val="21"/>
+          <w:szCs w:val="21"/>
+          <w14:ligatures w14:val="none"/>
+        </w:rPr>
+        <w:t xml:space="preserve"> </w:t>
+      </w:r>
+      <w:r>
+        <w:rPr>
+          <w:rFonts w:ascii="Consolas" w:eastAsia="Times New Roman" w:hAnsi="Consolas" w:cs="Times New Roman"/>
+          <w:color w:val="A31515"/>
+          <w:kern w:val="0"/>
+          <w:sz w:val="21"/>
+          <w:szCs w:val="21"/>
+          <w14:ligatures w14:val="none"/>
+        </w:rPr>
+        <w:t>'https://angular.dev/assets/images/tutorials/common'</w:t>
+      </w:r>
+    </w:p>
+    <w:p>
+      <w:pPr>
+        <w:shd w:val="clear" w:color="auto" w:fill="FFFFFF"/>
+        <w:spacing w:after="0" w:line="285" w:lineRule="atLeast"/>
+        <w:rPr>
+          <w:rFonts w:ascii="Consolas" w:eastAsia="Times New Roman" w:hAnsi="Consolas" w:cs="Times New Roman"/>
+          <w:color w:val="3B3B3B"/>
+          <w:kern w:val="0"/>
+          <w:sz w:val="21"/>
+          <w:szCs w:val="21"/>
+          <w14:ligatures w14:val="none"/>
+        </w:rPr>
+      </w:pPr>
+      <w:r>
+        <w:rPr>
+          <w:rFonts w:ascii="Consolas" w:eastAsia="Times New Roman" w:hAnsi="Consolas" w:cs="Times New Roman"/>
+          <w:color w:val="3B3B3B"/>
+          <w:kern w:val="0"/>
+          <w:sz w:val="21"/>
+          <w:szCs w:val="21"/>
+          <w14:ligatures w14:val="none"/>
+        </w:rPr>
+        <w:t xml:space="preserve">  </w:t>
+      </w:r>
+      <w:proofErr w:type="gramStart"/>
+      <w:r>
+        <w:rPr>
+          <w:rFonts w:ascii="Consolas" w:eastAsia="Times New Roman" w:hAnsi="Consolas" w:cs="Times New Roman"/>
+          <w:color w:val="795E26"/>
+          <w:kern w:val="0"/>
+          <w:sz w:val="21"/>
+          <w:szCs w:val="21"/>
+          <w14:ligatures w14:val="none"/>
+        </w:rPr>
+        <w:t>getAllHousingLocations</w:t>
+      </w:r>
+      <w:r>
+        <w:rPr>
+          <w:rFonts w:ascii="Consolas" w:eastAsia="Times New Roman" w:hAnsi="Consolas" w:cs="Times New Roman"/>
+          <w:color w:val="3B3B3B"/>
+          <w:kern w:val="0"/>
+          <w:sz w:val="21"/>
+          <w:szCs w:val="21"/>
+          <w14:ligatures w14:val="none"/>
+        </w:rPr>
+        <w:t>(</w:t>
+      </w:r>
+      <w:proofErr w:type="gramEnd"/>
+      <w:r>
+        <w:rPr>
+          <w:rFonts w:ascii="Consolas" w:eastAsia="Times New Roman" w:hAnsi="Consolas" w:cs="Times New Roman"/>
+          <w:color w:val="3B3B3B"/>
+          <w:kern w:val="0"/>
+          <w:sz w:val="21"/>
+          <w:szCs w:val="21"/>
+          <w14:ligatures w14:val="none"/>
+        </w:rPr>
+        <w:t>)</w:t>
+      </w:r>
+      <w:r>
+        <w:rPr>
+          <w:rFonts w:ascii="Consolas" w:eastAsia="Times New Roman" w:hAnsi="Consolas" w:cs="Times New Roman"/>
+          <w:color w:val="000000"/>
+          <w:kern w:val="0"/>
+          <w:sz w:val="21"/>
+          <w:szCs w:val="21"/>
+          <w14:ligatures w14:val="none"/>
+        </w:rPr>
+        <w:t>:</w:t>
+      </w:r>
+      <w:r>
+        <w:rPr>
+          <w:rFonts w:ascii="Consolas" w:eastAsia="Times New Roman" w:hAnsi="Consolas" w:cs="Times New Roman"/>
+          <w:color w:val="3B3B3B"/>
+          <w:kern w:val="0"/>
+          <w:sz w:val="21"/>
+          <w:szCs w:val="21"/>
+          <w14:ligatures w14:val="none"/>
+        </w:rPr>
+        <w:t xml:space="preserve"> </w:t>
+      </w:r>
+      <w:proofErr w:type="gramStart"/>
+      <w:r>
+        <w:rPr>
+          <w:rFonts w:ascii="Consolas" w:eastAsia="Times New Roman" w:hAnsi="Consolas" w:cs="Times New Roman"/>
+          <w:color w:val="267F99"/>
+          <w:kern w:val="0"/>
+          <w:sz w:val="21"/>
+          <w:szCs w:val="21"/>
+          <w14:ligatures w14:val="none"/>
+        </w:rPr>
+        <w:t>HousingLocationInfo</w:t>
+      </w:r>
+      <w:r>
+        <w:rPr>
+          <w:rFonts w:ascii="Consolas" w:eastAsia="Times New Roman" w:hAnsi="Consolas" w:cs="Times New Roman"/>
+          <w:color w:val="3B3B3B"/>
+          <w:kern w:val="0"/>
+          <w:sz w:val="21"/>
+          <w:szCs w:val="21"/>
+          <w14:ligatures w14:val="none"/>
+        </w:rPr>
+        <w:t>[</w:t>
+      </w:r>
+      <w:proofErr w:type="gramEnd"/>
+      <w:r>
+        <w:rPr>
+          <w:rFonts w:ascii="Consolas" w:eastAsia="Times New Roman" w:hAnsi="Consolas" w:cs="Times New Roman"/>
+          <w:color w:val="3B3B3B"/>
+          <w:kern w:val="0"/>
+          <w:sz w:val="21"/>
+          <w:szCs w:val="21"/>
+          <w14:ligatures w14:val="none"/>
+        </w:rPr>
+        <w:t>] {</w:t>
+      </w:r>
+    </w:p>
+    <w:p>
+      <w:pPr>
+        <w:shd w:val="clear" w:color="auto" w:fill="FFFFFF"/>
+        <w:spacing w:after="0" w:line="285" w:lineRule="atLeast"/>
+        <w:rPr>
+          <w:rFonts w:ascii="Consolas" w:eastAsia="Times New Roman" w:hAnsi="Consolas" w:cs="Times New Roman"/>
+          <w:color w:val="3B3B3B"/>
+          <w:kern w:val="0"/>
+          <w:sz w:val="21"/>
+          <w:szCs w:val="21"/>
+          <w14:ligatures w14:val="none"/>
+        </w:rPr>
+      </w:pPr>
+      <w:r>
+        <w:rPr>
+          <w:rFonts w:ascii="Consolas" w:eastAsia="Times New Roman" w:hAnsi="Consolas" w:cs="Times New Roman"/>
+          <w:color w:val="3B3B3B"/>
+          <w:kern w:val="0"/>
+          <w:sz w:val="21"/>
+          <w:szCs w:val="21"/>
+          <w14:ligatures w14:val="none"/>
+        </w:rPr>
+        <w:t xml:space="preserve">    </w:t>
+      </w:r>
+      <w:r>
+        <w:rPr>
+          <w:rFonts w:ascii="Consolas" w:eastAsia="Times New Roman" w:hAnsi="Consolas" w:cs="Times New Roman"/>
+          <w:color w:val="AF00DB"/>
+          <w:kern w:val="0"/>
+          <w:sz w:val="21"/>
+          <w:szCs w:val="21"/>
+          <w14:ligatures w14:val="none"/>
+        </w:rPr>
+        <w:t>return</w:t>
+      </w:r>
+      <w:r>
+        <w:rPr>
+          <w:rFonts w:ascii="Consolas" w:eastAsia="Times New Roman" w:hAnsi="Consolas" w:cs="Times New Roman"/>
+          <w:color w:val="3B3B3B"/>
+          <w:kern w:val="0"/>
+          <w:sz w:val="21"/>
+          <w:szCs w:val="21"/>
+          <w14:ligatures w14:val="none"/>
+        </w:rPr>
+        <w:t xml:space="preserve"> </w:t>
+      </w:r>
+      <w:proofErr w:type="gramStart"/>
+      <w:r>
+        <w:rPr>
+          <w:rFonts w:ascii="Consolas" w:eastAsia="Times New Roman" w:hAnsi="Consolas" w:cs="Times New Roman"/>
+          <w:color w:val="0000FF"/>
+          <w:kern w:val="0"/>
+          <w:sz w:val="21"/>
+          <w:szCs w:val="21"/>
+          <w14:ligatures w14:val="none"/>
+        </w:rPr>
+        <w:t>this</w:t>
+      </w:r>
+      <w:r>
+        <w:rPr>
+          <w:rFonts w:ascii="Consolas" w:eastAsia="Times New Roman" w:hAnsi="Consolas" w:cs="Times New Roman"/>
+          <w:color w:val="3B3B3B"/>
+          <w:kern w:val="0"/>
+          <w:sz w:val="21"/>
+          <w:szCs w:val="21"/>
+          <w14:ligatures w14:val="none"/>
+        </w:rPr>
+        <w:t>.</w:t>
+      </w:r>
+      <w:r>
+        <w:rPr>
+          <w:rFonts w:ascii="Consolas" w:eastAsia="Times New Roman" w:hAnsi="Consolas" w:cs="Times New Roman"/>
+          <w:color w:val="001080"/>
+          <w:kern w:val="0"/>
+          <w:sz w:val="21"/>
+          <w:szCs w:val="21"/>
+          <w14:ligatures w14:val="none"/>
+        </w:rPr>
+        <w:t>housingLocationList</w:t>
+      </w:r>
+      <w:proofErr w:type="gramEnd"/>
+      <w:r>
+        <w:rPr>
+          <w:rFonts w:ascii="Consolas" w:eastAsia="Times New Roman" w:hAnsi="Consolas" w:cs="Times New Roman"/>
+          <w:color w:val="3B3B3B"/>
+          <w:kern w:val="0"/>
+          <w:sz w:val="21"/>
+          <w:szCs w:val="21"/>
+          <w14:ligatures w14:val="none"/>
+        </w:rPr>
+        <w:t>;</w:t>
+      </w:r>
+    </w:p>
+    <w:p>
+      <w:pPr>
+        <w:shd w:val="clear" w:color="auto" w:fill="FFFFFF"/>
+        <w:spacing w:after="0" w:line="285" w:lineRule="atLeast"/>
+        <w:rPr>
+          <w:rFonts w:ascii="Consolas" w:eastAsia="Times New Roman" w:hAnsi="Consolas" w:cs="Times New Roman"/>
+          <w:color w:val="3B3B3B"/>
+          <w:kern w:val="0"/>
+          <w:sz w:val="21"/>
+          <w:szCs w:val="21"/>
+          <w14:ligatures w14:val="none"/>
+        </w:rPr>
+      </w:pPr>
+      <w:r>
+        <w:rPr>
+          <w:rFonts w:ascii="Consolas" w:eastAsia="Times New Roman" w:hAnsi="Consolas" w:cs="Times New Roman"/>
+          <w:color w:val="3B3B3B"/>
+          <w:kern w:val="0"/>
+          <w:sz w:val="21"/>
+          <w:szCs w:val="21"/>
+          <w14:ligatures w14:val="none"/>
+        </w:rPr>
+        <w:t>  }</w:t>
+      </w:r>
+    </w:p>
+    <w:p>
+      <w:pPr>
+        <w:shd w:val="clear" w:color="auto" w:fill="FFFFFF"/>
+        <w:spacing w:after="0" w:line="285" w:lineRule="atLeast"/>
+        <w:rPr>
+          <w:rFonts w:ascii="Consolas" w:eastAsia="Times New Roman" w:hAnsi="Consolas" w:cs="Times New Roman"/>
+          <w:color w:val="3B3B3B"/>
+          <w:kern w:val="0"/>
+          <w:sz w:val="21"/>
+          <w:szCs w:val="21"/>
+          <w14:ligatures w14:val="none"/>
+        </w:rPr>
+      </w:pPr>
+      <w:r>
+        <w:rPr>
+          <w:rFonts w:ascii="Consolas" w:eastAsia="Times New Roman" w:hAnsi="Consolas" w:cs="Times New Roman"/>
+          <w:color w:val="3B3B3B"/>
+          <w:kern w:val="0"/>
+          <w:sz w:val="21"/>
+          <w:szCs w:val="21"/>
+          <w14:ligatures w14:val="none"/>
+        </w:rPr>
+        <w:t xml:space="preserve">  </w:t>
+      </w:r>
+      <w:proofErr w:type="gramStart"/>
+      <w:r>
+        <w:rPr>
+          <w:rFonts w:ascii="Consolas" w:eastAsia="Times New Roman" w:hAnsi="Consolas" w:cs="Times New Roman"/>
+          <w:color w:val="795E26"/>
+          <w:kern w:val="0"/>
+          <w:sz w:val="21"/>
+          <w:szCs w:val="21"/>
+          <w14:ligatures w14:val="none"/>
+        </w:rPr>
+        <w:t>getHousingLocationById</w:t>
+      </w:r>
+      <w:r>
+        <w:rPr>
+          <w:rFonts w:ascii="Consolas" w:eastAsia="Times New Roman" w:hAnsi="Consolas" w:cs="Times New Roman"/>
+          <w:color w:val="3B3B3B"/>
+          <w:kern w:val="0"/>
+          <w:sz w:val="21"/>
+          <w:szCs w:val="21"/>
+          <w14:ligatures w14:val="none"/>
+        </w:rPr>
+        <w:t>(</w:t>
+      </w:r>
+      <w:proofErr w:type="gramEnd"/>
+      <w:r>
+        <w:rPr>
+          <w:rFonts w:ascii="Consolas" w:eastAsia="Times New Roman" w:hAnsi="Consolas" w:cs="Times New Roman"/>
+          <w:color w:val="001080"/>
+          <w:kern w:val="0"/>
+          <w:sz w:val="21"/>
+          <w:szCs w:val="21"/>
+          <w14:ligatures w14:val="none"/>
+        </w:rPr>
+        <w:t>id</w:t>
+      </w:r>
+      <w:r>
+        <w:rPr>
+          <w:rFonts w:ascii="Consolas" w:eastAsia="Times New Roman" w:hAnsi="Consolas" w:cs="Times New Roman"/>
+          <w:color w:val="000000"/>
+          <w:kern w:val="0"/>
+          <w:sz w:val="21"/>
+          <w:szCs w:val="21"/>
+          <w14:ligatures w14:val="none"/>
+        </w:rPr>
+        <w:t>:</w:t>
+      </w:r>
+      <w:r>
+        <w:rPr>
+          <w:rFonts w:ascii="Consolas" w:eastAsia="Times New Roman" w:hAnsi="Consolas" w:cs="Times New Roman"/>
+          <w:color w:val="3B3B3B"/>
+          <w:kern w:val="0"/>
+          <w:sz w:val="21"/>
+          <w:szCs w:val="21"/>
+          <w14:ligatures w14:val="none"/>
+        </w:rPr>
+        <w:t xml:space="preserve"> </w:t>
+      </w:r>
+      <w:r>
+        <w:rPr>
+          <w:rFonts w:ascii="Consolas" w:eastAsia="Times New Roman" w:hAnsi="Consolas" w:cs="Times New Roman"/>
+          <w:color w:val="267F99"/>
+          <w:kern w:val="0"/>
+          <w:sz w:val="21"/>
+          <w:szCs w:val="21"/>
+          <w14:ligatures w14:val="none"/>
+        </w:rPr>
+        <w:t>number</w:t>
+      </w:r>
+      <w:r>
+        <w:rPr>
+          <w:rFonts w:ascii="Consolas" w:eastAsia="Times New Roman" w:hAnsi="Consolas" w:cs="Times New Roman"/>
+          <w:color w:val="3B3B3B"/>
+          <w:kern w:val="0"/>
+          <w:sz w:val="21"/>
+          <w:szCs w:val="21"/>
+          <w14:ligatures w14:val="none"/>
+        </w:rPr>
+        <w:t>)</w:t>
+      </w:r>
+      <w:r>
+        <w:rPr>
+          <w:rFonts w:ascii="Consolas" w:eastAsia="Times New Roman" w:hAnsi="Consolas" w:cs="Times New Roman"/>
+          <w:color w:val="000000"/>
+          <w:kern w:val="0"/>
+          <w:sz w:val="21"/>
+          <w:szCs w:val="21"/>
+          <w14:ligatures w14:val="none"/>
+        </w:rPr>
+        <w:t>:</w:t>
+      </w:r>
+      <w:r>
+        <w:rPr>
+          <w:rFonts w:ascii="Consolas" w:eastAsia="Times New Roman" w:hAnsi="Consolas" w:cs="Times New Roman"/>
+          <w:color w:val="3B3B3B"/>
+          <w:kern w:val="0"/>
+          <w:sz w:val="21"/>
+          <w:szCs w:val="21"/>
+          <w14:ligatures w14:val="none"/>
+        </w:rPr>
+        <w:t xml:space="preserve"> </w:t>
+      </w:r>
+      <w:r>
+        <w:rPr>
+          <w:rFonts w:ascii="Consolas" w:eastAsia="Times New Roman" w:hAnsi="Consolas" w:cs="Times New Roman"/>
+          <w:color w:val="267F99"/>
+          <w:kern w:val="0"/>
+          <w:sz w:val="21"/>
+          <w:szCs w:val="21"/>
+          <w14:ligatures w14:val="none"/>
+        </w:rPr>
+        <w:t>HousingLocationInfo</w:t>
+      </w:r>
+      <w:r>
+        <w:rPr>
+          <w:rFonts w:ascii="Consolas" w:eastAsia="Times New Roman" w:hAnsi="Consolas" w:cs="Times New Roman"/>
+          <w:color w:val="3B3B3B"/>
+          <w:kern w:val="0"/>
+          <w:sz w:val="21"/>
+          <w:szCs w:val="21"/>
+          <w14:ligatures w14:val="none"/>
+        </w:rPr>
+        <w:t xml:space="preserve"> </w:t>
+      </w:r>
+      <w:r>
+        <w:rPr>
+          <w:rFonts w:ascii="Consolas" w:eastAsia="Times New Roman" w:hAnsi="Consolas" w:cs="Times New Roman"/>
+          <w:color w:val="000000"/>
+          <w:kern w:val="0"/>
+          <w:sz w:val="21"/>
+          <w:szCs w:val="21"/>
+          <w14:ligatures w14:val="none"/>
+        </w:rPr>
+        <w:t>|</w:t>
+      </w:r>
+      <w:r>
+        <w:rPr>
+          <w:rFonts w:ascii="Consolas" w:eastAsia="Times New Roman" w:hAnsi="Consolas" w:cs="Times New Roman"/>
+          <w:color w:val="3B3B3B"/>
+          <w:kern w:val="0"/>
+          <w:sz w:val="21"/>
+          <w:szCs w:val="21"/>
+          <w14:ligatures w14:val="none"/>
+        </w:rPr>
+        <w:t xml:space="preserve"> </w:t>
+      </w:r>
+      <w:r>
+        <w:rPr>
+          <w:rFonts w:ascii="Consolas" w:eastAsia="Times New Roman" w:hAnsi="Consolas" w:cs="Times New Roman"/>
+          <w:color w:val="267F99"/>
+          <w:kern w:val="0"/>
+          <w:sz w:val="21"/>
+          <w:szCs w:val="21"/>
+          <w14:ligatures w14:val="none"/>
+        </w:rPr>
+        <w:t>undefined</w:t>
+      </w:r>
+      <w:r>
+        <w:rPr>
+          <w:rFonts w:ascii="Consolas" w:eastAsia="Times New Roman" w:hAnsi="Consolas" w:cs="Times New Roman"/>
+          <w:color w:val="3B3B3B"/>
+          <w:kern w:val="0"/>
+          <w:sz w:val="21"/>
+          <w:szCs w:val="21"/>
+          <w14:ligatures w14:val="none"/>
+        </w:rPr>
+        <w:t xml:space="preserve"> {</w:t>
+      </w:r>
+    </w:p>
+    <w:p>
+      <w:pPr>
+        <w:shd w:val="clear" w:color="auto" w:fill="FFFFFF"/>
+        <w:spacing w:after="0" w:line="285" w:lineRule="atLeast"/>
+        <w:rPr>
+          <w:rFonts w:ascii="Consolas" w:eastAsia="Times New Roman" w:hAnsi="Consolas" w:cs="Times New Roman"/>
+          <w:color w:val="3B3B3B"/>
+          <w:kern w:val="0"/>
+          <w:sz w:val="21"/>
+          <w:szCs w:val="21"/>
+          <w14:ligatures w14:val="none"/>
+        </w:rPr>
+      </w:pPr>
+      <w:r>
+        <w:rPr>
+          <w:rFonts w:ascii="Consolas" w:eastAsia="Times New Roman" w:hAnsi="Consolas" w:cs="Times New Roman"/>
+          <w:color w:val="3B3B3B"/>
+          <w:kern w:val="0"/>
+          <w:sz w:val="21"/>
+          <w:szCs w:val="21"/>
+          <w14:ligatures w14:val="none"/>
+        </w:rPr>
+        <w:t xml:space="preserve">    </w:t>
+      </w:r>
+      <w:r>
+        <w:rPr>
+          <w:rFonts w:ascii="Consolas" w:eastAsia="Times New Roman" w:hAnsi="Consolas" w:cs="Times New Roman"/>
+          <w:color w:val="AF00DB"/>
+          <w:kern w:val="0"/>
+          <w:sz w:val="21"/>
+          <w:szCs w:val="21"/>
+          <w14:ligatures w14:val="none"/>
+        </w:rPr>
+        <w:t>return</w:t>
+      </w:r>
+      <w:r>
+        <w:rPr>
+          <w:rFonts w:ascii="Consolas" w:eastAsia="Times New Roman" w:hAnsi="Consolas" w:cs="Times New Roman"/>
+          <w:color w:val="3B3B3B"/>
+          <w:kern w:val="0"/>
+          <w:sz w:val="21"/>
+          <w:szCs w:val="21"/>
+          <w14:ligatures w14:val="none"/>
+        </w:rPr>
+        <w:t xml:space="preserve"> </w:t>
+      </w:r>
+      <w:proofErr w:type="gramStart"/>
+      <w:r>
+        <w:rPr>
+          <w:rFonts w:ascii="Consolas" w:eastAsia="Times New Roman" w:hAnsi="Consolas" w:cs="Times New Roman"/>
+          <w:color w:val="0000FF"/>
+          <w:kern w:val="0"/>
+          <w:sz w:val="21"/>
+          <w:szCs w:val="21"/>
+          <w14:ligatures w14:val="none"/>
+        </w:rPr>
+        <w:t>this</w:t>
+      </w:r>
+      <w:r>
+        <w:rPr>
+          <w:rFonts w:ascii="Consolas" w:eastAsia="Times New Roman" w:hAnsi="Consolas" w:cs="Times New Roman"/>
+          <w:color w:val="3B3B3B"/>
+          <w:kern w:val="0"/>
+          <w:sz w:val="21"/>
+          <w:szCs w:val="21"/>
+          <w14:ligatures w14:val="none"/>
+        </w:rPr>
+        <w:t>.</w:t>
+      </w:r>
+      <w:r>
+        <w:rPr>
+          <w:rFonts w:ascii="Consolas" w:eastAsia="Times New Roman" w:hAnsi="Consolas" w:cs="Times New Roman"/>
+          <w:color w:val="001080"/>
+          <w:kern w:val="0"/>
+          <w:sz w:val="21"/>
+          <w:szCs w:val="21"/>
+          <w14:ligatures w14:val="none"/>
+        </w:rPr>
+        <w:t>housingLocationList</w:t>
+      </w:r>
+      <w:r>
+        <w:rPr>
+          <w:rFonts w:ascii="Consolas" w:eastAsia="Times New Roman" w:hAnsi="Consolas" w:cs="Times New Roman"/>
+          <w:color w:val="3B3B3B"/>
+          <w:kern w:val="0"/>
+          <w:sz w:val="21"/>
+          <w:szCs w:val="21"/>
+          <w14:ligatures w14:val="none"/>
+        </w:rPr>
+        <w:t>.</w:t>
+      </w:r>
+      <w:r>
+        <w:rPr>
+          <w:rFonts w:ascii="Consolas" w:eastAsia="Times New Roman" w:hAnsi="Consolas" w:cs="Times New Roman"/>
+          <w:color w:val="795E26"/>
+          <w:kern w:val="0"/>
+          <w:sz w:val="21"/>
+          <w:szCs w:val="21"/>
+          <w14:ligatures w14:val="none"/>
+        </w:rPr>
+        <w:t>find</w:t>
+      </w:r>
+      <w:proofErr w:type="gramEnd"/>
+      <w:r>
+        <w:rPr>
+          <w:rFonts w:ascii="Consolas" w:eastAsia="Times New Roman" w:hAnsi="Consolas" w:cs="Times New Roman"/>
+          <w:color w:val="3B3B3B"/>
+          <w:kern w:val="0"/>
+          <w:sz w:val="21"/>
+          <w:szCs w:val="21"/>
+          <w14:ligatures w14:val="none"/>
+        </w:rPr>
+        <w:t>((</w:t>
+      </w:r>
+      <w:r>
+        <w:rPr>
+          <w:rFonts w:ascii="Consolas" w:eastAsia="Times New Roman" w:hAnsi="Consolas" w:cs="Times New Roman"/>
+          <w:color w:val="001080"/>
+          <w:kern w:val="0"/>
+          <w:sz w:val="21"/>
+          <w:szCs w:val="21"/>
+          <w14:ligatures w14:val="none"/>
+        </w:rPr>
+        <w:t>housingLocation</w:t>
+      </w:r>
+      <w:r>
+        <w:rPr>
+          <w:rFonts w:ascii="Consolas" w:eastAsia="Times New Roman" w:hAnsi="Consolas" w:cs="Times New Roman"/>
+          <w:color w:val="3B3B3B"/>
+          <w:kern w:val="0"/>
+          <w:sz w:val="21"/>
+          <w:szCs w:val="21"/>
+          <w14:ligatures w14:val="none"/>
+        </w:rPr>
+        <w:t xml:space="preserve">) </w:t>
+      </w:r>
+      <w:r>
+        <w:rPr>
+          <w:rFonts w:ascii="Consolas" w:eastAsia="Times New Roman" w:hAnsi="Consolas" w:cs="Times New Roman"/>
+          <w:color w:val="0000FF"/>
+          <w:kern w:val="0"/>
+          <w:sz w:val="21"/>
+          <w:szCs w:val="21"/>
+          <w14:ligatures w14:val="none"/>
+        </w:rPr>
+        <w:t>=&gt;</w:t>
+      </w:r>
+      <w:r>
+        <w:rPr>
+          <w:rFonts w:ascii="Consolas" w:eastAsia="Times New Roman" w:hAnsi="Consolas" w:cs="Times New Roman"/>
+          <w:color w:val="3B3B3B"/>
+          <w:kern w:val="0"/>
+          <w:sz w:val="21"/>
+          <w:szCs w:val="21"/>
+          <w14:ligatures w14:val="none"/>
+        </w:rPr>
+        <w:t xml:space="preserve"> </w:t>
+      </w:r>
+      <w:r>
+        <w:rPr>
+          <w:rFonts w:ascii="Consolas" w:eastAsia="Times New Roman" w:hAnsi="Consolas" w:cs="Times New Roman"/>
+          <w:color w:val="001080"/>
+          <w:kern w:val="0"/>
+          <w:sz w:val="21"/>
+          <w:szCs w:val="21"/>
+          <w14:ligatures w14:val="none"/>
+        </w:rPr>
+        <w:t>housingLocation</w:t>
+      </w:r>
+      <w:r>
+        <w:rPr>
+          <w:rFonts w:ascii="Consolas" w:eastAsia="Times New Roman" w:hAnsi="Consolas" w:cs="Times New Roman"/>
+          <w:color w:val="3B3B3B"/>
+          <w:kern w:val="0"/>
+          <w:sz w:val="21"/>
+          <w:szCs w:val="21"/>
+          <w14:ligatures w14:val="none"/>
+        </w:rPr>
+        <w:t>.</w:t>
+      </w:r>
+      <w:r>
+        <w:rPr>
+          <w:rFonts w:ascii="Consolas" w:eastAsia="Times New Roman" w:hAnsi="Consolas" w:cs="Times New Roman"/>
+          <w:color w:val="001080"/>
+          <w:kern w:val="0"/>
+          <w:sz w:val="21"/>
+          <w:szCs w:val="21"/>
+          <w14:ligatures w14:val="none"/>
+        </w:rPr>
+        <w:t>id</w:t>
+      </w:r>
+      <w:r>
+        <w:rPr>
+          <w:rFonts w:ascii="Consolas" w:eastAsia="Times New Roman" w:hAnsi="Consolas" w:cs="Times New Roman"/>
+          <w:color w:val="3B3B3B"/>
+          <w:kern w:val="0"/>
+          <w:sz w:val="21"/>
+          <w:szCs w:val="21"/>
+          <w14:ligatures w14:val="none"/>
+        </w:rPr>
+        <w:t xml:space="preserve"> </w:t>
+      </w:r>
+      <w:r>
+        <w:rPr>
+          <w:rFonts w:ascii="Consolas" w:eastAsia="Times New Roman" w:hAnsi="Consolas" w:cs="Times New Roman"/>
+          <w:color w:val="000000"/>
+          <w:kern w:val="0"/>
+          <w:sz w:val="21"/>
+          <w:szCs w:val="21"/>
+          <w14:ligatures w14:val="none"/>
+        </w:rPr>
+        <w:t>===</w:t>
+      </w:r>
+      <w:r>
+        <w:rPr>
+          <w:rFonts w:ascii="Consolas" w:eastAsia="Times New Roman" w:hAnsi="Consolas" w:cs="Times New Roman"/>
+          <w:color w:val="3B3B3B"/>
+          <w:kern w:val="0"/>
+          <w:sz w:val="21"/>
+          <w:szCs w:val="21"/>
+          <w14:ligatures w14:val="none"/>
+        </w:rPr>
+        <w:t xml:space="preserve"> </w:t>
+      </w:r>
+      <w:r>
+        <w:rPr>
+          <w:rFonts w:ascii="Consolas" w:eastAsia="Times New Roman" w:hAnsi="Consolas" w:cs="Times New Roman"/>
+          <w:color w:val="001080"/>
+          <w:kern w:val="0"/>
+          <w:sz w:val="21"/>
+          <w:szCs w:val="21"/>
+          <w14:ligatures w14:val="none"/>
+        </w:rPr>
+        <w:t>id</w:t>
+      </w:r>
+      <w:r>
+        <w:rPr>
+          <w:rFonts w:ascii="Consolas" w:eastAsia="Times New Roman" w:hAnsi="Consolas" w:cs="Times New Roman"/>
+          <w:color w:val="3B3B3B"/>
+          <w:kern w:val="0"/>
+          <w:sz w:val="21"/>
+          <w:szCs w:val="21"/>
+          <w14:ligatures w14:val="none"/>
+        </w:rPr>
+        <w:t>);</w:t>
+      </w:r>
+    </w:p>
+    <w:p>
+      <w:pPr>
+        <w:shd w:val="clear" w:color="auto" w:fill="FFFFFF"/>
+        <w:spacing w:after="0" w:line="285" w:lineRule="atLeast"/>
+        <w:rPr>
+          <w:rFonts w:ascii="Consolas" w:eastAsia="Times New Roman" w:hAnsi="Consolas" w:cs="Times New Roman"/>
+          <w:color w:val="3B3B3B"/>
+          <w:kern w:val="0"/>
+          <w:sz w:val="21"/>
+          <w:szCs w:val="21"/>
+          <w14:ligatures w14:val="none"/>
+        </w:rPr>
+      </w:pPr>
+      <w:r>
+        <w:rPr>
+          <w:rFonts w:ascii="Consolas" w:eastAsia="Times New Roman" w:hAnsi="Consolas" w:cs="Times New Roman"/>
+          <w:color w:val="3B3B3B"/>
+          <w:kern w:val="0"/>
+          <w:sz w:val="21"/>
+          <w:szCs w:val="21"/>
+          <w14:ligatures w14:val="none"/>
+        </w:rPr>
+        <w:t>  }</w:t>
+      </w:r>
+    </w:p>
+    <w:p>
+      <w:pPr>
+        <w:shd w:val="clear" w:color="auto" w:fill="FFFFFF"/>
+        <w:spacing w:after="0" w:line="285" w:lineRule="atLeast"/>
+        <w:rPr>
+          <w:rFonts w:ascii="Consolas" w:eastAsia="Times New Roman" w:hAnsi="Consolas" w:cs="Times New Roman"/>
+          <w:color w:val="3B3B3B"/>
+          <w:kern w:val="0"/>
+          <w:sz w:val="21"/>
+          <w:szCs w:val="21"/>
+          <w14:ligatures w14:val="none"/>
+        </w:rPr>
+      </w:pPr>
+      <w:r>
+        <w:rPr>
+          <w:rFonts w:ascii="Consolas" w:eastAsia="Times New Roman" w:hAnsi="Consolas" w:cs="Times New Roman"/>
+          <w:color w:val="3B3B3B"/>
+          <w:kern w:val="0"/>
+          <w:sz w:val="21"/>
+          <w:szCs w:val="21"/>
+          <w14:ligatures w14:val="none"/>
+        </w:rPr>
+        <w:t>}</w:t>
+      </w:r>
+    </w:p>
+    <w:p>
+      <w:pPr>
+        <w:shd w:val="clear" w:color="auto" w:fill="FFFFFF"/>
+        <w:spacing w:after="0" w:line="285" w:lineRule="atLeast"/>
+        <w:rPr>
+          <w:rFonts w:ascii="Consolas" w:eastAsia="Times New Roman" w:hAnsi="Consolas" w:cs="Times New Roman"/>
+          <w:color w:val="3B3B3B"/>
+          <w:kern w:val="0"/>
+          <w:sz w:val="21"/>
+          <w:szCs w:val="21"/>
+          <w14:ligatures w14:val="none"/>
+        </w:rPr>
+      </w:pPr>
+      <w:r>
+        <w:rPr>
+          <w:rFonts w:ascii="Consolas" w:eastAsia="Times New Roman" w:hAnsi="Consolas" w:cs="Times New Roman"/>
+          <w:color w:val="3B3B3B"/>
+          <w:kern w:val="0"/>
+          <w:sz w:val="21"/>
+          <w:szCs w:val="21"/>
+          <w14:ligatures w14:val="none"/>
+        </w:rPr>
+        <w:tab/>
+      </w:r>
+      <w:r>
+        <w:rPr>
+          <w:rFonts w:ascii="Consolas" w:eastAsia="Times New Roman" w:hAnsi="Consolas" w:cs="Times New Roman"/>
+          <w:color w:val="3B3B3B"/>
+          <w:kern w:val="0"/>
+          <w:sz w:val="21"/>
+          <w:szCs w:val="21"/>
+          <w14:ligatures w14:val="none"/>
+        </w:rPr>
+        <w:tab/>
+        <w:t>----------------------------------------------------</w:t>
+      </w:r>
+    </w:p>
+    <w:p>
+      <w:pPr>
+        <w:shd w:val="clear" w:color="auto" w:fill="FFFFFF"/>
+        <w:spacing w:after="0" w:line="285" w:lineRule="atLeast"/>
+        <w:rPr>
+          <w:rFonts w:ascii="Consolas" w:eastAsia="Times New Roman" w:hAnsi="Consolas" w:cs="Times New Roman"/>
+          <w:color w:val="3B3B3B"/>
+          <w:kern w:val="0"/>
+          <w:sz w:val="21"/>
+          <w:szCs w:val="21"/>
+          <w14:ligatures w14:val="none"/>
+        </w:rPr>
+      </w:pPr>
+      <w:r>
+        <w:rPr>
+          <w:rFonts w:ascii="Consolas" w:eastAsia="Times New Roman" w:hAnsi="Consolas" w:cs="Times New Roman"/>
+          <w:color w:val="AF00DB"/>
+          <w:kern w:val="0"/>
+          <w:sz w:val="21"/>
+          <w:szCs w:val="21"/>
+          <w14:ligatures w14:val="none"/>
+        </w:rPr>
+        <w:t>import</w:t>
+      </w:r>
+      <w:r>
+        <w:rPr>
+          <w:rFonts w:ascii="Consolas" w:eastAsia="Times New Roman" w:hAnsi="Consolas" w:cs="Times New Roman"/>
+          <w:color w:val="3B3B3B"/>
+          <w:kern w:val="0"/>
+          <w:sz w:val="21"/>
+          <w:szCs w:val="21"/>
+          <w14:ligatures w14:val="none"/>
+        </w:rPr>
+        <w:t xml:space="preserve"> </w:t>
+      </w:r>
+      <w:proofErr w:type="gramStart"/>
+      <w:r>
+        <w:rPr>
+          <w:rFonts w:ascii="Consolas" w:eastAsia="Times New Roman" w:hAnsi="Consolas" w:cs="Times New Roman"/>
+          <w:color w:val="3B3B3B"/>
+          <w:kern w:val="0"/>
+          <w:sz w:val="21"/>
+          <w:szCs w:val="21"/>
+          <w14:ligatures w14:val="none"/>
+        </w:rPr>
+        <w:t xml:space="preserve">{ </w:t>
+      </w:r>
+      <w:r>
+        <w:rPr>
+          <w:rFonts w:ascii="Consolas" w:eastAsia="Times New Roman" w:hAnsi="Consolas" w:cs="Times New Roman"/>
+          <w:color w:val="001080"/>
+          <w:kern w:val="0"/>
+          <w:sz w:val="21"/>
+          <w:szCs w:val="21"/>
+          <w14:ligatures w14:val="none"/>
+        </w:rPr>
+        <w:t>Component</w:t>
+      </w:r>
+      <w:proofErr w:type="gramEnd"/>
+      <w:r>
+        <w:rPr>
+          <w:rFonts w:ascii="Consolas" w:eastAsia="Times New Roman" w:hAnsi="Consolas" w:cs="Times New Roman"/>
+          <w:color w:val="3B3B3B"/>
+          <w:kern w:val="0"/>
+          <w:sz w:val="21"/>
+          <w:szCs w:val="21"/>
+          <w14:ligatures w14:val="none"/>
+        </w:rPr>
+        <w:t xml:space="preserve">, </w:t>
+      </w:r>
+      <w:proofErr w:type="gramStart"/>
+      <w:r>
+        <w:rPr>
+          <w:rFonts w:ascii="Consolas" w:eastAsia="Times New Roman" w:hAnsi="Consolas" w:cs="Times New Roman"/>
+          <w:color w:val="001080"/>
+          <w:kern w:val="0"/>
+          <w:sz w:val="21"/>
+          <w:szCs w:val="21"/>
+          <w14:ligatures w14:val="none"/>
+        </w:rPr>
+        <w:t>inject</w:t>
+      </w:r>
+      <w:r>
+        <w:rPr>
+          <w:rFonts w:ascii="Consolas" w:eastAsia="Times New Roman" w:hAnsi="Consolas" w:cs="Times New Roman"/>
+          <w:color w:val="3B3B3B"/>
+          <w:kern w:val="0"/>
+          <w:sz w:val="21"/>
+          <w:szCs w:val="21"/>
+          <w14:ligatures w14:val="none"/>
+        </w:rPr>
+        <w:t xml:space="preserve"> }</w:t>
+      </w:r>
+      <w:proofErr w:type="gramEnd"/>
+      <w:r>
+        <w:rPr>
+          <w:rFonts w:ascii="Consolas" w:eastAsia="Times New Roman" w:hAnsi="Consolas" w:cs="Times New Roman"/>
+          <w:color w:val="3B3B3B"/>
+          <w:kern w:val="0"/>
+          <w:sz w:val="21"/>
+          <w:szCs w:val="21"/>
+          <w14:ligatures w14:val="none"/>
+        </w:rPr>
+        <w:t xml:space="preserve"> </w:t>
+      </w:r>
+      <w:r>
+        <w:rPr>
+          <w:rFonts w:ascii="Consolas" w:eastAsia="Times New Roman" w:hAnsi="Consolas" w:cs="Times New Roman"/>
+          <w:color w:val="AF00DB"/>
+          <w:kern w:val="0"/>
+          <w:sz w:val="21"/>
+          <w:szCs w:val="21"/>
+          <w14:ligatures w14:val="none"/>
+        </w:rPr>
+        <w:t>from</w:t>
+      </w:r>
+      <w:r>
+        <w:rPr>
+          <w:rFonts w:ascii="Consolas" w:eastAsia="Times New Roman" w:hAnsi="Consolas" w:cs="Times New Roman"/>
+          <w:color w:val="3B3B3B"/>
+          <w:kern w:val="0"/>
+          <w:sz w:val="21"/>
+          <w:szCs w:val="21"/>
+          <w14:ligatures w14:val="none"/>
+        </w:rPr>
+        <w:t xml:space="preserve"> </w:t>
+      </w:r>
+      <w:r>
+        <w:rPr>
+          <w:rFonts w:ascii="Consolas" w:eastAsia="Times New Roman" w:hAnsi="Consolas" w:cs="Times New Roman"/>
+          <w:color w:val="A31515"/>
+          <w:kern w:val="0"/>
+          <w:sz w:val="21"/>
+          <w:szCs w:val="21"/>
+          <w14:ligatures w14:val="none"/>
+        </w:rPr>
+        <w:t>'@angular/core'</w:t>
+      </w:r>
+    </w:p>
+    <w:p>
+      <w:pPr>
+        <w:shd w:val="clear" w:color="auto" w:fill="FFFFFF"/>
+        <w:spacing w:after="0" w:line="285" w:lineRule="atLeast"/>
+        <w:rPr>
+          <w:rFonts w:ascii="Consolas" w:eastAsia="Times New Roman" w:hAnsi="Consolas" w:cs="Times New Roman"/>
+          <w:color w:val="3B3B3B"/>
+          <w:kern w:val="0"/>
+          <w:sz w:val="21"/>
+          <w:szCs w:val="21"/>
+          <w14:ligatures w14:val="none"/>
+        </w:rPr>
+      </w:pPr>
+      <w:r>
+        <w:rPr>
+          <w:rFonts w:ascii="Consolas" w:eastAsia="Times New Roman" w:hAnsi="Consolas" w:cs="Times New Roman"/>
+          <w:color w:val="AF00DB"/>
+          <w:kern w:val="0"/>
+          <w:sz w:val="21"/>
+          <w:szCs w:val="21"/>
+          <w14:ligatures w14:val="none"/>
+        </w:rPr>
+        <w:t>import</w:t>
+      </w:r>
+      <w:r>
+        <w:rPr>
+          <w:rFonts w:ascii="Consolas" w:eastAsia="Times New Roman" w:hAnsi="Consolas" w:cs="Times New Roman"/>
+          <w:color w:val="3B3B3B"/>
+          <w:kern w:val="0"/>
+          <w:sz w:val="21"/>
+          <w:szCs w:val="21"/>
+          <w14:ligatures w14:val="none"/>
+        </w:rPr>
+        <w:t xml:space="preserve"> </w:t>
+      </w:r>
+      <w:proofErr w:type="gramStart"/>
+      <w:r>
+        <w:rPr>
+          <w:rFonts w:ascii="Consolas" w:eastAsia="Times New Roman" w:hAnsi="Consolas" w:cs="Times New Roman"/>
+          <w:color w:val="3B3B3B"/>
+          <w:kern w:val="0"/>
+          <w:sz w:val="21"/>
+          <w:szCs w:val="21"/>
+          <w14:ligatures w14:val="none"/>
+        </w:rPr>
+        <w:t xml:space="preserve">{ </w:t>
+      </w:r>
+      <w:r>
+        <w:rPr>
+          <w:rFonts w:ascii="Consolas" w:eastAsia="Times New Roman" w:hAnsi="Consolas" w:cs="Times New Roman"/>
+          <w:color w:val="001080"/>
+          <w:kern w:val="0"/>
+          <w:sz w:val="21"/>
+          <w:szCs w:val="21"/>
+          <w14:ligatures w14:val="none"/>
+        </w:rPr>
+        <w:t>HousingLocation</w:t>
+      </w:r>
+      <w:proofErr w:type="gramEnd"/>
+      <w:r>
+        <w:rPr>
+          <w:rFonts w:ascii="Consolas" w:eastAsia="Times New Roman" w:hAnsi="Consolas" w:cs="Times New Roman"/>
+          <w:color w:val="3B3B3B"/>
+          <w:kern w:val="0"/>
+          <w:sz w:val="21"/>
+          <w:szCs w:val="21"/>
+          <w14:ligatures w14:val="none"/>
+        </w:rPr>
+        <w:t xml:space="preserve"> } </w:t>
+      </w:r>
+      <w:r>
+        <w:rPr>
+          <w:rFonts w:ascii="Consolas" w:eastAsia="Times New Roman" w:hAnsi="Consolas" w:cs="Times New Roman"/>
+          <w:color w:val="AF00DB"/>
+          <w:kern w:val="0"/>
+          <w:sz w:val="21"/>
+          <w:szCs w:val="21"/>
+          <w14:ligatures w14:val="none"/>
+        </w:rPr>
+        <w:t>from</w:t>
+      </w:r>
+      <w:r>
+        <w:rPr>
+          <w:rFonts w:ascii="Consolas" w:eastAsia="Times New Roman" w:hAnsi="Consolas" w:cs="Times New Roman"/>
+          <w:color w:val="3B3B3B"/>
+          <w:kern w:val="0"/>
+          <w:sz w:val="21"/>
+          <w:szCs w:val="21"/>
+          <w14:ligatures w14:val="none"/>
+        </w:rPr>
+        <w:t xml:space="preserve"> </w:t>
+      </w:r>
+      <w:proofErr w:type="gramStart"/>
+      <w:r>
+        <w:rPr>
+          <w:rFonts w:ascii="Consolas" w:eastAsia="Times New Roman" w:hAnsi="Consolas" w:cs="Times New Roman"/>
+          <w:color w:val="A31515"/>
+          <w:kern w:val="0"/>
+          <w:sz w:val="21"/>
+          <w:szCs w:val="21"/>
+          <w14:ligatures w14:val="none"/>
+        </w:rPr>
+        <w:t>'..</w:t>
+      </w:r>
+      <w:proofErr w:type="gramEnd"/>
+      <w:r>
+        <w:rPr>
+          <w:rFonts w:ascii="Consolas" w:eastAsia="Times New Roman" w:hAnsi="Consolas" w:cs="Times New Roman"/>
+          <w:color w:val="A31515"/>
+          <w:kern w:val="0"/>
+          <w:sz w:val="21"/>
+          <w:szCs w:val="21"/>
+          <w14:ligatures w14:val="none"/>
+        </w:rPr>
+        <w:t>/housing-location/housing-location'</w:t>
+      </w:r>
+    </w:p>
+    <w:p>
+      <w:pPr>
+        <w:shd w:val="clear" w:color="auto" w:fill="FFFFFF"/>
+        <w:spacing w:after="0" w:line="285" w:lineRule="atLeast"/>
+        <w:rPr>
+          <w:rFonts w:ascii="Consolas" w:eastAsia="Times New Roman" w:hAnsi="Consolas" w:cs="Times New Roman"/>
+          <w:color w:val="3B3B3B"/>
+          <w:kern w:val="0"/>
+          <w:sz w:val="21"/>
+          <w:szCs w:val="21"/>
+          <w14:ligatures w14:val="none"/>
+        </w:rPr>
+      </w:pPr>
+      <w:r>
+        <w:rPr>
+          <w:rFonts w:ascii="Consolas" w:eastAsia="Times New Roman" w:hAnsi="Consolas" w:cs="Times New Roman"/>
+          <w:color w:val="AF00DB"/>
+          <w:kern w:val="0"/>
+          <w:sz w:val="21"/>
+          <w:szCs w:val="21"/>
+          <w14:ligatures w14:val="none"/>
+        </w:rPr>
+        <w:t>import</w:t>
+      </w:r>
+      <w:r>
+        <w:rPr>
+          <w:rFonts w:ascii="Consolas" w:eastAsia="Times New Roman" w:hAnsi="Consolas" w:cs="Times New Roman"/>
+          <w:color w:val="3B3B3B"/>
+          <w:kern w:val="0"/>
+          <w:sz w:val="21"/>
+          <w:szCs w:val="21"/>
+          <w14:ligatures w14:val="none"/>
+        </w:rPr>
+        <w:t xml:space="preserve"> </w:t>
+      </w:r>
+      <w:proofErr w:type="gramStart"/>
+      <w:r>
+        <w:rPr>
+          <w:rFonts w:ascii="Consolas" w:eastAsia="Times New Roman" w:hAnsi="Consolas" w:cs="Times New Roman"/>
+          <w:color w:val="3B3B3B"/>
+          <w:kern w:val="0"/>
+          <w:sz w:val="21"/>
+          <w:szCs w:val="21"/>
+          <w14:ligatures w14:val="none"/>
+        </w:rPr>
+        <w:t xml:space="preserve">{ </w:t>
+      </w:r>
+      <w:r>
+        <w:rPr>
+          <w:rFonts w:ascii="Consolas" w:eastAsia="Times New Roman" w:hAnsi="Consolas" w:cs="Times New Roman"/>
+          <w:color w:val="001080"/>
+          <w:kern w:val="0"/>
+          <w:sz w:val="21"/>
+          <w:szCs w:val="21"/>
+          <w14:ligatures w14:val="none"/>
+        </w:rPr>
+        <w:t>HousingService</w:t>
+      </w:r>
+      <w:proofErr w:type="gramEnd"/>
+      <w:r>
+        <w:rPr>
+          <w:rFonts w:ascii="Consolas" w:eastAsia="Times New Roman" w:hAnsi="Consolas" w:cs="Times New Roman"/>
+          <w:color w:val="3B3B3B"/>
+          <w:kern w:val="0"/>
+          <w:sz w:val="21"/>
+          <w:szCs w:val="21"/>
+          <w14:ligatures w14:val="none"/>
+        </w:rPr>
+        <w:t xml:space="preserve"> } </w:t>
+      </w:r>
+      <w:r>
+        <w:rPr>
+          <w:rFonts w:ascii="Consolas" w:eastAsia="Times New Roman" w:hAnsi="Consolas" w:cs="Times New Roman"/>
+          <w:color w:val="AF00DB"/>
+          <w:kern w:val="0"/>
+          <w:sz w:val="21"/>
+          <w:szCs w:val="21"/>
+          <w14:ligatures w14:val="none"/>
+        </w:rPr>
+        <w:t>from</w:t>
+      </w:r>
+      <w:r>
+        <w:rPr>
+          <w:rFonts w:ascii="Consolas" w:eastAsia="Times New Roman" w:hAnsi="Consolas" w:cs="Times New Roman"/>
+          <w:color w:val="3B3B3B"/>
+          <w:kern w:val="0"/>
+          <w:sz w:val="21"/>
+          <w:szCs w:val="21"/>
+          <w14:ligatures w14:val="none"/>
+        </w:rPr>
+        <w:t xml:space="preserve"> </w:t>
+      </w:r>
+      <w:r>
+        <w:rPr>
+          <w:rFonts w:ascii="Consolas" w:eastAsia="Times New Roman" w:hAnsi="Consolas" w:cs="Times New Roman"/>
+          <w:color w:val="A31515"/>
+          <w:kern w:val="0"/>
+          <w:sz w:val="21"/>
+          <w:szCs w:val="21"/>
+          <w14:ligatures w14:val="none"/>
+        </w:rPr>
+        <w:t>'../housing.service'</w:t>
+      </w:r>
+    </w:p>
+    <w:p>
+      <w:pPr>
+        <w:shd w:val="clear" w:color="auto" w:fill="FFFFFF"/>
+        <w:spacing w:after="0" w:line="285" w:lineRule="atLeast"/>
+        <w:rPr>
+          <w:rFonts w:ascii="Consolas" w:eastAsia="Times New Roman" w:hAnsi="Consolas" w:cs="Times New Roman"/>
+          <w:color w:val="3B3B3B"/>
+          <w:kern w:val="0"/>
+          <w:sz w:val="21"/>
+          <w:szCs w:val="21"/>
+          <w14:ligatures w14:val="none"/>
+        </w:rPr>
+      </w:pPr>
+      <w:r>
+        <w:rPr>
+          <w:rFonts w:ascii="Consolas" w:eastAsia="Times New Roman" w:hAnsi="Consolas" w:cs="Times New Roman"/>
+          <w:color w:val="AF00DB"/>
+          <w:kern w:val="0"/>
+          <w:sz w:val="21"/>
+          <w:szCs w:val="21"/>
+          <w14:ligatures w14:val="none"/>
+        </w:rPr>
+        <w:t>import</w:t>
+      </w:r>
+      <w:r>
+        <w:rPr>
+          <w:rFonts w:ascii="Consolas" w:eastAsia="Times New Roman" w:hAnsi="Consolas" w:cs="Times New Roman"/>
+          <w:color w:val="3B3B3B"/>
+          <w:kern w:val="0"/>
+          <w:sz w:val="21"/>
+          <w:szCs w:val="21"/>
+          <w14:ligatures w14:val="none"/>
+        </w:rPr>
+        <w:t xml:space="preserve"> </w:t>
+      </w:r>
+      <w:proofErr w:type="gramStart"/>
+      <w:r>
+        <w:rPr>
+          <w:rFonts w:ascii="Consolas" w:eastAsia="Times New Roman" w:hAnsi="Consolas" w:cs="Times New Roman"/>
+          <w:color w:val="3B3B3B"/>
+          <w:kern w:val="0"/>
+          <w:sz w:val="21"/>
+          <w:szCs w:val="21"/>
+          <w14:ligatures w14:val="none"/>
+        </w:rPr>
+        <w:t xml:space="preserve">{ </w:t>
+      </w:r>
+      <w:r>
+        <w:rPr>
+          <w:rFonts w:ascii="Consolas" w:eastAsia="Times New Roman" w:hAnsi="Consolas" w:cs="Times New Roman"/>
+          <w:color w:val="001080"/>
+          <w:kern w:val="0"/>
+          <w:sz w:val="21"/>
+          <w:szCs w:val="21"/>
+          <w14:ligatures w14:val="none"/>
+        </w:rPr>
+        <w:t>HousingLocationInfo</w:t>
+      </w:r>
+      <w:proofErr w:type="gramEnd"/>
+      <w:r>
+        <w:rPr>
+          <w:rFonts w:ascii="Consolas" w:eastAsia="Times New Roman" w:hAnsi="Consolas" w:cs="Times New Roman"/>
+          <w:color w:val="3B3B3B"/>
+          <w:kern w:val="0"/>
+          <w:sz w:val="21"/>
+          <w:szCs w:val="21"/>
+          <w14:ligatures w14:val="none"/>
+        </w:rPr>
+        <w:t xml:space="preserve"> } </w:t>
+      </w:r>
+      <w:r>
+        <w:rPr>
+          <w:rFonts w:ascii="Consolas" w:eastAsia="Times New Roman" w:hAnsi="Consolas" w:cs="Times New Roman"/>
+          <w:color w:val="AF00DB"/>
+          <w:kern w:val="0"/>
+          <w:sz w:val="21"/>
+          <w:szCs w:val="21"/>
+          <w14:ligatures w14:val="none"/>
+        </w:rPr>
+        <w:t>from</w:t>
+      </w:r>
+      <w:r>
+        <w:rPr>
+          <w:rFonts w:ascii="Consolas" w:eastAsia="Times New Roman" w:hAnsi="Consolas" w:cs="Times New Roman"/>
+          <w:color w:val="3B3B3B"/>
+          <w:kern w:val="0"/>
+          <w:sz w:val="21"/>
+          <w:szCs w:val="21"/>
+          <w14:ligatures w14:val="none"/>
+        </w:rPr>
+        <w:t xml:space="preserve"> </w:t>
+      </w:r>
+      <w:proofErr w:type="gramStart"/>
+      <w:r>
+        <w:rPr>
+          <w:rFonts w:ascii="Consolas" w:eastAsia="Times New Roman" w:hAnsi="Consolas" w:cs="Times New Roman"/>
+          <w:color w:val="A31515"/>
+          <w:kern w:val="0"/>
+          <w:sz w:val="21"/>
+          <w:szCs w:val="21"/>
+          <w14:ligatures w14:val="none"/>
+        </w:rPr>
+        <w:t>'..</w:t>
+      </w:r>
+      <w:proofErr w:type="gramEnd"/>
+      <w:r>
+        <w:rPr>
+          <w:rFonts w:ascii="Consolas" w:eastAsia="Times New Roman" w:hAnsi="Consolas" w:cs="Times New Roman"/>
+          <w:color w:val="A31515"/>
+          <w:kern w:val="0"/>
+          <w:sz w:val="21"/>
+          <w:szCs w:val="21"/>
+          <w14:ligatures w14:val="none"/>
+        </w:rPr>
+        <w:t>/housinglocation'</w:t>
+      </w:r>
+      <w:r>
+        <w:rPr>
+          <w:rFonts w:ascii="Consolas" w:eastAsia="Times New Roman" w:hAnsi="Consolas" w:cs="Times New Roman"/>
+          <w:color w:val="3B3B3B"/>
+          <w:kern w:val="0"/>
+          <w:sz w:val="21"/>
+          <w:szCs w:val="21"/>
+          <w14:ligatures w14:val="none"/>
+        </w:rPr>
+        <w:t>;</w:t>
+      </w:r>
+    </w:p>
+    <w:p>
+      <w:pPr>
+        <w:shd w:val="clear" w:color="auto" w:fill="FFFFFF"/>
+        <w:spacing w:after="0" w:line="285" w:lineRule="atLeast"/>
+        <w:rPr>
+          <w:rFonts w:ascii="Consolas" w:eastAsia="Times New Roman" w:hAnsi="Consolas" w:cs="Times New Roman"/>
+          <w:color w:val="3B3B3B"/>
+          <w:kern w:val="0"/>
+          <w:sz w:val="21"/>
+          <w:szCs w:val="21"/>
+          <w14:ligatures w14:val="none"/>
+        </w:rPr>
+      </w:pPr>
+    </w:p>
+    <w:p>
+      <w:pPr>
+        <w:shd w:val="clear" w:color="auto" w:fill="FFFFFF"/>
+        <w:spacing w:after="0" w:line="285" w:lineRule="atLeast"/>
+        <w:rPr>
+          <w:rFonts w:ascii="Consolas" w:eastAsia="Times New Roman" w:hAnsi="Consolas" w:cs="Times New Roman"/>
+          <w:color w:val="3B3B3B"/>
+          <w:kern w:val="0"/>
+          <w:sz w:val="21"/>
+          <w:szCs w:val="21"/>
+          <w14:ligatures w14:val="none"/>
+        </w:rPr>
+      </w:pPr>
+      <w:r>
+        <w:rPr>
+          <w:rFonts w:ascii="Consolas" w:eastAsia="Times New Roman" w:hAnsi="Consolas" w:cs="Times New Roman"/>
+          <w:color w:val="3B3B3B"/>
+          <w:kern w:val="0"/>
+          <w:sz w:val="21"/>
+          <w:szCs w:val="21"/>
+          <w14:ligatures w14:val="none"/>
+        </w:rPr>
+        <w:t>@</w:t>
+      </w:r>
+      <w:proofErr w:type="gramStart"/>
+      <w:r>
+        <w:rPr>
+          <w:rFonts w:ascii="Consolas" w:eastAsia="Times New Roman" w:hAnsi="Consolas" w:cs="Times New Roman"/>
+          <w:color w:val="267F99"/>
+          <w:kern w:val="0"/>
+          <w:sz w:val="21"/>
+          <w:szCs w:val="21"/>
+          <w14:ligatures w14:val="none"/>
+        </w:rPr>
+        <w:t>Component</w:t>
+      </w:r>
+      <w:r>
+        <w:rPr>
+          <w:rFonts w:ascii="Consolas" w:eastAsia="Times New Roman" w:hAnsi="Consolas" w:cs="Times New Roman"/>
+          <w:color w:val="3B3B3B"/>
+          <w:kern w:val="0"/>
+          <w:sz w:val="21"/>
+          <w:szCs w:val="21"/>
+          <w14:ligatures w14:val="none"/>
+        </w:rPr>
+        <w:t>(</w:t>
+      </w:r>
+      <w:proofErr w:type="gramEnd"/>
+      <w:r>
+        <w:rPr>
+          <w:rFonts w:ascii="Consolas" w:eastAsia="Times New Roman" w:hAnsi="Consolas" w:cs="Times New Roman"/>
+          <w:color w:val="3B3B3B"/>
+          <w:kern w:val="0"/>
+          <w:sz w:val="21"/>
+          <w:szCs w:val="21"/>
+          <w14:ligatures w14:val="none"/>
+        </w:rPr>
+        <w:t>{</w:t>
+      </w:r>
+    </w:p>
+    <w:p>
+      <w:pPr>
+        <w:shd w:val="clear" w:color="auto" w:fill="FFFFFF"/>
+        <w:spacing w:after="0" w:line="285" w:lineRule="atLeast"/>
+        <w:rPr>
+          <w:rFonts w:ascii="Consolas" w:eastAsia="Times New Roman" w:hAnsi="Consolas" w:cs="Times New Roman"/>
+          <w:color w:val="3B3B3B"/>
+          <w:kern w:val="0"/>
+          <w:sz w:val="21"/>
+          <w:szCs w:val="21"/>
+          <w14:ligatures w14:val="none"/>
+        </w:rPr>
+      </w:pPr>
+      <w:r>
+        <w:rPr>
+          <w:rFonts w:ascii="Consolas" w:eastAsia="Times New Roman" w:hAnsi="Consolas" w:cs="Times New Roman"/>
+          <w:color w:val="3B3B3B"/>
+          <w:kern w:val="0"/>
+          <w:sz w:val="21"/>
+          <w:szCs w:val="21"/>
+          <w14:ligatures w14:val="none"/>
+        </w:rPr>
+        <w:lastRenderedPageBreak/>
+        <w:t xml:space="preserve">  </w:t>
+      </w:r>
+      <w:r>
+        <w:rPr>
+          <w:rFonts w:ascii="Consolas" w:eastAsia="Times New Roman" w:hAnsi="Consolas" w:cs="Times New Roman"/>
+          <w:color w:val="001080"/>
+          <w:kern w:val="0"/>
+          <w:sz w:val="21"/>
+          <w:szCs w:val="21"/>
+          <w14:ligatures w14:val="none"/>
+        </w:rPr>
+        <w:t>selector:</w:t>
+      </w:r>
+      <w:r>
+        <w:rPr>
+          <w:rFonts w:ascii="Consolas" w:eastAsia="Times New Roman" w:hAnsi="Consolas" w:cs="Times New Roman"/>
+          <w:color w:val="3B3B3B"/>
+          <w:kern w:val="0"/>
+          <w:sz w:val="21"/>
+          <w:szCs w:val="21"/>
+          <w14:ligatures w14:val="none"/>
+        </w:rPr>
+        <w:t xml:space="preserve"> </w:t>
+      </w:r>
+      <w:r>
+        <w:rPr>
+          <w:rFonts w:ascii="Consolas" w:eastAsia="Times New Roman" w:hAnsi="Consolas" w:cs="Times New Roman"/>
+          <w:color w:val="A31515"/>
+          <w:kern w:val="0"/>
+          <w:sz w:val="21"/>
+          <w:szCs w:val="21"/>
+          <w14:ligatures w14:val="none"/>
+        </w:rPr>
+        <w:t>'app-home'</w:t>
+      </w:r>
+      <w:r>
+        <w:rPr>
+          <w:rFonts w:ascii="Consolas" w:eastAsia="Times New Roman" w:hAnsi="Consolas" w:cs="Times New Roman"/>
+          <w:color w:val="3B3B3B"/>
+          <w:kern w:val="0"/>
+          <w:sz w:val="21"/>
+          <w:szCs w:val="21"/>
+          <w14:ligatures w14:val="none"/>
+        </w:rPr>
+        <w:t>,</w:t>
+      </w:r>
+    </w:p>
+    <w:p>
+      <w:pPr>
+        <w:shd w:val="clear" w:color="auto" w:fill="FFFFFF"/>
+        <w:spacing w:after="0" w:line="285" w:lineRule="atLeast"/>
+        <w:rPr>
+          <w:rFonts w:ascii="Consolas" w:eastAsia="Times New Roman" w:hAnsi="Consolas" w:cs="Times New Roman"/>
+          <w:color w:val="3B3B3B"/>
+          <w:kern w:val="0"/>
+          <w:sz w:val="21"/>
+          <w:szCs w:val="21"/>
+          <w14:ligatures w14:val="none"/>
+        </w:rPr>
+      </w:pPr>
+      <w:r>
+        <w:rPr>
+          <w:rFonts w:ascii="Consolas" w:eastAsia="Times New Roman" w:hAnsi="Consolas" w:cs="Times New Roman"/>
+          <w:color w:val="3B3B3B"/>
+          <w:kern w:val="0"/>
+          <w:sz w:val="21"/>
+          <w:szCs w:val="21"/>
+          <w14:ligatures w14:val="none"/>
+        </w:rPr>
+        <w:t xml:space="preserve">  </w:t>
+      </w:r>
+      <w:r>
+        <w:rPr>
+          <w:rFonts w:ascii="Consolas" w:eastAsia="Times New Roman" w:hAnsi="Consolas" w:cs="Times New Roman"/>
+          <w:color w:val="001080"/>
+          <w:kern w:val="0"/>
+          <w:sz w:val="21"/>
+          <w:szCs w:val="21"/>
+          <w14:ligatures w14:val="none"/>
+        </w:rPr>
+        <w:t>imports:</w:t>
+      </w:r>
+      <w:r>
+        <w:rPr>
+          <w:rFonts w:ascii="Consolas" w:eastAsia="Times New Roman" w:hAnsi="Consolas" w:cs="Times New Roman"/>
+          <w:color w:val="3B3B3B"/>
+          <w:kern w:val="0"/>
+          <w:sz w:val="21"/>
+          <w:szCs w:val="21"/>
+          <w14:ligatures w14:val="none"/>
+        </w:rPr>
+        <w:t xml:space="preserve"> [</w:t>
+      </w:r>
+      <w:r>
+        <w:rPr>
+          <w:rFonts w:ascii="Consolas" w:eastAsia="Times New Roman" w:hAnsi="Consolas" w:cs="Times New Roman"/>
+          <w:color w:val="267F99"/>
+          <w:kern w:val="0"/>
+          <w:sz w:val="21"/>
+          <w:szCs w:val="21"/>
+          <w14:ligatures w14:val="none"/>
+        </w:rPr>
+        <w:t>HousingLocation</w:t>
+      </w:r>
+      <w:r>
+        <w:rPr>
+          <w:rFonts w:ascii="Consolas" w:eastAsia="Times New Roman" w:hAnsi="Consolas" w:cs="Times New Roman"/>
+          <w:color w:val="3B3B3B"/>
+          <w:kern w:val="0"/>
+          <w:sz w:val="21"/>
+          <w:szCs w:val="21"/>
+          <w14:ligatures w14:val="none"/>
+        </w:rPr>
+        <w:t>],</w:t>
+      </w:r>
+    </w:p>
+    <w:p>
+      <w:pPr>
+        <w:shd w:val="clear" w:color="auto" w:fill="FFFFFF"/>
+        <w:spacing w:after="0" w:line="285" w:lineRule="atLeast"/>
+        <w:rPr>
+          <w:rFonts w:ascii="Consolas" w:eastAsia="Times New Roman" w:hAnsi="Consolas" w:cs="Times New Roman"/>
+          <w:color w:val="3B3B3B"/>
+          <w:kern w:val="0"/>
+          <w:sz w:val="21"/>
+          <w:szCs w:val="21"/>
+          <w14:ligatures w14:val="none"/>
+        </w:rPr>
+      </w:pPr>
+      <w:r>
+        <w:rPr>
+          <w:rFonts w:ascii="Consolas" w:eastAsia="Times New Roman" w:hAnsi="Consolas" w:cs="Times New Roman"/>
+          <w:color w:val="3B3B3B"/>
+          <w:kern w:val="0"/>
+          <w:sz w:val="21"/>
+          <w:szCs w:val="21"/>
+          <w14:ligatures w14:val="none"/>
+        </w:rPr>
+        <w:t xml:space="preserve">  </w:t>
+      </w:r>
+      <w:r>
+        <w:rPr>
+          <w:rFonts w:ascii="Consolas" w:eastAsia="Times New Roman" w:hAnsi="Consolas" w:cs="Times New Roman"/>
+          <w:color w:val="001080"/>
+          <w:kern w:val="0"/>
+          <w:sz w:val="21"/>
+          <w:szCs w:val="21"/>
+          <w14:ligatures w14:val="none"/>
+        </w:rPr>
+        <w:t>templateUrl:</w:t>
+      </w:r>
+      <w:r>
+        <w:rPr>
+          <w:rFonts w:ascii="Consolas" w:eastAsia="Times New Roman" w:hAnsi="Consolas" w:cs="Times New Roman"/>
+          <w:color w:val="3B3B3B"/>
+          <w:kern w:val="0"/>
+          <w:sz w:val="21"/>
+          <w:szCs w:val="21"/>
+          <w14:ligatures w14:val="none"/>
+        </w:rPr>
+        <w:t xml:space="preserve"> </w:t>
+      </w:r>
+      <w:r>
+        <w:rPr>
+          <w:rFonts w:ascii="Consolas" w:eastAsia="Times New Roman" w:hAnsi="Consolas" w:cs="Times New Roman"/>
+          <w:color w:val="A31515"/>
+          <w:kern w:val="0"/>
+          <w:sz w:val="21"/>
+          <w:szCs w:val="21"/>
+          <w14:ligatures w14:val="none"/>
+        </w:rPr>
+        <w:t>'./home.html'</w:t>
+      </w:r>
+      <w:r>
+        <w:rPr>
+          <w:rFonts w:ascii="Consolas" w:eastAsia="Times New Roman" w:hAnsi="Consolas" w:cs="Times New Roman"/>
+          <w:color w:val="3B3B3B"/>
+          <w:kern w:val="0"/>
+          <w:sz w:val="21"/>
+          <w:szCs w:val="21"/>
+          <w14:ligatures w14:val="none"/>
+        </w:rPr>
+        <w:t>,</w:t>
+      </w:r>
+    </w:p>
+    <w:p>
+      <w:pPr>
+        <w:shd w:val="clear" w:color="auto" w:fill="FFFFFF"/>
+        <w:spacing w:after="0" w:line="285" w:lineRule="atLeast"/>
+        <w:rPr>
+          <w:rFonts w:ascii="Consolas" w:eastAsia="Times New Roman" w:hAnsi="Consolas" w:cs="Times New Roman"/>
+          <w:color w:val="3B3B3B"/>
+          <w:kern w:val="0"/>
+          <w:sz w:val="21"/>
+          <w:szCs w:val="21"/>
+          <w14:ligatures w14:val="none"/>
+        </w:rPr>
+      </w:pPr>
+      <w:r>
+        <w:rPr>
+          <w:rFonts w:ascii="Consolas" w:eastAsia="Times New Roman" w:hAnsi="Consolas" w:cs="Times New Roman"/>
+          <w:color w:val="3B3B3B"/>
+          <w:kern w:val="0"/>
+          <w:sz w:val="21"/>
+          <w:szCs w:val="21"/>
+          <w14:ligatures w14:val="none"/>
+        </w:rPr>
+        <w:t xml:space="preserve">  </w:t>
+      </w:r>
+      <w:r>
+        <w:rPr>
+          <w:rFonts w:ascii="Consolas" w:eastAsia="Times New Roman" w:hAnsi="Consolas" w:cs="Times New Roman"/>
+          <w:color w:val="001080"/>
+          <w:kern w:val="0"/>
+          <w:sz w:val="21"/>
+          <w:szCs w:val="21"/>
+          <w14:ligatures w14:val="none"/>
+        </w:rPr>
+        <w:t>styleUrl:</w:t>
+      </w:r>
+      <w:r>
+        <w:rPr>
+          <w:rFonts w:ascii="Consolas" w:eastAsia="Times New Roman" w:hAnsi="Consolas" w:cs="Times New Roman"/>
+          <w:color w:val="3B3B3B"/>
+          <w:kern w:val="0"/>
+          <w:sz w:val="21"/>
+          <w:szCs w:val="21"/>
+          <w14:ligatures w14:val="none"/>
+        </w:rPr>
+        <w:t xml:space="preserve"> </w:t>
+      </w:r>
+      <w:r>
+        <w:rPr>
+          <w:rFonts w:ascii="Consolas" w:eastAsia="Times New Roman" w:hAnsi="Consolas" w:cs="Times New Roman"/>
+          <w:color w:val="A31515"/>
+          <w:kern w:val="0"/>
+          <w:sz w:val="21"/>
+          <w:szCs w:val="21"/>
+          <w14:ligatures w14:val="none"/>
+        </w:rPr>
+        <w:t>'./home.css'</w:t>
+      </w:r>
+      <w:r>
+        <w:rPr>
+          <w:rFonts w:ascii="Consolas" w:eastAsia="Times New Roman" w:hAnsi="Consolas" w:cs="Times New Roman"/>
+          <w:color w:val="3B3B3B"/>
+          <w:kern w:val="0"/>
+          <w:sz w:val="21"/>
+          <w:szCs w:val="21"/>
+          <w14:ligatures w14:val="none"/>
+        </w:rPr>
+        <w:t>,</w:t>
+      </w:r>
+    </w:p>
+    <w:p>
+      <w:pPr>
+        <w:shd w:val="clear" w:color="auto" w:fill="FFFFFF"/>
+        <w:spacing w:after="0" w:line="285" w:lineRule="atLeast"/>
+        <w:rPr>
+          <w:rFonts w:ascii="Consolas" w:eastAsia="Times New Roman" w:hAnsi="Consolas" w:cs="Times New Roman"/>
+          <w:color w:val="3B3B3B"/>
+          <w:kern w:val="0"/>
+          <w:sz w:val="21"/>
+          <w:szCs w:val="21"/>
+          <w14:ligatures w14:val="none"/>
+        </w:rPr>
+      </w:pPr>
+      <w:r>
+        <w:rPr>
+          <w:rFonts w:ascii="Consolas" w:eastAsia="Times New Roman" w:hAnsi="Consolas" w:cs="Times New Roman"/>
+          <w:color w:val="3B3B3B"/>
+          <w:kern w:val="0"/>
+          <w:sz w:val="21"/>
+          <w:szCs w:val="21"/>
+          <w14:ligatures w14:val="none"/>
+        </w:rPr>
+        <w:t>})</w:t>
+      </w:r>
+    </w:p>
+    <w:p>
+      <w:pPr>
+        <w:shd w:val="clear" w:color="auto" w:fill="FFFFFF"/>
+        <w:spacing w:after="0" w:line="285" w:lineRule="atLeast"/>
+        <w:rPr>
+          <w:rFonts w:ascii="Consolas" w:eastAsia="Times New Roman" w:hAnsi="Consolas" w:cs="Times New Roman"/>
+          <w:color w:val="3B3B3B"/>
+          <w:kern w:val="0"/>
+          <w:sz w:val="21"/>
+          <w:szCs w:val="21"/>
+          <w14:ligatures w14:val="none"/>
+        </w:rPr>
+      </w:pPr>
+      <w:r>
+        <w:rPr>
+          <w:rFonts w:ascii="Consolas" w:eastAsia="Times New Roman" w:hAnsi="Consolas" w:cs="Times New Roman"/>
+          <w:color w:val="AF00DB"/>
+          <w:kern w:val="0"/>
+          <w:sz w:val="21"/>
+          <w:szCs w:val="21"/>
+          <w14:ligatures w14:val="none"/>
+        </w:rPr>
+        <w:t>export</w:t>
+      </w:r>
+      <w:r>
+        <w:rPr>
+          <w:rFonts w:ascii="Consolas" w:eastAsia="Times New Roman" w:hAnsi="Consolas" w:cs="Times New Roman"/>
+          <w:color w:val="3B3B3B"/>
+          <w:kern w:val="0"/>
+          <w:sz w:val="21"/>
+          <w:szCs w:val="21"/>
+          <w14:ligatures w14:val="none"/>
+        </w:rPr>
+        <w:t xml:space="preserve"> </w:t>
+      </w:r>
+      <w:r>
+        <w:rPr>
+          <w:rFonts w:ascii="Consolas" w:eastAsia="Times New Roman" w:hAnsi="Consolas" w:cs="Times New Roman"/>
+          <w:color w:val="0000FF"/>
+          <w:kern w:val="0"/>
+          <w:sz w:val="21"/>
+          <w:szCs w:val="21"/>
+          <w14:ligatures w14:val="none"/>
+        </w:rPr>
+        <w:t>class</w:t>
+      </w:r>
+      <w:r>
+        <w:rPr>
+          <w:rFonts w:ascii="Consolas" w:eastAsia="Times New Roman" w:hAnsi="Consolas" w:cs="Times New Roman"/>
+          <w:color w:val="3B3B3B"/>
+          <w:kern w:val="0"/>
+          <w:sz w:val="21"/>
+          <w:szCs w:val="21"/>
+          <w14:ligatures w14:val="none"/>
+        </w:rPr>
+        <w:t xml:space="preserve"> </w:t>
+      </w:r>
+      <w:r>
+        <w:rPr>
+          <w:rFonts w:ascii="Consolas" w:eastAsia="Times New Roman" w:hAnsi="Consolas" w:cs="Times New Roman"/>
+          <w:color w:val="267F99"/>
+          <w:kern w:val="0"/>
+          <w:sz w:val="21"/>
+          <w:szCs w:val="21"/>
+          <w14:ligatures w14:val="none"/>
+        </w:rPr>
+        <w:t>Home</w:t>
+      </w:r>
+      <w:r>
+        <w:rPr>
+          <w:rFonts w:ascii="Consolas" w:eastAsia="Times New Roman" w:hAnsi="Consolas" w:cs="Times New Roman"/>
+          <w:color w:val="3B3B3B"/>
+          <w:kern w:val="0"/>
+          <w:sz w:val="21"/>
+          <w:szCs w:val="21"/>
+          <w14:ligatures w14:val="none"/>
+        </w:rPr>
+        <w:t xml:space="preserve"> {</w:t>
+      </w:r>
+    </w:p>
+    <w:p>
+      <w:pPr>
+        <w:shd w:val="clear" w:color="auto" w:fill="FFFFFF"/>
+        <w:spacing w:after="0" w:line="285" w:lineRule="atLeast"/>
+        <w:rPr>
+          <w:rFonts w:ascii="Consolas" w:eastAsia="Times New Roman" w:hAnsi="Consolas" w:cs="Times New Roman"/>
+          <w:color w:val="3B3B3B"/>
+          <w:kern w:val="0"/>
+          <w:sz w:val="21"/>
+          <w:szCs w:val="21"/>
+          <w14:ligatures w14:val="none"/>
+        </w:rPr>
+      </w:pPr>
+      <w:r>
+        <w:rPr>
+          <w:rFonts w:ascii="Consolas" w:eastAsia="Times New Roman" w:hAnsi="Consolas" w:cs="Times New Roman"/>
+          <w:color w:val="3B3B3B"/>
+          <w:kern w:val="0"/>
+          <w:sz w:val="21"/>
+          <w:szCs w:val="21"/>
+          <w14:ligatures w14:val="none"/>
+        </w:rPr>
+        <w:t xml:space="preserve">  </w:t>
+      </w:r>
+      <w:r>
+        <w:rPr>
+          <w:rFonts w:ascii="Consolas" w:eastAsia="Times New Roman" w:hAnsi="Consolas" w:cs="Times New Roman"/>
+          <w:color w:val="001080"/>
+          <w:kern w:val="0"/>
+          <w:sz w:val="21"/>
+          <w:szCs w:val="21"/>
+          <w14:ligatures w14:val="none"/>
+        </w:rPr>
+        <w:t>housingLocationList</w:t>
+      </w:r>
+      <w:r>
+        <w:rPr>
+          <w:rFonts w:ascii="Consolas" w:eastAsia="Times New Roman" w:hAnsi="Consolas" w:cs="Times New Roman"/>
+          <w:color w:val="000000"/>
+          <w:kern w:val="0"/>
+          <w:sz w:val="21"/>
+          <w:szCs w:val="21"/>
+          <w14:ligatures w14:val="none"/>
+        </w:rPr>
+        <w:t>:</w:t>
+      </w:r>
+      <w:r>
+        <w:rPr>
+          <w:rFonts w:ascii="Consolas" w:eastAsia="Times New Roman" w:hAnsi="Consolas" w:cs="Times New Roman"/>
+          <w:color w:val="3B3B3B"/>
+          <w:kern w:val="0"/>
+          <w:sz w:val="21"/>
+          <w:szCs w:val="21"/>
+          <w14:ligatures w14:val="none"/>
+        </w:rPr>
+        <w:t xml:space="preserve"> </w:t>
+      </w:r>
+      <w:proofErr w:type="gramStart"/>
+      <w:r>
+        <w:rPr>
+          <w:rFonts w:ascii="Consolas" w:eastAsia="Times New Roman" w:hAnsi="Consolas" w:cs="Times New Roman"/>
+          <w:color w:val="267F99"/>
+          <w:kern w:val="0"/>
+          <w:sz w:val="21"/>
+          <w:szCs w:val="21"/>
+          <w14:ligatures w14:val="none"/>
+        </w:rPr>
+        <w:t>HousingLocationInfo</w:t>
+      </w:r>
+      <w:r>
+        <w:rPr>
+          <w:rFonts w:ascii="Consolas" w:eastAsia="Times New Roman" w:hAnsi="Consolas" w:cs="Times New Roman"/>
+          <w:color w:val="3B3B3B"/>
+          <w:kern w:val="0"/>
+          <w:sz w:val="21"/>
+          <w:szCs w:val="21"/>
+          <w14:ligatures w14:val="none"/>
+        </w:rPr>
+        <w:t>[</w:t>
+      </w:r>
+      <w:proofErr w:type="gramEnd"/>
+      <w:r>
+        <w:rPr>
+          <w:rFonts w:ascii="Consolas" w:eastAsia="Times New Roman" w:hAnsi="Consolas" w:cs="Times New Roman"/>
+          <w:color w:val="3B3B3B"/>
+          <w:kern w:val="0"/>
+          <w:sz w:val="21"/>
+          <w:szCs w:val="21"/>
+          <w14:ligatures w14:val="none"/>
+        </w:rPr>
+        <w:t xml:space="preserve">] </w:t>
+      </w:r>
+      <w:r>
+        <w:rPr>
+          <w:rFonts w:ascii="Consolas" w:eastAsia="Times New Roman" w:hAnsi="Consolas" w:cs="Times New Roman"/>
+          <w:color w:val="000000"/>
+          <w:kern w:val="0"/>
+          <w:sz w:val="21"/>
+          <w:szCs w:val="21"/>
+          <w14:ligatures w14:val="none"/>
+        </w:rPr>
+        <w:t>=</w:t>
+      </w:r>
+      <w:r>
+        <w:rPr>
+          <w:rFonts w:ascii="Consolas" w:eastAsia="Times New Roman" w:hAnsi="Consolas" w:cs="Times New Roman"/>
+          <w:color w:val="3B3B3B"/>
+          <w:kern w:val="0"/>
+          <w:sz w:val="21"/>
+          <w:szCs w:val="21"/>
+          <w14:ligatures w14:val="none"/>
+        </w:rPr>
+        <w:t xml:space="preserve"> [];</w:t>
+      </w:r>
+    </w:p>
+    <w:p>
+      <w:pPr>
+        <w:shd w:val="clear" w:color="auto" w:fill="FFFFFF"/>
+        <w:spacing w:after="0" w:line="285" w:lineRule="atLeast"/>
+        <w:rPr>
+          <w:rFonts w:ascii="Consolas" w:eastAsia="Times New Roman" w:hAnsi="Consolas" w:cs="Times New Roman"/>
+          <w:color w:val="3B3B3B"/>
+          <w:kern w:val="0"/>
+          <w:sz w:val="21"/>
+          <w:szCs w:val="21"/>
+          <w14:ligatures w14:val="none"/>
+        </w:rPr>
+      </w:pPr>
+      <w:r>
+        <w:rPr>
+          <w:rFonts w:ascii="Consolas" w:eastAsia="Times New Roman" w:hAnsi="Consolas" w:cs="Times New Roman"/>
+          <w:color w:val="3B3B3B"/>
+          <w:kern w:val="0"/>
+          <w:sz w:val="21"/>
+          <w:szCs w:val="21"/>
+          <w14:ligatures w14:val="none"/>
+        </w:rPr>
+        <w:t xml:space="preserve">  </w:t>
+      </w:r>
+      <w:r>
+        <w:rPr>
+          <w:rFonts w:ascii="Consolas" w:eastAsia="Times New Roman" w:hAnsi="Consolas" w:cs="Times New Roman"/>
+          <w:color w:val="001080"/>
+          <w:kern w:val="0"/>
+          <w:sz w:val="21"/>
+          <w:szCs w:val="21"/>
+          <w14:ligatures w14:val="none"/>
+        </w:rPr>
+        <w:t>housingService</w:t>
+      </w:r>
+      <w:r>
+        <w:rPr>
+          <w:rFonts w:ascii="Consolas" w:eastAsia="Times New Roman" w:hAnsi="Consolas" w:cs="Times New Roman"/>
+          <w:color w:val="000000"/>
+          <w:kern w:val="0"/>
+          <w:sz w:val="21"/>
+          <w:szCs w:val="21"/>
+          <w14:ligatures w14:val="none"/>
+        </w:rPr>
+        <w:t>:</w:t>
+      </w:r>
+      <w:r>
+        <w:rPr>
+          <w:rFonts w:ascii="Consolas" w:eastAsia="Times New Roman" w:hAnsi="Consolas" w:cs="Times New Roman"/>
+          <w:color w:val="3B3B3B"/>
+          <w:kern w:val="0"/>
+          <w:sz w:val="21"/>
+          <w:szCs w:val="21"/>
+          <w14:ligatures w14:val="none"/>
+        </w:rPr>
+        <w:t xml:space="preserve"> </w:t>
+      </w:r>
+      <w:r>
+        <w:rPr>
+          <w:rFonts w:ascii="Consolas" w:eastAsia="Times New Roman" w:hAnsi="Consolas" w:cs="Times New Roman"/>
+          <w:color w:val="267F99"/>
+          <w:kern w:val="0"/>
+          <w:sz w:val="21"/>
+          <w:szCs w:val="21"/>
+          <w14:ligatures w14:val="none"/>
+        </w:rPr>
+        <w:t>HousingService</w:t>
+      </w:r>
+      <w:r>
+        <w:rPr>
+          <w:rFonts w:ascii="Consolas" w:eastAsia="Times New Roman" w:hAnsi="Consolas" w:cs="Times New Roman"/>
+          <w:color w:val="3B3B3B"/>
+          <w:kern w:val="0"/>
+          <w:sz w:val="21"/>
+          <w:szCs w:val="21"/>
+          <w14:ligatures w14:val="none"/>
+        </w:rPr>
+        <w:t xml:space="preserve"> </w:t>
+      </w:r>
+      <w:r>
+        <w:rPr>
+          <w:rFonts w:ascii="Consolas" w:eastAsia="Times New Roman" w:hAnsi="Consolas" w:cs="Times New Roman"/>
+          <w:color w:val="000000"/>
+          <w:kern w:val="0"/>
+          <w:sz w:val="21"/>
+          <w:szCs w:val="21"/>
+          <w14:ligatures w14:val="none"/>
+        </w:rPr>
+        <w:t>=</w:t>
+      </w:r>
+      <w:r>
+        <w:rPr>
+          <w:rFonts w:ascii="Consolas" w:eastAsia="Times New Roman" w:hAnsi="Consolas" w:cs="Times New Roman"/>
+          <w:color w:val="3B3B3B"/>
+          <w:kern w:val="0"/>
+          <w:sz w:val="21"/>
+          <w:szCs w:val="21"/>
+          <w14:ligatures w14:val="none"/>
+        </w:rPr>
+        <w:t xml:space="preserve"> </w:t>
+      </w:r>
+      <w:proofErr w:type="gramStart"/>
+      <w:r>
+        <w:rPr>
+          <w:rFonts w:ascii="Consolas" w:eastAsia="Times New Roman" w:hAnsi="Consolas" w:cs="Times New Roman"/>
+          <w:color w:val="795E26"/>
+          <w:kern w:val="0"/>
+          <w:sz w:val="21"/>
+          <w:szCs w:val="21"/>
+          <w14:ligatures w14:val="none"/>
+        </w:rPr>
+        <w:t>inject</w:t>
+      </w:r>
+      <w:r>
+        <w:rPr>
+          <w:rFonts w:ascii="Consolas" w:eastAsia="Times New Roman" w:hAnsi="Consolas" w:cs="Times New Roman"/>
+          <w:color w:val="3B3B3B"/>
+          <w:kern w:val="0"/>
+          <w:sz w:val="21"/>
+          <w:szCs w:val="21"/>
+          <w14:ligatures w14:val="none"/>
+        </w:rPr>
+        <w:t>(</w:t>
+      </w:r>
+      <w:proofErr w:type="gramEnd"/>
+      <w:r>
+        <w:rPr>
+          <w:rFonts w:ascii="Consolas" w:eastAsia="Times New Roman" w:hAnsi="Consolas" w:cs="Times New Roman"/>
+          <w:color w:val="267F99"/>
+          <w:kern w:val="0"/>
+          <w:sz w:val="21"/>
+          <w:szCs w:val="21"/>
+          <w14:ligatures w14:val="none"/>
+        </w:rPr>
+        <w:t>HousingService</w:t>
+      </w:r>
+      <w:r>
+        <w:rPr>
+          <w:rFonts w:ascii="Consolas" w:eastAsia="Times New Roman" w:hAnsi="Consolas" w:cs="Times New Roman"/>
+          <w:color w:val="3B3B3B"/>
+          <w:kern w:val="0"/>
+          <w:sz w:val="21"/>
+          <w:szCs w:val="21"/>
+          <w14:ligatures w14:val="none"/>
+        </w:rPr>
+        <w:t>);</w:t>
+      </w:r>
+    </w:p>
+    <w:p>
+      <w:pPr>
+        <w:shd w:val="clear" w:color="auto" w:fill="FFFFFF"/>
+        <w:spacing w:after="0" w:line="285" w:lineRule="atLeast"/>
+        <w:rPr>
+          <w:rFonts w:ascii="Consolas" w:eastAsia="Times New Roman" w:hAnsi="Consolas" w:cs="Times New Roman"/>
+          <w:color w:val="3B3B3B"/>
+          <w:kern w:val="0"/>
+          <w:sz w:val="21"/>
+          <w:szCs w:val="21"/>
+          <w14:ligatures w14:val="none"/>
+        </w:rPr>
+      </w:pPr>
+      <w:r>
+        <w:rPr>
+          <w:rFonts w:ascii="Consolas" w:eastAsia="Times New Roman" w:hAnsi="Consolas" w:cs="Times New Roman"/>
+          <w:color w:val="3B3B3B"/>
+          <w:kern w:val="0"/>
+          <w:sz w:val="21"/>
+          <w:szCs w:val="21"/>
+          <w14:ligatures w14:val="none"/>
+        </w:rPr>
+        <w:t xml:space="preserve">  </w:t>
+      </w:r>
+      <w:proofErr w:type="gramStart"/>
+      <w:r>
+        <w:rPr>
+          <w:rFonts w:ascii="Consolas" w:eastAsia="Times New Roman" w:hAnsi="Consolas" w:cs="Times New Roman"/>
+          <w:color w:val="0000FF"/>
+          <w:kern w:val="0"/>
+          <w:sz w:val="21"/>
+          <w:szCs w:val="21"/>
+          <w14:ligatures w14:val="none"/>
+        </w:rPr>
+        <w:t>constructor</w:t>
+      </w:r>
+      <w:r>
+        <w:rPr>
+          <w:rFonts w:ascii="Consolas" w:eastAsia="Times New Roman" w:hAnsi="Consolas" w:cs="Times New Roman"/>
+          <w:color w:val="3B3B3B"/>
+          <w:kern w:val="0"/>
+          <w:sz w:val="21"/>
+          <w:szCs w:val="21"/>
+          <w14:ligatures w14:val="none"/>
+        </w:rPr>
+        <w:t>(</w:t>
+      </w:r>
+      <w:proofErr w:type="gramEnd"/>
+      <w:r>
+        <w:rPr>
+          <w:rFonts w:ascii="Consolas" w:eastAsia="Times New Roman" w:hAnsi="Consolas" w:cs="Times New Roman"/>
+          <w:color w:val="3B3B3B"/>
+          <w:kern w:val="0"/>
+          <w:sz w:val="21"/>
+          <w:szCs w:val="21"/>
+          <w14:ligatures w14:val="none"/>
+        </w:rPr>
+        <w:t>) {</w:t>
+      </w:r>
+    </w:p>
+    <w:p>
+      <w:pPr>
+        <w:shd w:val="clear" w:color="auto" w:fill="FFFFFF"/>
+        <w:spacing w:after="0" w:line="285" w:lineRule="atLeast"/>
+        <w:rPr>
+          <w:rFonts w:ascii="Consolas" w:eastAsia="Times New Roman" w:hAnsi="Consolas" w:cs="Times New Roman"/>
+          <w:color w:val="3B3B3B"/>
+          <w:kern w:val="0"/>
+          <w:sz w:val="21"/>
+          <w:szCs w:val="21"/>
+          <w14:ligatures w14:val="none"/>
+        </w:rPr>
+      </w:pPr>
+      <w:r>
+        <w:rPr>
+          <w:rFonts w:ascii="Consolas" w:eastAsia="Times New Roman" w:hAnsi="Consolas" w:cs="Times New Roman"/>
+          <w:color w:val="3B3B3B"/>
+          <w:kern w:val="0"/>
+          <w:sz w:val="21"/>
+          <w:szCs w:val="21"/>
+          <w14:ligatures w14:val="none"/>
+        </w:rPr>
+        <w:t xml:space="preserve">    </w:t>
+      </w:r>
+      <w:proofErr w:type="gramStart"/>
+      <w:r>
+        <w:rPr>
+          <w:rFonts w:ascii="Consolas" w:eastAsia="Times New Roman" w:hAnsi="Consolas" w:cs="Times New Roman"/>
+          <w:color w:val="0000FF"/>
+          <w:kern w:val="0"/>
+          <w:sz w:val="21"/>
+          <w:szCs w:val="21"/>
+          <w14:ligatures w14:val="none"/>
+        </w:rPr>
+        <w:t>this</w:t>
+      </w:r>
+      <w:r>
+        <w:rPr>
+          <w:rFonts w:ascii="Consolas" w:eastAsia="Times New Roman" w:hAnsi="Consolas" w:cs="Times New Roman"/>
+          <w:color w:val="3B3B3B"/>
+          <w:kern w:val="0"/>
+          <w:sz w:val="21"/>
+          <w:szCs w:val="21"/>
+          <w14:ligatures w14:val="none"/>
+        </w:rPr>
+        <w:t>.</w:t>
+      </w:r>
+      <w:r>
+        <w:rPr>
+          <w:rFonts w:ascii="Consolas" w:eastAsia="Times New Roman" w:hAnsi="Consolas" w:cs="Times New Roman"/>
+          <w:color w:val="001080"/>
+          <w:kern w:val="0"/>
+          <w:sz w:val="21"/>
+          <w:szCs w:val="21"/>
+          <w14:ligatures w14:val="none"/>
+        </w:rPr>
+        <w:t>housingLocationList</w:t>
+      </w:r>
+      <w:proofErr w:type="gramEnd"/>
+      <w:r>
+        <w:rPr>
+          <w:rFonts w:ascii="Consolas" w:eastAsia="Times New Roman" w:hAnsi="Consolas" w:cs="Times New Roman"/>
+          <w:color w:val="3B3B3B"/>
+          <w:kern w:val="0"/>
+          <w:sz w:val="21"/>
+          <w:szCs w:val="21"/>
+          <w14:ligatures w14:val="none"/>
+        </w:rPr>
+        <w:t xml:space="preserve"> </w:t>
+      </w:r>
+      <w:r>
+        <w:rPr>
+          <w:rFonts w:ascii="Consolas" w:eastAsia="Times New Roman" w:hAnsi="Consolas" w:cs="Times New Roman"/>
+          <w:color w:val="000000"/>
+          <w:kern w:val="0"/>
+          <w:sz w:val="21"/>
+          <w:szCs w:val="21"/>
+          <w14:ligatures w14:val="none"/>
+        </w:rPr>
+        <w:t>=</w:t>
+      </w:r>
+      <w:r>
+        <w:rPr>
+          <w:rFonts w:ascii="Consolas" w:eastAsia="Times New Roman" w:hAnsi="Consolas" w:cs="Times New Roman"/>
+          <w:color w:val="3B3B3B"/>
+          <w:kern w:val="0"/>
+          <w:sz w:val="21"/>
+          <w:szCs w:val="21"/>
+          <w14:ligatures w14:val="none"/>
+        </w:rPr>
+        <w:t xml:space="preserve"> </w:t>
+      </w:r>
+      <w:proofErr w:type="gramStart"/>
+      <w:r>
+        <w:rPr>
+          <w:rFonts w:ascii="Consolas" w:eastAsia="Times New Roman" w:hAnsi="Consolas" w:cs="Times New Roman"/>
+          <w:color w:val="0000FF"/>
+          <w:kern w:val="0"/>
+          <w:sz w:val="21"/>
+          <w:szCs w:val="21"/>
+          <w14:ligatures w14:val="none"/>
+        </w:rPr>
+        <w:t>this</w:t>
+      </w:r>
+      <w:r>
+        <w:rPr>
+          <w:rFonts w:ascii="Consolas" w:eastAsia="Times New Roman" w:hAnsi="Consolas" w:cs="Times New Roman"/>
+          <w:color w:val="3B3B3B"/>
+          <w:kern w:val="0"/>
+          <w:sz w:val="21"/>
+          <w:szCs w:val="21"/>
+          <w14:ligatures w14:val="none"/>
+        </w:rPr>
+        <w:t>.</w:t>
+      </w:r>
+      <w:r>
+        <w:rPr>
+          <w:rFonts w:ascii="Consolas" w:eastAsia="Times New Roman" w:hAnsi="Consolas" w:cs="Times New Roman"/>
+          <w:color w:val="001080"/>
+          <w:kern w:val="0"/>
+          <w:sz w:val="21"/>
+          <w:szCs w:val="21"/>
+          <w14:ligatures w14:val="none"/>
+        </w:rPr>
+        <w:t>housingService</w:t>
+      </w:r>
+      <w:r>
+        <w:rPr>
+          <w:rFonts w:ascii="Consolas" w:eastAsia="Times New Roman" w:hAnsi="Consolas" w:cs="Times New Roman"/>
+          <w:color w:val="3B3B3B"/>
+          <w:kern w:val="0"/>
+          <w:sz w:val="21"/>
+          <w:szCs w:val="21"/>
+          <w14:ligatures w14:val="none"/>
+        </w:rPr>
+        <w:t>.</w:t>
+      </w:r>
+      <w:r>
+        <w:rPr>
+          <w:rFonts w:ascii="Consolas" w:eastAsia="Times New Roman" w:hAnsi="Consolas" w:cs="Times New Roman"/>
+          <w:color w:val="795E26"/>
+          <w:kern w:val="0"/>
+          <w:sz w:val="21"/>
+          <w:szCs w:val="21"/>
+          <w14:ligatures w14:val="none"/>
+        </w:rPr>
+        <w:t>getAllHousingLocations</w:t>
+      </w:r>
+      <w:proofErr w:type="gramEnd"/>
+      <w:r>
+        <w:rPr>
+          <w:rFonts w:ascii="Consolas" w:eastAsia="Times New Roman" w:hAnsi="Consolas" w:cs="Times New Roman"/>
+          <w:color w:val="3B3B3B"/>
+          <w:kern w:val="0"/>
+          <w:sz w:val="21"/>
+          <w:szCs w:val="21"/>
+          <w14:ligatures w14:val="none"/>
+        </w:rPr>
+        <w:t>();</w:t>
+      </w:r>
+    </w:p>
+    <w:p>
+      <w:pPr>
+        <w:shd w:val="clear" w:color="auto" w:fill="FFFFFF"/>
+        <w:spacing w:after="0" w:line="285" w:lineRule="atLeast"/>
+        <w:rPr>
+          <w:rFonts w:ascii="Consolas" w:eastAsia="Times New Roman" w:hAnsi="Consolas" w:cs="Times New Roman"/>
+          <w:color w:val="3B3B3B"/>
+          <w:kern w:val="0"/>
+          <w:sz w:val="21"/>
+          <w:szCs w:val="21"/>
+          <w14:ligatures w14:val="none"/>
+        </w:rPr>
+      </w:pPr>
+      <w:r>
+        <w:rPr>
+          <w:rFonts w:ascii="Consolas" w:eastAsia="Times New Roman" w:hAnsi="Consolas" w:cs="Times New Roman"/>
+          <w:color w:val="3B3B3B"/>
+          <w:kern w:val="0"/>
+          <w:sz w:val="21"/>
+          <w:szCs w:val="21"/>
+          <w14:ligatures w14:val="none"/>
+        </w:rPr>
+        <w:t>  }</w:t>
+      </w:r>
+    </w:p>
+    <w:p>
+      <w:pPr>
+        <w:shd w:val="clear" w:color="auto" w:fill="FFFFFF"/>
+        <w:spacing w:after="0" w:line="285" w:lineRule="atLeast"/>
+        <w:rPr>
+          <w:rFonts w:ascii="Consolas" w:eastAsia="Times New Roman" w:hAnsi="Consolas" w:cs="Times New Roman"/>
+          <w:color w:val="3B3B3B"/>
+          <w:kern w:val="0"/>
+          <w:sz w:val="21"/>
+          <w:szCs w:val="21"/>
+          <w14:ligatures w14:val="none"/>
+        </w:rPr>
+      </w:pPr>
+      <w:r>
+        <w:rPr>
+          <w:rFonts w:ascii="Consolas" w:eastAsia="Times New Roman" w:hAnsi="Consolas" w:cs="Times New Roman"/>
+          <w:color w:val="3B3B3B"/>
+          <w:kern w:val="0"/>
+          <w:sz w:val="21"/>
+          <w:szCs w:val="21"/>
+          <w14:ligatures w14:val="none"/>
+        </w:rPr>
+        <w:t>}</w:t>
+      </w:r>
+    </w:p>
+    <w:p>
+      <w:pPr>
+        <w:ind w:left="720" w:firstLine="720"/>
+        <w:rPr>
+          <w:rFonts w:ascii="Sakkal Majalla" w:hAnsi="Sakkal Majalla" w:cs="Sakkal Majalla"/>
+          <w:sz w:val="28"/>
+          <w:szCs w:val="28"/>
+        </w:rPr>
+      </w:pPr>
+      <w:r>
+        <w:rPr>
+          <w:rFonts w:ascii="Sakkal Majalla" w:hAnsi="Sakkal Majalla" w:cs="Sakkal Majalla"/>
+          <w:sz w:val="28"/>
+          <w:szCs w:val="28"/>
+        </w:rPr>
+        <w:t>===================================================</w:t>
+      </w:r>
+    </w:p>
+    <w:p>
+      <w:pPr>
+        <w:shd w:val="clear" w:color="auto" w:fill="FFFFFF"/>
+        <w:spacing w:after="0" w:line="285" w:lineRule="atLeast"/>
+        <w:rPr>
+          <w:rFonts w:ascii="Sakkal Majalla" w:eastAsia="Times New Roman" w:hAnsi="Sakkal Majalla" w:cs="Sakkal Majalla"/>
+          <w:color w:val="3B3B3B"/>
+          <w:kern w:val="0"/>
+          <w:sz w:val="28"/>
+          <w:szCs w:val="28"/>
+          <w14:ligatures w14:val="none"/>
+        </w:rPr>
+      </w:pPr>
+      <w:r>
+        <w:rPr>
+          <w:rFonts w:ascii="Sakkal Majalla" w:eastAsia="Times New Roman" w:hAnsi="Sakkal Majalla" w:cs="Sakkal Majalla"/>
+          <w:color w:val="3B3B3B"/>
+          <w:kern w:val="0"/>
+          <w:sz w:val="28"/>
+          <w:szCs w:val="28"/>
+          <w14:ligatures w14:val="none"/>
+        </w:rPr>
+        <w:t>Using the router link:</w:t>
+      </w:r>
+    </w:p>
+    <w:p>
+      <w:pPr>
+        <w:shd w:val="clear" w:color="auto" w:fill="FFFFFF"/>
+        <w:spacing w:after="0" w:line="285" w:lineRule="atLeast"/>
+        <w:rPr>
+          <w:rFonts w:ascii="Consolas" w:eastAsia="Times New Roman" w:hAnsi="Consolas" w:cs="Times New Roman"/>
+          <w:color w:val="3B3B3B"/>
+          <w:kern w:val="0"/>
+          <w:sz w:val="21"/>
+          <w:szCs w:val="21"/>
+          <w14:ligatures w14:val="none"/>
+        </w:rPr>
+      </w:pPr>
+      <w:r>
+        <w:rPr>
+          <w:rFonts w:ascii="Consolas" w:eastAsia="Times New Roman" w:hAnsi="Consolas" w:cs="Times New Roman"/>
+          <w:color w:val="AF00DB"/>
+          <w:kern w:val="0"/>
+          <w:sz w:val="21"/>
+          <w:szCs w:val="21"/>
+          <w14:ligatures w14:val="none"/>
+        </w:rPr>
+        <w:t>import</w:t>
+      </w:r>
+      <w:r>
+        <w:rPr>
+          <w:rFonts w:ascii="Consolas" w:eastAsia="Times New Roman" w:hAnsi="Consolas" w:cs="Times New Roman"/>
+          <w:color w:val="3B3B3B"/>
+          <w:kern w:val="0"/>
+          <w:sz w:val="21"/>
+          <w:szCs w:val="21"/>
+          <w14:ligatures w14:val="none"/>
+        </w:rPr>
+        <w:t xml:space="preserve"> </w:t>
+      </w:r>
+      <w:proofErr w:type="gramStart"/>
+      <w:r>
+        <w:rPr>
+          <w:rFonts w:ascii="Consolas" w:eastAsia="Times New Roman" w:hAnsi="Consolas" w:cs="Times New Roman"/>
+          <w:color w:val="3B3B3B"/>
+          <w:kern w:val="0"/>
+          <w:sz w:val="21"/>
+          <w:szCs w:val="21"/>
+          <w14:ligatures w14:val="none"/>
+        </w:rPr>
+        <w:t xml:space="preserve">{ </w:t>
+      </w:r>
+      <w:r>
+        <w:rPr>
+          <w:rFonts w:ascii="Consolas" w:eastAsia="Times New Roman" w:hAnsi="Consolas" w:cs="Times New Roman"/>
+          <w:color w:val="001080"/>
+          <w:kern w:val="0"/>
+          <w:sz w:val="21"/>
+          <w:szCs w:val="21"/>
+          <w14:ligatures w14:val="none"/>
+        </w:rPr>
+        <w:t>Component</w:t>
+      </w:r>
+      <w:proofErr w:type="gramEnd"/>
+      <w:r>
+        <w:rPr>
+          <w:rFonts w:ascii="Consolas" w:eastAsia="Times New Roman" w:hAnsi="Consolas" w:cs="Times New Roman"/>
+          <w:color w:val="3B3B3B"/>
+          <w:kern w:val="0"/>
+          <w:sz w:val="21"/>
+          <w:szCs w:val="21"/>
+          <w14:ligatures w14:val="none"/>
+        </w:rPr>
+        <w:t xml:space="preserve">, </w:t>
+      </w:r>
+      <w:proofErr w:type="gramStart"/>
+      <w:r>
+        <w:rPr>
+          <w:rFonts w:ascii="Consolas" w:eastAsia="Times New Roman" w:hAnsi="Consolas" w:cs="Times New Roman"/>
+          <w:color w:val="001080"/>
+          <w:kern w:val="0"/>
+          <w:sz w:val="21"/>
+          <w:szCs w:val="21"/>
+          <w14:ligatures w14:val="none"/>
+        </w:rPr>
+        <w:t>signal</w:t>
+      </w:r>
+      <w:r>
+        <w:rPr>
+          <w:rFonts w:ascii="Consolas" w:eastAsia="Times New Roman" w:hAnsi="Consolas" w:cs="Times New Roman"/>
+          <w:color w:val="3B3B3B"/>
+          <w:kern w:val="0"/>
+          <w:sz w:val="21"/>
+          <w:szCs w:val="21"/>
+          <w14:ligatures w14:val="none"/>
+        </w:rPr>
+        <w:t xml:space="preserve"> }</w:t>
+      </w:r>
+      <w:proofErr w:type="gramEnd"/>
+      <w:r>
+        <w:rPr>
+          <w:rFonts w:ascii="Consolas" w:eastAsia="Times New Roman" w:hAnsi="Consolas" w:cs="Times New Roman"/>
+          <w:color w:val="3B3B3B"/>
+          <w:kern w:val="0"/>
+          <w:sz w:val="21"/>
+          <w:szCs w:val="21"/>
+          <w14:ligatures w14:val="none"/>
+        </w:rPr>
+        <w:t xml:space="preserve"> </w:t>
+      </w:r>
+      <w:r>
+        <w:rPr>
+          <w:rFonts w:ascii="Consolas" w:eastAsia="Times New Roman" w:hAnsi="Consolas" w:cs="Times New Roman"/>
+          <w:color w:val="AF00DB"/>
+          <w:kern w:val="0"/>
+          <w:sz w:val="21"/>
+          <w:szCs w:val="21"/>
+          <w14:ligatures w14:val="none"/>
+        </w:rPr>
+        <w:t>from</w:t>
+      </w:r>
+      <w:r>
+        <w:rPr>
+          <w:rFonts w:ascii="Consolas" w:eastAsia="Times New Roman" w:hAnsi="Consolas" w:cs="Times New Roman"/>
+          <w:color w:val="3B3B3B"/>
+          <w:kern w:val="0"/>
+          <w:sz w:val="21"/>
+          <w:szCs w:val="21"/>
+          <w14:ligatures w14:val="none"/>
+        </w:rPr>
+        <w:t xml:space="preserve"> </w:t>
+      </w:r>
+      <w:r>
+        <w:rPr>
+          <w:rFonts w:ascii="Consolas" w:eastAsia="Times New Roman" w:hAnsi="Consolas" w:cs="Times New Roman"/>
+          <w:color w:val="A31515"/>
+          <w:kern w:val="0"/>
+          <w:sz w:val="21"/>
+          <w:szCs w:val="21"/>
+          <w14:ligatures w14:val="none"/>
+        </w:rPr>
+        <w:t>'@angular/core'</w:t>
+      </w:r>
+      <w:r>
+        <w:rPr>
+          <w:rFonts w:ascii="Consolas" w:eastAsia="Times New Roman" w:hAnsi="Consolas" w:cs="Times New Roman"/>
+          <w:color w:val="3B3B3B"/>
+          <w:kern w:val="0"/>
+          <w:sz w:val="21"/>
+          <w:szCs w:val="21"/>
+          <w14:ligatures w14:val="none"/>
+        </w:rPr>
+        <w:t>;</w:t>
+      </w:r>
+    </w:p>
+    <w:p>
+      <w:pPr>
+        <w:shd w:val="clear" w:color="auto" w:fill="FFFFFF"/>
+        <w:spacing w:after="0" w:line="285" w:lineRule="atLeast"/>
+        <w:rPr>
+          <w:rFonts w:ascii="Consolas" w:eastAsia="Times New Roman" w:hAnsi="Consolas" w:cs="Times New Roman"/>
+          <w:color w:val="3B3B3B"/>
+          <w:kern w:val="0"/>
+          <w:sz w:val="21"/>
+          <w:szCs w:val="21"/>
+          <w14:ligatures w14:val="none"/>
+        </w:rPr>
+      </w:pPr>
+      <w:r>
+        <w:rPr>
+          <w:rFonts w:ascii="Consolas" w:eastAsia="Times New Roman" w:hAnsi="Consolas" w:cs="Times New Roman"/>
+          <w:color w:val="AF00DB"/>
+          <w:kern w:val="0"/>
+          <w:sz w:val="21"/>
+          <w:szCs w:val="21"/>
+          <w14:ligatures w14:val="none"/>
+        </w:rPr>
+        <w:t>import</w:t>
+      </w:r>
+      <w:r>
+        <w:rPr>
+          <w:rFonts w:ascii="Consolas" w:eastAsia="Times New Roman" w:hAnsi="Consolas" w:cs="Times New Roman"/>
+          <w:color w:val="3B3B3B"/>
+          <w:kern w:val="0"/>
+          <w:sz w:val="21"/>
+          <w:szCs w:val="21"/>
+          <w14:ligatures w14:val="none"/>
+        </w:rPr>
+        <w:t xml:space="preserve"> </w:t>
+      </w:r>
+      <w:proofErr w:type="gramStart"/>
+      <w:r>
+        <w:rPr>
+          <w:rFonts w:ascii="Consolas" w:eastAsia="Times New Roman" w:hAnsi="Consolas" w:cs="Times New Roman"/>
+          <w:color w:val="3B3B3B"/>
+          <w:kern w:val="0"/>
+          <w:sz w:val="21"/>
+          <w:szCs w:val="21"/>
+          <w14:ligatures w14:val="none"/>
+        </w:rPr>
+        <w:t xml:space="preserve">{ </w:t>
+      </w:r>
+      <w:r>
+        <w:rPr>
+          <w:rFonts w:ascii="Consolas" w:eastAsia="Times New Roman" w:hAnsi="Consolas" w:cs="Times New Roman"/>
+          <w:color w:val="001080"/>
+          <w:kern w:val="0"/>
+          <w:sz w:val="21"/>
+          <w:szCs w:val="21"/>
+          <w14:ligatures w14:val="none"/>
+        </w:rPr>
+        <w:t>RouterLink</w:t>
+      </w:r>
+      <w:proofErr w:type="gramEnd"/>
+      <w:r>
+        <w:rPr>
+          <w:rFonts w:ascii="Consolas" w:eastAsia="Times New Roman" w:hAnsi="Consolas" w:cs="Times New Roman"/>
+          <w:color w:val="3B3B3B"/>
+          <w:kern w:val="0"/>
+          <w:sz w:val="21"/>
+          <w:szCs w:val="21"/>
+          <w14:ligatures w14:val="none"/>
+        </w:rPr>
+        <w:t xml:space="preserve">, </w:t>
+      </w:r>
+      <w:proofErr w:type="gramStart"/>
+      <w:r>
+        <w:rPr>
+          <w:rFonts w:ascii="Consolas" w:eastAsia="Times New Roman" w:hAnsi="Consolas" w:cs="Times New Roman"/>
+          <w:color w:val="001080"/>
+          <w:kern w:val="0"/>
+          <w:sz w:val="21"/>
+          <w:szCs w:val="21"/>
+          <w14:ligatures w14:val="none"/>
+        </w:rPr>
+        <w:t>RouterOutlet</w:t>
+      </w:r>
+      <w:r>
+        <w:rPr>
+          <w:rFonts w:ascii="Consolas" w:eastAsia="Times New Roman" w:hAnsi="Consolas" w:cs="Times New Roman"/>
+          <w:color w:val="3B3B3B"/>
+          <w:kern w:val="0"/>
+          <w:sz w:val="21"/>
+          <w:szCs w:val="21"/>
+          <w14:ligatures w14:val="none"/>
+        </w:rPr>
+        <w:t xml:space="preserve"> }</w:t>
+      </w:r>
+      <w:proofErr w:type="gramEnd"/>
+      <w:r>
+        <w:rPr>
+          <w:rFonts w:ascii="Consolas" w:eastAsia="Times New Roman" w:hAnsi="Consolas" w:cs="Times New Roman"/>
+          <w:color w:val="3B3B3B"/>
+          <w:kern w:val="0"/>
+          <w:sz w:val="21"/>
+          <w:szCs w:val="21"/>
+          <w14:ligatures w14:val="none"/>
+        </w:rPr>
+        <w:t xml:space="preserve"> </w:t>
+      </w:r>
+      <w:r>
+        <w:rPr>
+          <w:rFonts w:ascii="Consolas" w:eastAsia="Times New Roman" w:hAnsi="Consolas" w:cs="Times New Roman"/>
+          <w:color w:val="AF00DB"/>
+          <w:kern w:val="0"/>
+          <w:sz w:val="21"/>
+          <w:szCs w:val="21"/>
+          <w14:ligatures w14:val="none"/>
+        </w:rPr>
+        <w:t>from</w:t>
+      </w:r>
+      <w:r>
+        <w:rPr>
+          <w:rFonts w:ascii="Consolas" w:eastAsia="Times New Roman" w:hAnsi="Consolas" w:cs="Times New Roman"/>
+          <w:color w:val="3B3B3B"/>
+          <w:kern w:val="0"/>
+          <w:sz w:val="21"/>
+          <w:szCs w:val="21"/>
+          <w14:ligatures w14:val="none"/>
+        </w:rPr>
+        <w:t xml:space="preserve"> </w:t>
+      </w:r>
+      <w:r>
+        <w:rPr>
+          <w:rFonts w:ascii="Consolas" w:eastAsia="Times New Roman" w:hAnsi="Consolas" w:cs="Times New Roman"/>
+          <w:color w:val="A31515"/>
+          <w:kern w:val="0"/>
+          <w:sz w:val="21"/>
+          <w:szCs w:val="21"/>
+          <w14:ligatures w14:val="none"/>
+        </w:rPr>
+        <w:t>'@angular/router'</w:t>
+      </w:r>
+      <w:r>
+        <w:rPr>
+          <w:rFonts w:ascii="Consolas" w:eastAsia="Times New Roman" w:hAnsi="Consolas" w:cs="Times New Roman"/>
+          <w:color w:val="3B3B3B"/>
+          <w:kern w:val="0"/>
+          <w:sz w:val="21"/>
+          <w:szCs w:val="21"/>
+          <w14:ligatures w14:val="none"/>
+        </w:rPr>
+        <w:t>;</w:t>
+      </w:r>
+    </w:p>
+    <w:p>
+      <w:pPr>
+        <w:shd w:val="clear" w:color="auto" w:fill="FFFFFF"/>
+        <w:spacing w:after="0" w:line="285" w:lineRule="atLeast"/>
+        <w:rPr>
+          <w:rFonts w:ascii="Consolas" w:eastAsia="Times New Roman" w:hAnsi="Consolas" w:cs="Times New Roman"/>
+          <w:color w:val="3B3B3B"/>
+          <w:kern w:val="0"/>
+          <w:sz w:val="21"/>
+          <w:szCs w:val="21"/>
+          <w14:ligatures w14:val="none"/>
+        </w:rPr>
+      </w:pPr>
+      <w:r>
+        <w:rPr>
+          <w:rFonts w:ascii="Consolas" w:eastAsia="Times New Roman" w:hAnsi="Consolas" w:cs="Times New Roman"/>
+          <w:color w:val="AF00DB"/>
+          <w:kern w:val="0"/>
+          <w:sz w:val="21"/>
+          <w:szCs w:val="21"/>
+          <w14:ligatures w14:val="none"/>
+        </w:rPr>
+        <w:t>import</w:t>
+      </w:r>
+      <w:r>
+        <w:rPr>
+          <w:rFonts w:ascii="Consolas" w:eastAsia="Times New Roman" w:hAnsi="Consolas" w:cs="Times New Roman"/>
+          <w:color w:val="3B3B3B"/>
+          <w:kern w:val="0"/>
+          <w:sz w:val="21"/>
+          <w:szCs w:val="21"/>
+          <w14:ligatures w14:val="none"/>
+        </w:rPr>
+        <w:t xml:space="preserve"> </w:t>
+      </w:r>
+      <w:proofErr w:type="gramStart"/>
+      <w:r>
+        <w:rPr>
+          <w:rFonts w:ascii="Consolas" w:eastAsia="Times New Roman" w:hAnsi="Consolas" w:cs="Times New Roman"/>
+          <w:color w:val="3B3B3B"/>
+          <w:kern w:val="0"/>
+          <w:sz w:val="21"/>
+          <w:szCs w:val="21"/>
+          <w14:ligatures w14:val="none"/>
+        </w:rPr>
+        <w:t xml:space="preserve">{ </w:t>
+      </w:r>
+      <w:r>
+        <w:rPr>
+          <w:rFonts w:ascii="Consolas" w:eastAsia="Times New Roman" w:hAnsi="Consolas" w:cs="Times New Roman"/>
+          <w:color w:val="001080"/>
+          <w:kern w:val="0"/>
+          <w:sz w:val="21"/>
+          <w:szCs w:val="21"/>
+          <w14:ligatures w14:val="none"/>
+        </w:rPr>
+        <w:t>Home</w:t>
+      </w:r>
+      <w:proofErr w:type="gramEnd"/>
+      <w:r>
+        <w:rPr>
+          <w:rFonts w:ascii="Consolas" w:eastAsia="Times New Roman" w:hAnsi="Consolas" w:cs="Times New Roman"/>
+          <w:color w:val="3B3B3B"/>
+          <w:kern w:val="0"/>
+          <w:sz w:val="21"/>
+          <w:szCs w:val="21"/>
+          <w14:ligatures w14:val="none"/>
+        </w:rPr>
+        <w:t xml:space="preserve"> } </w:t>
+      </w:r>
+      <w:r>
+        <w:rPr>
+          <w:rFonts w:ascii="Consolas" w:eastAsia="Times New Roman" w:hAnsi="Consolas" w:cs="Times New Roman"/>
+          <w:color w:val="AF00DB"/>
+          <w:kern w:val="0"/>
+          <w:sz w:val="21"/>
+          <w:szCs w:val="21"/>
+          <w14:ligatures w14:val="none"/>
+        </w:rPr>
+        <w:t>from</w:t>
+      </w:r>
+      <w:r>
+        <w:rPr>
+          <w:rFonts w:ascii="Consolas" w:eastAsia="Times New Roman" w:hAnsi="Consolas" w:cs="Times New Roman"/>
+          <w:color w:val="3B3B3B"/>
+          <w:kern w:val="0"/>
+          <w:sz w:val="21"/>
+          <w:szCs w:val="21"/>
+          <w14:ligatures w14:val="none"/>
+        </w:rPr>
+        <w:t xml:space="preserve"> </w:t>
+      </w:r>
+      <w:proofErr w:type="gramStart"/>
+      <w:r>
+        <w:rPr>
+          <w:rFonts w:ascii="Consolas" w:eastAsia="Times New Roman" w:hAnsi="Consolas" w:cs="Times New Roman"/>
+          <w:color w:val="A31515"/>
+          <w:kern w:val="0"/>
+          <w:sz w:val="21"/>
+          <w:szCs w:val="21"/>
+          <w14:ligatures w14:val="none"/>
+        </w:rPr>
+        <w:t>'./</w:t>
+      </w:r>
+      <w:proofErr w:type="gramEnd"/>
+      <w:r>
+        <w:rPr>
+          <w:rFonts w:ascii="Consolas" w:eastAsia="Times New Roman" w:hAnsi="Consolas" w:cs="Times New Roman"/>
+          <w:color w:val="A31515"/>
+          <w:kern w:val="0"/>
+          <w:sz w:val="21"/>
+          <w:szCs w:val="21"/>
+          <w14:ligatures w14:val="none"/>
+        </w:rPr>
+        <w:t>home/home'</w:t>
+      </w:r>
+      <w:r>
+        <w:rPr>
+          <w:rFonts w:ascii="Consolas" w:eastAsia="Times New Roman" w:hAnsi="Consolas" w:cs="Times New Roman"/>
+          <w:color w:val="3B3B3B"/>
+          <w:kern w:val="0"/>
+          <w:sz w:val="21"/>
+          <w:szCs w:val="21"/>
+          <w14:ligatures w14:val="none"/>
+        </w:rPr>
+        <w:t>;</w:t>
+      </w:r>
+    </w:p>
+    <w:p>
+      <w:pPr>
+        <w:shd w:val="clear" w:color="auto" w:fill="FFFFFF"/>
+        <w:spacing w:after="0" w:line="285" w:lineRule="atLeast"/>
+        <w:rPr>
+          <w:rFonts w:ascii="Consolas" w:eastAsia="Times New Roman" w:hAnsi="Consolas" w:cs="Times New Roman"/>
+          <w:color w:val="3B3B3B"/>
+          <w:kern w:val="0"/>
+          <w:sz w:val="21"/>
+          <w:szCs w:val="21"/>
+          <w14:ligatures w14:val="none"/>
+        </w:rPr>
+      </w:pPr>
+    </w:p>
+    <w:p>
+      <w:pPr>
+        <w:shd w:val="clear" w:color="auto" w:fill="FFFFFF"/>
+        <w:spacing w:after="0" w:line="285" w:lineRule="atLeast"/>
+        <w:rPr>
+          <w:rFonts w:ascii="Consolas" w:eastAsia="Times New Roman" w:hAnsi="Consolas" w:cs="Times New Roman"/>
+          <w:color w:val="3B3B3B"/>
+          <w:kern w:val="0"/>
+          <w:sz w:val="21"/>
+          <w:szCs w:val="21"/>
+          <w14:ligatures w14:val="none"/>
+        </w:rPr>
+      </w:pPr>
+      <w:r>
+        <w:rPr>
+          <w:rFonts w:ascii="Consolas" w:eastAsia="Times New Roman" w:hAnsi="Consolas" w:cs="Times New Roman"/>
+          <w:color w:val="3B3B3B"/>
+          <w:kern w:val="0"/>
+          <w:sz w:val="21"/>
+          <w:szCs w:val="21"/>
+          <w14:ligatures w14:val="none"/>
+        </w:rPr>
+        <w:t>@</w:t>
+      </w:r>
+      <w:proofErr w:type="gramStart"/>
+      <w:r>
+        <w:rPr>
+          <w:rFonts w:ascii="Consolas" w:eastAsia="Times New Roman" w:hAnsi="Consolas" w:cs="Times New Roman"/>
+          <w:color w:val="267F99"/>
+          <w:kern w:val="0"/>
+          <w:sz w:val="21"/>
+          <w:szCs w:val="21"/>
+          <w14:ligatures w14:val="none"/>
+        </w:rPr>
+        <w:t>Component</w:t>
+      </w:r>
+      <w:r>
+        <w:rPr>
+          <w:rFonts w:ascii="Consolas" w:eastAsia="Times New Roman" w:hAnsi="Consolas" w:cs="Times New Roman"/>
+          <w:color w:val="3B3B3B"/>
+          <w:kern w:val="0"/>
+          <w:sz w:val="21"/>
+          <w:szCs w:val="21"/>
+          <w14:ligatures w14:val="none"/>
+        </w:rPr>
+        <w:t>(</w:t>
+      </w:r>
+      <w:proofErr w:type="gramEnd"/>
+      <w:r>
+        <w:rPr>
+          <w:rFonts w:ascii="Consolas" w:eastAsia="Times New Roman" w:hAnsi="Consolas" w:cs="Times New Roman"/>
+          <w:color w:val="3B3B3B"/>
+          <w:kern w:val="0"/>
+          <w:sz w:val="21"/>
+          <w:szCs w:val="21"/>
+          <w14:ligatures w14:val="none"/>
+        </w:rPr>
+        <w:t>{</w:t>
+      </w:r>
+    </w:p>
+    <w:p>
+      <w:pPr>
+        <w:shd w:val="clear" w:color="auto" w:fill="FFFFFF"/>
+        <w:spacing w:after="0" w:line="285" w:lineRule="atLeast"/>
+        <w:rPr>
+          <w:rFonts w:ascii="Consolas" w:eastAsia="Times New Roman" w:hAnsi="Consolas" w:cs="Times New Roman"/>
+          <w:color w:val="3B3B3B"/>
+          <w:kern w:val="0"/>
+          <w:sz w:val="21"/>
+          <w:szCs w:val="21"/>
+          <w14:ligatures w14:val="none"/>
+        </w:rPr>
+      </w:pPr>
+      <w:r>
+        <w:rPr>
+          <w:rFonts w:ascii="Consolas" w:eastAsia="Times New Roman" w:hAnsi="Consolas" w:cs="Times New Roman"/>
+          <w:color w:val="3B3B3B"/>
+          <w:kern w:val="0"/>
+          <w:sz w:val="21"/>
+          <w:szCs w:val="21"/>
+          <w14:ligatures w14:val="none"/>
+        </w:rPr>
+        <w:t xml:space="preserve">  </w:t>
+      </w:r>
+      <w:r>
+        <w:rPr>
+          <w:rFonts w:ascii="Consolas" w:eastAsia="Times New Roman" w:hAnsi="Consolas" w:cs="Times New Roman"/>
+          <w:color w:val="001080"/>
+          <w:kern w:val="0"/>
+          <w:sz w:val="21"/>
+          <w:szCs w:val="21"/>
+          <w14:ligatures w14:val="none"/>
+        </w:rPr>
+        <w:t>selector:</w:t>
+      </w:r>
+      <w:r>
+        <w:rPr>
+          <w:rFonts w:ascii="Consolas" w:eastAsia="Times New Roman" w:hAnsi="Consolas" w:cs="Times New Roman"/>
+          <w:color w:val="3B3B3B"/>
+          <w:kern w:val="0"/>
+          <w:sz w:val="21"/>
+          <w:szCs w:val="21"/>
+          <w14:ligatures w14:val="none"/>
+        </w:rPr>
+        <w:t xml:space="preserve"> </w:t>
+      </w:r>
+      <w:r>
+        <w:rPr>
+          <w:rFonts w:ascii="Consolas" w:eastAsia="Times New Roman" w:hAnsi="Consolas" w:cs="Times New Roman"/>
+          <w:color w:val="A31515"/>
+          <w:kern w:val="0"/>
+          <w:sz w:val="21"/>
+          <w:szCs w:val="21"/>
+          <w14:ligatures w14:val="none"/>
+        </w:rPr>
+        <w:t>'app-root'</w:t>
+      </w:r>
+      <w:r>
+        <w:rPr>
+          <w:rFonts w:ascii="Consolas" w:eastAsia="Times New Roman" w:hAnsi="Consolas" w:cs="Times New Roman"/>
+          <w:color w:val="3B3B3B"/>
+          <w:kern w:val="0"/>
+          <w:sz w:val="21"/>
+          <w:szCs w:val="21"/>
+          <w14:ligatures w14:val="none"/>
+        </w:rPr>
+        <w:t>,</w:t>
+      </w:r>
+    </w:p>
+    <w:p>
+      <w:pPr>
+        <w:shd w:val="clear" w:color="auto" w:fill="FFFFFF"/>
+        <w:spacing w:after="0" w:line="285" w:lineRule="atLeast"/>
+        <w:rPr>
+          <w:rFonts w:ascii="Consolas" w:eastAsia="Times New Roman" w:hAnsi="Consolas" w:cs="Times New Roman"/>
+          <w:color w:val="3B3B3B"/>
+          <w:kern w:val="0"/>
+          <w:sz w:val="21"/>
+          <w:szCs w:val="21"/>
+          <w14:ligatures w14:val="none"/>
+        </w:rPr>
+      </w:pPr>
+      <w:r>
+        <w:rPr>
+          <w:rFonts w:ascii="Consolas" w:eastAsia="Times New Roman" w:hAnsi="Consolas" w:cs="Times New Roman"/>
+          <w:color w:val="3B3B3B"/>
+          <w:kern w:val="0"/>
+          <w:sz w:val="21"/>
+          <w:szCs w:val="21"/>
+          <w14:ligatures w14:val="none"/>
+        </w:rPr>
+        <w:t xml:space="preserve">  </w:t>
+      </w:r>
+      <w:r>
+        <w:rPr>
+          <w:rFonts w:ascii="Consolas" w:eastAsia="Times New Roman" w:hAnsi="Consolas" w:cs="Times New Roman"/>
+          <w:color w:val="001080"/>
+          <w:kern w:val="0"/>
+          <w:sz w:val="21"/>
+          <w:szCs w:val="21"/>
+          <w14:ligatures w14:val="none"/>
+        </w:rPr>
+        <w:t>imports:</w:t>
+      </w:r>
+      <w:r>
+        <w:rPr>
+          <w:rFonts w:ascii="Consolas" w:eastAsia="Times New Roman" w:hAnsi="Consolas" w:cs="Times New Roman"/>
+          <w:color w:val="3B3B3B"/>
+          <w:kern w:val="0"/>
+          <w:sz w:val="21"/>
+          <w:szCs w:val="21"/>
+          <w14:ligatures w14:val="none"/>
+        </w:rPr>
+        <w:t xml:space="preserve"> [</w:t>
+      </w:r>
+      <w:r>
+        <w:rPr>
+          <w:rFonts w:ascii="Consolas" w:eastAsia="Times New Roman" w:hAnsi="Consolas" w:cs="Times New Roman"/>
+          <w:color w:val="267F99"/>
+          <w:kern w:val="0"/>
+          <w:sz w:val="21"/>
+          <w:szCs w:val="21"/>
+          <w14:ligatures w14:val="none"/>
+        </w:rPr>
+        <w:t>RouterOutlet</w:t>
+      </w:r>
+      <w:r>
+        <w:rPr>
+          <w:rFonts w:ascii="Consolas" w:eastAsia="Times New Roman" w:hAnsi="Consolas" w:cs="Times New Roman"/>
+          <w:color w:val="3B3B3B"/>
+          <w:kern w:val="0"/>
+          <w:sz w:val="21"/>
+          <w:szCs w:val="21"/>
+          <w14:ligatures w14:val="none"/>
+        </w:rPr>
+        <w:t xml:space="preserve">, </w:t>
+      </w:r>
+      <w:r>
+        <w:rPr>
+          <w:rFonts w:ascii="Consolas" w:eastAsia="Times New Roman" w:hAnsi="Consolas" w:cs="Times New Roman"/>
+          <w:color w:val="267F99"/>
+          <w:kern w:val="0"/>
+          <w:sz w:val="21"/>
+          <w:szCs w:val="21"/>
+          <w14:ligatures w14:val="none"/>
+        </w:rPr>
+        <w:t>Home</w:t>
+      </w:r>
+      <w:r>
+        <w:rPr>
+          <w:rFonts w:ascii="Consolas" w:eastAsia="Times New Roman" w:hAnsi="Consolas" w:cs="Times New Roman"/>
+          <w:color w:val="3B3B3B"/>
+          <w:kern w:val="0"/>
+          <w:sz w:val="21"/>
+          <w:szCs w:val="21"/>
+          <w14:ligatures w14:val="none"/>
+        </w:rPr>
+        <w:t xml:space="preserve">, </w:t>
+      </w:r>
+      <w:r>
+        <w:rPr>
+          <w:rFonts w:ascii="Consolas" w:eastAsia="Times New Roman" w:hAnsi="Consolas" w:cs="Times New Roman"/>
+          <w:color w:val="267F99"/>
+          <w:kern w:val="0"/>
+          <w:sz w:val="21"/>
+          <w:szCs w:val="21"/>
+          <w14:ligatures w14:val="none"/>
+        </w:rPr>
+        <w:t>RouterLink</w:t>
+      </w:r>
+      <w:r>
+        <w:rPr>
+          <w:rFonts w:ascii="Consolas" w:eastAsia="Times New Roman" w:hAnsi="Consolas" w:cs="Times New Roman"/>
+          <w:color w:val="3B3B3B"/>
+          <w:kern w:val="0"/>
+          <w:sz w:val="21"/>
+          <w:szCs w:val="21"/>
+          <w14:ligatures w14:val="none"/>
+        </w:rPr>
+        <w:t>],</w:t>
+      </w:r>
+    </w:p>
+    <w:p>
+      <w:pPr>
+        <w:shd w:val="clear" w:color="auto" w:fill="FFFFFF"/>
+        <w:spacing w:after="0" w:line="285" w:lineRule="atLeast"/>
+        <w:rPr>
+          <w:rFonts w:ascii="Consolas" w:eastAsia="Times New Roman" w:hAnsi="Consolas" w:cs="Times New Roman"/>
+          <w:color w:val="3B3B3B"/>
+          <w:kern w:val="0"/>
+          <w:sz w:val="21"/>
+          <w:szCs w:val="21"/>
+          <w14:ligatures w14:val="none"/>
+        </w:rPr>
+      </w:pPr>
+      <w:r>
+        <w:rPr>
+          <w:rFonts w:ascii="Consolas" w:eastAsia="Times New Roman" w:hAnsi="Consolas" w:cs="Times New Roman"/>
+          <w:color w:val="3B3B3B"/>
+          <w:kern w:val="0"/>
+          <w:sz w:val="21"/>
+          <w:szCs w:val="21"/>
+          <w14:ligatures w14:val="none"/>
+        </w:rPr>
+        <w:t xml:space="preserve">  </w:t>
+      </w:r>
+      <w:r>
+        <w:rPr>
+          <w:rFonts w:ascii="Consolas" w:eastAsia="Times New Roman" w:hAnsi="Consolas" w:cs="Times New Roman"/>
+          <w:color w:val="001080"/>
+          <w:kern w:val="0"/>
+          <w:sz w:val="21"/>
+          <w:szCs w:val="21"/>
+          <w14:ligatures w14:val="none"/>
+        </w:rPr>
+        <w:t>templateUrl:</w:t>
+      </w:r>
+      <w:r>
+        <w:rPr>
+          <w:rFonts w:ascii="Consolas" w:eastAsia="Times New Roman" w:hAnsi="Consolas" w:cs="Times New Roman"/>
+          <w:color w:val="3B3B3B"/>
+          <w:kern w:val="0"/>
+          <w:sz w:val="21"/>
+          <w:szCs w:val="21"/>
+          <w14:ligatures w14:val="none"/>
+        </w:rPr>
+        <w:t xml:space="preserve"> </w:t>
+      </w:r>
+      <w:r>
+        <w:rPr>
+          <w:rFonts w:ascii="Consolas" w:eastAsia="Times New Roman" w:hAnsi="Consolas" w:cs="Times New Roman"/>
+          <w:color w:val="A31515"/>
+          <w:kern w:val="0"/>
+          <w:sz w:val="21"/>
+          <w:szCs w:val="21"/>
+          <w14:ligatures w14:val="none"/>
+        </w:rPr>
+        <w:t>'./app.html'</w:t>
+      </w:r>
+      <w:r>
+        <w:rPr>
+          <w:rFonts w:ascii="Consolas" w:eastAsia="Times New Roman" w:hAnsi="Consolas" w:cs="Times New Roman"/>
+          <w:color w:val="3B3B3B"/>
+          <w:kern w:val="0"/>
+          <w:sz w:val="21"/>
+          <w:szCs w:val="21"/>
+          <w14:ligatures w14:val="none"/>
+        </w:rPr>
+        <w:t>,</w:t>
+      </w:r>
+    </w:p>
+    <w:p>
+      <w:pPr>
+        <w:shd w:val="clear" w:color="auto" w:fill="FFFFFF"/>
+        <w:spacing w:after="0" w:line="285" w:lineRule="atLeast"/>
+        <w:rPr>
+          <w:rFonts w:ascii="Consolas" w:eastAsia="Times New Roman" w:hAnsi="Consolas" w:cs="Times New Roman"/>
+          <w:color w:val="3B3B3B"/>
+          <w:kern w:val="0"/>
+          <w:sz w:val="21"/>
+          <w:szCs w:val="21"/>
+          <w14:ligatures w14:val="none"/>
+        </w:rPr>
+      </w:pPr>
+      <w:r>
+        <w:rPr>
+          <w:rFonts w:ascii="Consolas" w:eastAsia="Times New Roman" w:hAnsi="Consolas" w:cs="Times New Roman"/>
+          <w:color w:val="3B3B3B"/>
+          <w:kern w:val="0"/>
+          <w:sz w:val="21"/>
+          <w:szCs w:val="21"/>
+          <w14:ligatures w14:val="none"/>
+        </w:rPr>
+        <w:t xml:space="preserve">  </w:t>
+      </w:r>
+      <w:r>
+        <w:rPr>
+          <w:rFonts w:ascii="Consolas" w:eastAsia="Times New Roman" w:hAnsi="Consolas" w:cs="Times New Roman"/>
+          <w:color w:val="001080"/>
+          <w:kern w:val="0"/>
+          <w:sz w:val="21"/>
+          <w:szCs w:val="21"/>
+          <w14:ligatures w14:val="none"/>
+        </w:rPr>
+        <w:t>styleUrl:</w:t>
+      </w:r>
+      <w:r>
+        <w:rPr>
+          <w:rFonts w:ascii="Consolas" w:eastAsia="Times New Roman" w:hAnsi="Consolas" w:cs="Times New Roman"/>
+          <w:color w:val="3B3B3B"/>
+          <w:kern w:val="0"/>
+          <w:sz w:val="21"/>
+          <w:szCs w:val="21"/>
+          <w14:ligatures w14:val="none"/>
+        </w:rPr>
+        <w:t xml:space="preserve"> </w:t>
+      </w:r>
+      <w:r>
+        <w:rPr>
+          <w:rFonts w:ascii="Consolas" w:eastAsia="Times New Roman" w:hAnsi="Consolas" w:cs="Times New Roman"/>
+          <w:color w:val="A31515"/>
+          <w:kern w:val="0"/>
+          <w:sz w:val="21"/>
+          <w:szCs w:val="21"/>
+          <w14:ligatures w14:val="none"/>
+        </w:rPr>
+        <w:t>'./app.css'</w:t>
+      </w:r>
+    </w:p>
+    <w:p>
+      <w:pPr>
+        <w:shd w:val="clear" w:color="auto" w:fill="FFFFFF"/>
+        <w:spacing w:after="0" w:line="285" w:lineRule="atLeast"/>
+        <w:rPr>
+          <w:rFonts w:ascii="Consolas" w:eastAsia="Times New Roman" w:hAnsi="Consolas" w:cs="Times New Roman"/>
+          <w:color w:val="3B3B3B"/>
+          <w:kern w:val="0"/>
+          <w:sz w:val="21"/>
+          <w:szCs w:val="21"/>
+          <w14:ligatures w14:val="none"/>
+        </w:rPr>
+      </w:pPr>
+      <w:r>
+        <w:rPr>
+          <w:rFonts w:ascii="Consolas" w:eastAsia="Times New Roman" w:hAnsi="Consolas" w:cs="Times New Roman"/>
+          <w:color w:val="3B3B3B"/>
+          <w:kern w:val="0"/>
+          <w:sz w:val="21"/>
+          <w:szCs w:val="21"/>
+          <w14:ligatures w14:val="none"/>
+        </w:rPr>
+        <w:t>})</w:t>
+      </w:r>
+    </w:p>
+    <w:p>
+      <w:pPr>
+        <w:shd w:val="clear" w:color="auto" w:fill="FFFFFF"/>
+        <w:spacing w:after="0" w:line="285" w:lineRule="atLeast"/>
+        <w:rPr>
+          <w:rFonts w:ascii="Consolas" w:eastAsia="Times New Roman" w:hAnsi="Consolas" w:cs="Times New Roman"/>
+          <w:color w:val="3B3B3B"/>
+          <w:kern w:val="0"/>
+          <w:sz w:val="21"/>
+          <w:szCs w:val="21"/>
+          <w14:ligatures w14:val="none"/>
+        </w:rPr>
+      </w:pPr>
+      <w:r>
+        <w:rPr>
+          <w:rFonts w:ascii="Consolas" w:eastAsia="Times New Roman" w:hAnsi="Consolas" w:cs="Times New Roman"/>
+          <w:color w:val="AF00DB"/>
+          <w:kern w:val="0"/>
+          <w:sz w:val="21"/>
+          <w:szCs w:val="21"/>
+          <w14:ligatures w14:val="none"/>
+        </w:rPr>
+        <w:t>export</w:t>
+      </w:r>
+      <w:r>
+        <w:rPr>
+          <w:rFonts w:ascii="Consolas" w:eastAsia="Times New Roman" w:hAnsi="Consolas" w:cs="Times New Roman"/>
+          <w:color w:val="3B3B3B"/>
+          <w:kern w:val="0"/>
+          <w:sz w:val="21"/>
+          <w:szCs w:val="21"/>
+          <w14:ligatures w14:val="none"/>
+        </w:rPr>
+        <w:t xml:space="preserve"> </w:t>
+      </w:r>
+      <w:r>
+        <w:rPr>
+          <w:rFonts w:ascii="Consolas" w:eastAsia="Times New Roman" w:hAnsi="Consolas" w:cs="Times New Roman"/>
+          <w:color w:val="0000FF"/>
+          <w:kern w:val="0"/>
+          <w:sz w:val="21"/>
+          <w:szCs w:val="21"/>
+          <w14:ligatures w14:val="none"/>
+        </w:rPr>
+        <w:t>class</w:t>
+      </w:r>
+      <w:r>
+        <w:rPr>
+          <w:rFonts w:ascii="Consolas" w:eastAsia="Times New Roman" w:hAnsi="Consolas" w:cs="Times New Roman"/>
+          <w:color w:val="3B3B3B"/>
+          <w:kern w:val="0"/>
+          <w:sz w:val="21"/>
+          <w:szCs w:val="21"/>
+          <w14:ligatures w14:val="none"/>
+        </w:rPr>
+        <w:t xml:space="preserve"> </w:t>
+      </w:r>
+      <w:r>
+        <w:rPr>
+          <w:rFonts w:ascii="Consolas" w:eastAsia="Times New Roman" w:hAnsi="Consolas" w:cs="Times New Roman"/>
+          <w:color w:val="267F99"/>
+          <w:kern w:val="0"/>
+          <w:sz w:val="21"/>
+          <w:szCs w:val="21"/>
+          <w14:ligatures w14:val="none"/>
+        </w:rPr>
+        <w:t>App</w:t>
+      </w:r>
+      <w:r>
+        <w:rPr>
+          <w:rFonts w:ascii="Consolas" w:eastAsia="Times New Roman" w:hAnsi="Consolas" w:cs="Times New Roman"/>
+          <w:color w:val="3B3B3B"/>
+          <w:kern w:val="0"/>
+          <w:sz w:val="21"/>
+          <w:szCs w:val="21"/>
+          <w14:ligatures w14:val="none"/>
+        </w:rPr>
+        <w:t xml:space="preserve"> {</w:t>
+      </w:r>
+    </w:p>
+    <w:p>
+      <w:pPr>
+        <w:shd w:val="clear" w:color="auto" w:fill="FFFFFF"/>
+        <w:spacing w:after="0" w:line="285" w:lineRule="atLeast"/>
+        <w:rPr>
+          <w:rFonts w:ascii="Consolas" w:eastAsia="Times New Roman" w:hAnsi="Consolas" w:cs="Times New Roman"/>
+          <w:color w:val="3B3B3B"/>
+          <w:kern w:val="0"/>
+          <w:sz w:val="21"/>
+          <w:szCs w:val="21"/>
+          <w14:ligatures w14:val="none"/>
+        </w:rPr>
+      </w:pPr>
+      <w:r>
+        <w:rPr>
+          <w:rFonts w:ascii="Consolas" w:eastAsia="Times New Roman" w:hAnsi="Consolas" w:cs="Times New Roman"/>
+          <w:color w:val="3B3B3B"/>
+          <w:kern w:val="0"/>
+          <w:sz w:val="21"/>
+          <w:szCs w:val="21"/>
+          <w14:ligatures w14:val="none"/>
+        </w:rPr>
+        <w:t xml:space="preserve">  </w:t>
+      </w:r>
+      <w:r>
+        <w:rPr>
+          <w:rFonts w:ascii="Consolas" w:eastAsia="Times New Roman" w:hAnsi="Consolas" w:cs="Times New Roman"/>
+          <w:color w:val="0000FF"/>
+          <w:kern w:val="0"/>
+          <w:sz w:val="21"/>
+          <w:szCs w:val="21"/>
+          <w14:ligatures w14:val="none"/>
+        </w:rPr>
+        <w:t>protected</w:t>
+      </w:r>
+      <w:r>
+        <w:rPr>
+          <w:rFonts w:ascii="Consolas" w:eastAsia="Times New Roman" w:hAnsi="Consolas" w:cs="Times New Roman"/>
+          <w:color w:val="3B3B3B"/>
+          <w:kern w:val="0"/>
+          <w:sz w:val="21"/>
+          <w:szCs w:val="21"/>
+          <w14:ligatures w14:val="none"/>
+        </w:rPr>
+        <w:t xml:space="preserve"> </w:t>
+      </w:r>
+      <w:r>
+        <w:rPr>
+          <w:rFonts w:ascii="Consolas" w:eastAsia="Times New Roman" w:hAnsi="Consolas" w:cs="Times New Roman"/>
+          <w:color w:val="0000FF"/>
+          <w:kern w:val="0"/>
+          <w:sz w:val="21"/>
+          <w:szCs w:val="21"/>
+          <w14:ligatures w14:val="none"/>
+        </w:rPr>
+        <w:t>readonly</w:t>
+      </w:r>
+      <w:r>
+        <w:rPr>
+          <w:rFonts w:ascii="Consolas" w:eastAsia="Times New Roman" w:hAnsi="Consolas" w:cs="Times New Roman"/>
+          <w:color w:val="3B3B3B"/>
+          <w:kern w:val="0"/>
+          <w:sz w:val="21"/>
+          <w:szCs w:val="21"/>
+          <w14:ligatures w14:val="none"/>
+        </w:rPr>
+        <w:t xml:space="preserve"> </w:t>
+      </w:r>
+      <w:r>
+        <w:rPr>
+          <w:rFonts w:ascii="Consolas" w:eastAsia="Times New Roman" w:hAnsi="Consolas" w:cs="Times New Roman"/>
+          <w:color w:val="0070C1"/>
+          <w:kern w:val="0"/>
+          <w:sz w:val="21"/>
+          <w:szCs w:val="21"/>
+          <w14:ligatures w14:val="none"/>
+        </w:rPr>
+        <w:t>title</w:t>
+      </w:r>
+      <w:r>
+        <w:rPr>
+          <w:rFonts w:ascii="Consolas" w:eastAsia="Times New Roman" w:hAnsi="Consolas" w:cs="Times New Roman"/>
+          <w:color w:val="3B3B3B"/>
+          <w:kern w:val="0"/>
+          <w:sz w:val="21"/>
+          <w:szCs w:val="21"/>
+          <w14:ligatures w14:val="none"/>
+        </w:rPr>
+        <w:t xml:space="preserve"> </w:t>
+      </w:r>
+      <w:r>
+        <w:rPr>
+          <w:rFonts w:ascii="Consolas" w:eastAsia="Times New Roman" w:hAnsi="Consolas" w:cs="Times New Roman"/>
+          <w:color w:val="000000"/>
+          <w:kern w:val="0"/>
+          <w:sz w:val="21"/>
+          <w:szCs w:val="21"/>
+          <w14:ligatures w14:val="none"/>
+        </w:rPr>
+        <w:t>=</w:t>
+      </w:r>
+      <w:r>
+        <w:rPr>
+          <w:rFonts w:ascii="Consolas" w:eastAsia="Times New Roman" w:hAnsi="Consolas" w:cs="Times New Roman"/>
+          <w:color w:val="3B3B3B"/>
+          <w:kern w:val="0"/>
+          <w:sz w:val="21"/>
+          <w:szCs w:val="21"/>
+          <w14:ligatures w14:val="none"/>
+        </w:rPr>
+        <w:t xml:space="preserve"> </w:t>
+      </w:r>
+      <w:r>
+        <w:rPr>
+          <w:rFonts w:ascii="Consolas" w:eastAsia="Times New Roman" w:hAnsi="Consolas" w:cs="Times New Roman"/>
+          <w:color w:val="795E26"/>
+          <w:kern w:val="0"/>
+          <w:sz w:val="21"/>
+          <w:szCs w:val="21"/>
+          <w14:ligatures w14:val="none"/>
+        </w:rPr>
+        <w:t>signal</w:t>
+      </w:r>
+      <w:r>
+        <w:rPr>
+          <w:rFonts w:ascii="Consolas" w:eastAsia="Times New Roman" w:hAnsi="Consolas" w:cs="Times New Roman"/>
+          <w:color w:val="3B3B3B"/>
+          <w:kern w:val="0"/>
+          <w:sz w:val="21"/>
+          <w:szCs w:val="21"/>
+          <w14:ligatures w14:val="none"/>
+        </w:rPr>
+        <w:t>(</w:t>
+      </w:r>
+      <w:r>
+        <w:rPr>
+          <w:rFonts w:ascii="Consolas" w:eastAsia="Times New Roman" w:hAnsi="Consolas" w:cs="Times New Roman"/>
+          <w:color w:val="A31515"/>
+          <w:kern w:val="0"/>
+          <w:sz w:val="21"/>
+          <w:szCs w:val="21"/>
+          <w14:ligatures w14:val="none"/>
+        </w:rPr>
+        <w:t>'first-app'</w:t>
+      </w:r>
+      <w:r>
+        <w:rPr>
+          <w:rFonts w:ascii="Consolas" w:eastAsia="Times New Roman" w:hAnsi="Consolas" w:cs="Times New Roman"/>
+          <w:color w:val="3B3B3B"/>
+          <w:kern w:val="0"/>
+          <w:sz w:val="21"/>
+          <w:szCs w:val="21"/>
+          <w14:ligatures w14:val="none"/>
+        </w:rPr>
+        <w:t>);</w:t>
+      </w:r>
+    </w:p>
+    <w:p>
+      <w:pPr>
+        <w:shd w:val="clear" w:color="auto" w:fill="FFFFFF"/>
+        <w:spacing w:after="0" w:line="285" w:lineRule="atLeast"/>
+        <w:rPr>
+          <w:rFonts w:ascii="Consolas" w:eastAsia="Times New Roman" w:hAnsi="Consolas" w:cs="Times New Roman"/>
+          <w:color w:val="3B3B3B"/>
+          <w:kern w:val="0"/>
+          <w:sz w:val="21"/>
+          <w:szCs w:val="21"/>
+          <w14:ligatures w14:val="none"/>
+        </w:rPr>
+      </w:pPr>
+      <w:r>
+        <w:rPr>
+          <w:rFonts w:ascii="Consolas" w:eastAsia="Times New Roman" w:hAnsi="Consolas" w:cs="Times New Roman"/>
+          <w:color w:val="3B3B3B"/>
+          <w:kern w:val="0"/>
+          <w:sz w:val="21"/>
+          <w:szCs w:val="21"/>
+          <w14:ligatures w14:val="none"/>
+        </w:rPr>
+        <w:t>}</w:t>
+      </w:r>
+    </w:p>
+    <w:p>
+      <w:pPr>
+        <w:ind w:left="720" w:firstLine="720"/>
+        <w:rPr>
+          <w:rFonts w:ascii="Sakkal Majalla" w:hAnsi="Sakkal Majalla" w:cs="Sakkal Majalla"/>
+          <w:sz w:val="28"/>
+          <w:szCs w:val="28"/>
+        </w:rPr>
+      </w:pPr>
+      <w:r>
+        <w:rPr>
+          <w:rFonts w:ascii="Sakkal Majalla" w:hAnsi="Sakkal Majalla" w:cs="Sakkal Majalla"/>
+          <w:sz w:val="28"/>
+          <w:szCs w:val="28"/>
+        </w:rPr>
+        <w:t>===================================================</w:t>
+      </w:r>
+    </w:p>
+    <w:p>
+      <w:pPr>
+        <w:shd w:val="clear" w:color="auto" w:fill="FFFFFF"/>
+        <w:spacing w:after="0" w:line="285" w:lineRule="atLeast"/>
+        <w:rPr>
+          <w:rFonts w:ascii="Consolas" w:eastAsia="Times New Roman" w:hAnsi="Consolas" w:cs="Times New Roman"/>
+          <w:color w:val="3B3B3B"/>
+          <w:kern w:val="0"/>
+          <w:sz w:val="21"/>
+          <w:szCs w:val="21"/>
+          <w14:ligatures w14:val="none"/>
+        </w:rPr>
+      </w:pPr>
     </w:p>
     <w:p>
       <w:pPr>

--- a/Angular/Angular-Notes-02.docx
+++ b/Angular/Angular-Notes-02.docx
@@ -4329,14 +4329,4710 @@
         <w:shd w:val="clear" w:color="auto" w:fill="FFFFFF"/>
         <w:spacing w:after="0" w:line="285" w:lineRule="atLeast"/>
         <w:rPr>
-          <w:rFonts w:ascii="Consolas" w:eastAsia="Times New Roman" w:hAnsi="Consolas" w:cs="Times New Roman"/>
-          <w:color w:val="3B3B3B"/>
-          <w:kern w:val="0"/>
-          <w:sz w:val="21"/>
-          <w:szCs w:val="21"/>
-          <w14:ligatures w14:val="none"/>
-        </w:rPr>
-      </w:pPr>
+          <w:rFonts w:ascii="Sakkal Majalla" w:eastAsia="Times New Roman" w:hAnsi="Sakkal Majalla" w:cs="Sakkal Majalla"/>
+          <w:color w:val="3B3B3B"/>
+          <w:kern w:val="0"/>
+          <w:sz w:val="28"/>
+          <w:szCs w:val="28"/>
+          <w14:ligatures w14:val="none"/>
+        </w:rPr>
+      </w:pPr>
+    </w:p>
+    <w:p>
+      <w:pPr>
+        <w:shd w:val="clear" w:color="auto" w:fill="FFFFFF"/>
+        <w:spacing w:after="0" w:line="285" w:lineRule="atLeast"/>
+        <w:rPr>
+          <w:rFonts w:ascii="Sakkal Majalla" w:eastAsia="Times New Roman" w:hAnsi="Sakkal Majalla" w:cs="Sakkal Majalla"/>
+          <w:color w:val="3B3B3B"/>
+          <w:kern w:val="0"/>
+          <w:sz w:val="28"/>
+          <w:szCs w:val="28"/>
+          <w14:ligatures w14:val="none"/>
+        </w:rPr>
+      </w:pPr>
+    </w:p>
+    <w:p>
+      <w:pPr>
+        <w:shd w:val="clear" w:color="auto" w:fill="FFFFFF"/>
+        <w:spacing w:after="0" w:line="285" w:lineRule="atLeast"/>
+        <w:rPr>
+          <w:rFonts w:ascii="Sakkal Majalla" w:eastAsia="Times New Roman" w:hAnsi="Sakkal Majalla" w:cs="Sakkal Majalla"/>
+          <w:color w:val="3B3B3B"/>
+          <w:kern w:val="0"/>
+          <w:sz w:val="28"/>
+          <w:szCs w:val="28"/>
+          <w14:ligatures w14:val="none"/>
+        </w:rPr>
+      </w:pPr>
+    </w:p>
+    <w:p>
+      <w:pPr>
+        <w:shd w:val="clear" w:color="auto" w:fill="FFFFFF"/>
+        <w:spacing w:after="0" w:line="285" w:lineRule="atLeast"/>
+        <w:rPr>
+          <w:rFonts w:ascii="Sakkal Majalla" w:eastAsia="Times New Roman" w:hAnsi="Sakkal Majalla" w:cs="Sakkal Majalla"/>
+          <w:color w:val="3B3B3B"/>
+          <w:kern w:val="0"/>
+          <w:sz w:val="28"/>
+          <w:szCs w:val="28"/>
+          <w14:ligatures w14:val="none"/>
+        </w:rPr>
+      </w:pPr>
+    </w:p>
+    <w:p>
+      <w:pPr>
+        <w:shd w:val="clear" w:color="auto" w:fill="FFFFFF"/>
+        <w:spacing w:after="0" w:line="285" w:lineRule="atLeast"/>
+        <w:rPr>
+          <w:rFonts w:ascii="Sakkal Majalla" w:eastAsia="Times New Roman" w:hAnsi="Sakkal Majalla" w:cs="Sakkal Majalla"/>
+          <w:color w:val="3B3B3B"/>
+          <w:kern w:val="0"/>
+          <w:sz w:val="28"/>
+          <w:szCs w:val="28"/>
+          <w14:ligatures w14:val="none"/>
+        </w:rPr>
+      </w:pPr>
+    </w:p>
+    <w:p>
+      <w:pPr>
+        <w:shd w:val="clear" w:color="auto" w:fill="FFFFFF"/>
+        <w:spacing w:after="0" w:line="285" w:lineRule="atLeast"/>
+        <w:rPr>
+          <w:rFonts w:ascii="Sakkal Majalla" w:eastAsia="Times New Roman" w:hAnsi="Sakkal Majalla" w:cs="Sakkal Majalla"/>
+          <w:color w:val="3B3B3B"/>
+          <w:kern w:val="0"/>
+          <w:sz w:val="28"/>
+          <w:szCs w:val="28"/>
+          <w14:ligatures w14:val="none"/>
+        </w:rPr>
+      </w:pPr>
+    </w:p>
+    <w:p>
+      <w:pPr>
+        <w:shd w:val="clear" w:color="auto" w:fill="FFFFFF"/>
+        <w:spacing w:after="0" w:line="285" w:lineRule="atLeast"/>
+        <w:rPr>
+          <w:rFonts w:ascii="Sakkal Majalla" w:eastAsia="Times New Roman" w:hAnsi="Sakkal Majalla" w:cs="Sakkal Majalla"/>
+          <w:color w:val="3B3B3B"/>
+          <w:kern w:val="0"/>
+          <w:sz w:val="28"/>
+          <w:szCs w:val="28"/>
+          <w14:ligatures w14:val="none"/>
+        </w:rPr>
+      </w:pPr>
+    </w:p>
+    <w:p>
+      <w:pPr>
+        <w:shd w:val="clear" w:color="auto" w:fill="FFFFFF"/>
+        <w:spacing w:after="0" w:line="285" w:lineRule="atLeast"/>
+        <w:rPr>
+          <w:rFonts w:ascii="Sakkal Majalla" w:eastAsia="Times New Roman" w:hAnsi="Sakkal Majalla" w:cs="Sakkal Majalla"/>
+          <w:color w:val="3B3B3B"/>
+          <w:kern w:val="0"/>
+          <w:sz w:val="28"/>
+          <w:szCs w:val="28"/>
+          <w14:ligatures w14:val="none"/>
+        </w:rPr>
+      </w:pPr>
+    </w:p>
+    <w:p>
+      <w:pPr>
+        <w:shd w:val="clear" w:color="auto" w:fill="FFFFFF"/>
+        <w:spacing w:after="0" w:line="285" w:lineRule="atLeast"/>
+        <w:rPr>
+          <w:rFonts w:ascii="Sakkal Majalla" w:eastAsia="Times New Roman" w:hAnsi="Sakkal Majalla" w:cs="Sakkal Majalla"/>
+          <w:color w:val="3B3B3B"/>
+          <w:kern w:val="0"/>
+          <w:sz w:val="28"/>
+          <w:szCs w:val="28"/>
+          <w14:ligatures w14:val="none"/>
+        </w:rPr>
+      </w:pPr>
+    </w:p>
+    <w:p>
+      <w:pPr>
+        <w:shd w:val="clear" w:color="auto" w:fill="FFFFFF"/>
+        <w:spacing w:after="0" w:line="285" w:lineRule="atLeast"/>
+        <w:rPr>
+          <w:rFonts w:ascii="Sakkal Majalla" w:eastAsia="Times New Roman" w:hAnsi="Sakkal Majalla" w:cs="Sakkal Majalla"/>
+          <w:color w:val="3B3B3B"/>
+          <w:kern w:val="0"/>
+          <w:sz w:val="28"/>
+          <w:szCs w:val="28"/>
+          <w14:ligatures w14:val="none"/>
+        </w:rPr>
+      </w:pPr>
+      <w:r>
+        <w:rPr>
+          <w:rFonts w:ascii="Sakkal Majalla" w:eastAsia="Times New Roman" w:hAnsi="Sakkal Majalla" w:cs="Sakkal Majalla"/>
+          <w:color w:val="3B3B3B"/>
+          <w:kern w:val="0"/>
+          <w:sz w:val="28"/>
+          <w:szCs w:val="28"/>
+          <w14:ligatures w14:val="none"/>
+        </w:rPr>
+        <w:lastRenderedPageBreak/>
+        <w:t>In Angular, </w:t>
+      </w:r>
+      <w:hyperlink r:id="rId4" w:history="1">
+        <w:r>
+          <w:rPr>
+            <w:rStyle w:val="Hyperlink"/>
+            <w:rFonts w:ascii="Sakkal Majalla" w:eastAsia="Times New Roman" w:hAnsi="Sakkal Majalla" w:cs="Sakkal Majalla"/>
+            <w:kern w:val="0"/>
+            <w:sz w:val="28"/>
+            <w:szCs w:val="28"/>
+            <w14:ligatures w14:val="none"/>
+          </w:rPr>
+          <w:t>FormGroup</w:t>
+        </w:r>
+      </w:hyperlink>
+      <w:r>
+        <w:rPr>
+          <w:rFonts w:ascii="Sakkal Majalla" w:eastAsia="Times New Roman" w:hAnsi="Sakkal Majalla" w:cs="Sakkal Majalla"/>
+          <w:color w:val="3B3B3B"/>
+          <w:kern w:val="0"/>
+          <w:sz w:val="28"/>
+          <w:szCs w:val="28"/>
+          <w14:ligatures w14:val="none"/>
+        </w:rPr>
+        <w:t> and </w:t>
+      </w:r>
+      <w:hyperlink r:id="rId5" w:history="1">
+        <w:r>
+          <w:rPr>
+            <w:rStyle w:val="Hyperlink"/>
+            <w:rFonts w:ascii="Sakkal Majalla" w:eastAsia="Times New Roman" w:hAnsi="Sakkal Majalla" w:cs="Sakkal Majalla"/>
+            <w:kern w:val="0"/>
+            <w:sz w:val="28"/>
+            <w:szCs w:val="28"/>
+            <w14:ligatures w14:val="none"/>
+          </w:rPr>
+          <w:t>FormControl</w:t>
+        </w:r>
+      </w:hyperlink>
+      <w:r>
+        <w:rPr>
+          <w:rFonts w:ascii="Sakkal Majalla" w:eastAsia="Times New Roman" w:hAnsi="Sakkal Majalla" w:cs="Sakkal Majalla"/>
+          <w:color w:val="3B3B3B"/>
+          <w:kern w:val="0"/>
+          <w:sz w:val="28"/>
+          <w:szCs w:val="28"/>
+          <w14:ligatures w14:val="none"/>
+        </w:rPr>
+        <w:t> are types that enable you to build forms. The </w:t>
+      </w:r>
+      <w:hyperlink r:id="rId6" w:history="1">
+        <w:r>
+          <w:rPr>
+            <w:rStyle w:val="Hyperlink"/>
+            <w:rFonts w:ascii="Sakkal Majalla" w:eastAsia="Times New Roman" w:hAnsi="Sakkal Majalla" w:cs="Sakkal Majalla"/>
+            <w:kern w:val="0"/>
+            <w:sz w:val="28"/>
+            <w:szCs w:val="28"/>
+            <w14:ligatures w14:val="none"/>
+          </w:rPr>
+          <w:t>FormControl</w:t>
+        </w:r>
+      </w:hyperlink>
+      <w:r>
+        <w:rPr>
+          <w:rFonts w:ascii="Sakkal Majalla" w:eastAsia="Times New Roman" w:hAnsi="Sakkal Majalla" w:cs="Sakkal Majalla"/>
+          <w:color w:val="3B3B3B"/>
+          <w:kern w:val="0"/>
+          <w:sz w:val="28"/>
+          <w:szCs w:val="28"/>
+          <w14:ligatures w14:val="none"/>
+        </w:rPr>
+        <w:t> type can provide a default value and shape the form data.</w:t>
+      </w:r>
+    </w:p>
+    <w:p>
+      <w:pPr>
+        <w:shd w:val="clear" w:color="auto" w:fill="FFFFFF"/>
+        <w:spacing w:after="0" w:line="285" w:lineRule="atLeast"/>
+        <w:rPr>
+          <w:rFonts w:ascii="Consolas" w:eastAsia="Times New Roman" w:hAnsi="Consolas" w:cs="Times New Roman"/>
+          <w:color w:val="3B3B3B"/>
+          <w:kern w:val="0"/>
+          <w:sz w:val="21"/>
+          <w:szCs w:val="21"/>
+          <w14:ligatures w14:val="none"/>
+        </w:rPr>
+      </w:pPr>
+      <w:r>
+        <w:rPr>
+          <w:rFonts w:ascii="Consolas" w:eastAsia="Times New Roman" w:hAnsi="Consolas" w:cs="Times New Roman"/>
+          <w:color w:val="AF00DB"/>
+          <w:kern w:val="0"/>
+          <w:sz w:val="21"/>
+          <w:szCs w:val="21"/>
+          <w14:ligatures w14:val="none"/>
+        </w:rPr>
+        <w:t>import</w:t>
+      </w:r>
+      <w:r>
+        <w:rPr>
+          <w:rFonts w:ascii="Consolas" w:eastAsia="Times New Roman" w:hAnsi="Consolas" w:cs="Times New Roman"/>
+          <w:color w:val="3B3B3B"/>
+          <w:kern w:val="0"/>
+          <w:sz w:val="21"/>
+          <w:szCs w:val="21"/>
+          <w14:ligatures w14:val="none"/>
+        </w:rPr>
+        <w:t xml:space="preserve"> {</w:t>
+      </w:r>
+      <w:r>
+        <w:rPr>
+          <w:rFonts w:ascii="Consolas" w:eastAsia="Times New Roman" w:hAnsi="Consolas" w:cs="Times New Roman"/>
+          <w:color w:val="001080"/>
+          <w:kern w:val="0"/>
+          <w:sz w:val="21"/>
+          <w:szCs w:val="21"/>
+          <w14:ligatures w14:val="none"/>
+        </w:rPr>
+        <w:t>FormControl</w:t>
+      </w:r>
+      <w:r>
+        <w:rPr>
+          <w:rFonts w:ascii="Consolas" w:eastAsia="Times New Roman" w:hAnsi="Consolas" w:cs="Times New Roman"/>
+          <w:color w:val="3B3B3B"/>
+          <w:kern w:val="0"/>
+          <w:sz w:val="21"/>
+          <w:szCs w:val="21"/>
+          <w14:ligatures w14:val="none"/>
+        </w:rPr>
+        <w:t xml:space="preserve">, </w:t>
+      </w:r>
+      <w:r>
+        <w:rPr>
+          <w:rFonts w:ascii="Consolas" w:eastAsia="Times New Roman" w:hAnsi="Consolas" w:cs="Times New Roman"/>
+          <w:color w:val="001080"/>
+          <w:kern w:val="0"/>
+          <w:sz w:val="21"/>
+          <w:szCs w:val="21"/>
+          <w14:ligatures w14:val="none"/>
+        </w:rPr>
+        <w:t>FormGroup</w:t>
+      </w:r>
+      <w:r>
+        <w:rPr>
+          <w:rFonts w:ascii="Consolas" w:eastAsia="Times New Roman" w:hAnsi="Consolas" w:cs="Times New Roman"/>
+          <w:color w:val="3B3B3B"/>
+          <w:kern w:val="0"/>
+          <w:sz w:val="21"/>
+          <w:szCs w:val="21"/>
+          <w14:ligatures w14:val="none"/>
+        </w:rPr>
+        <w:t xml:space="preserve">, </w:t>
+      </w:r>
+      <w:r>
+        <w:rPr>
+          <w:rFonts w:ascii="Consolas" w:eastAsia="Times New Roman" w:hAnsi="Consolas" w:cs="Times New Roman"/>
+          <w:color w:val="001080"/>
+          <w:kern w:val="0"/>
+          <w:sz w:val="21"/>
+          <w:szCs w:val="21"/>
+          <w14:ligatures w14:val="none"/>
+        </w:rPr>
+        <w:t>ReactiveFormsModule</w:t>
+      </w:r>
+      <w:r>
+        <w:rPr>
+          <w:rFonts w:ascii="Consolas" w:eastAsia="Times New Roman" w:hAnsi="Consolas" w:cs="Times New Roman"/>
+          <w:color w:val="3B3B3B"/>
+          <w:kern w:val="0"/>
+          <w:sz w:val="21"/>
+          <w:szCs w:val="21"/>
+          <w14:ligatures w14:val="none"/>
+        </w:rPr>
+        <w:t xml:space="preserve">} </w:t>
+      </w:r>
+      <w:r>
+        <w:rPr>
+          <w:rFonts w:ascii="Consolas" w:eastAsia="Times New Roman" w:hAnsi="Consolas" w:cs="Times New Roman"/>
+          <w:color w:val="AF00DB"/>
+          <w:kern w:val="0"/>
+          <w:sz w:val="21"/>
+          <w:szCs w:val="21"/>
+          <w14:ligatures w14:val="none"/>
+        </w:rPr>
+        <w:t>from</w:t>
+      </w:r>
+      <w:r>
+        <w:rPr>
+          <w:rFonts w:ascii="Consolas" w:eastAsia="Times New Roman" w:hAnsi="Consolas" w:cs="Times New Roman"/>
+          <w:color w:val="3B3B3B"/>
+          <w:kern w:val="0"/>
+          <w:sz w:val="21"/>
+          <w:szCs w:val="21"/>
+          <w14:ligatures w14:val="none"/>
+        </w:rPr>
+        <w:t xml:space="preserve"> </w:t>
+      </w:r>
+      <w:r>
+        <w:rPr>
+          <w:rFonts w:ascii="Consolas" w:eastAsia="Times New Roman" w:hAnsi="Consolas" w:cs="Times New Roman"/>
+          <w:color w:val="A31515"/>
+          <w:kern w:val="0"/>
+          <w:sz w:val="21"/>
+          <w:szCs w:val="21"/>
+          <w14:ligatures w14:val="none"/>
+        </w:rPr>
+        <w:t>'@angular/forms'</w:t>
+      </w:r>
+    </w:p>
+    <w:p>
+      <w:pPr>
+        <w:shd w:val="clear" w:color="auto" w:fill="FFFFFF"/>
+        <w:spacing w:after="0" w:line="285" w:lineRule="atLeast"/>
+        <w:rPr>
+          <w:rFonts w:ascii="Consolas" w:eastAsia="Times New Roman" w:hAnsi="Consolas" w:cs="Times New Roman"/>
+          <w:color w:val="3B3B3B"/>
+          <w:kern w:val="0"/>
+          <w:sz w:val="21"/>
+          <w:szCs w:val="21"/>
+          <w14:ligatures w14:val="none"/>
+        </w:rPr>
+      </w:pPr>
+    </w:p>
+    <w:p>
+      <w:pPr>
+        <w:shd w:val="clear" w:color="auto" w:fill="FFFFFF"/>
+        <w:spacing w:after="0" w:line="285" w:lineRule="atLeast"/>
+        <w:rPr>
+          <w:rFonts w:ascii="Consolas" w:eastAsia="Times New Roman" w:hAnsi="Consolas" w:cs="Times New Roman"/>
+          <w:color w:val="3B3B3B"/>
+          <w:kern w:val="0"/>
+          <w:sz w:val="21"/>
+          <w:szCs w:val="21"/>
+          <w14:ligatures w14:val="none"/>
+        </w:rPr>
+      </w:pPr>
+      <w:r>
+        <w:rPr>
+          <w:rFonts w:ascii="Consolas" w:eastAsia="Times New Roman" w:hAnsi="Consolas" w:cs="Times New Roman"/>
+          <w:color w:val="3B3B3B"/>
+          <w:kern w:val="0"/>
+          <w:sz w:val="21"/>
+          <w:szCs w:val="21"/>
+          <w14:ligatures w14:val="none"/>
+        </w:rPr>
+        <w:t>@</w:t>
+      </w:r>
+      <w:proofErr w:type="gramStart"/>
+      <w:r>
+        <w:rPr>
+          <w:rFonts w:ascii="Consolas" w:eastAsia="Times New Roman" w:hAnsi="Consolas" w:cs="Times New Roman"/>
+          <w:color w:val="267F99"/>
+          <w:kern w:val="0"/>
+          <w:sz w:val="21"/>
+          <w:szCs w:val="21"/>
+          <w14:ligatures w14:val="none"/>
+        </w:rPr>
+        <w:t>Component</w:t>
+      </w:r>
+      <w:r>
+        <w:rPr>
+          <w:rFonts w:ascii="Consolas" w:eastAsia="Times New Roman" w:hAnsi="Consolas" w:cs="Times New Roman"/>
+          <w:color w:val="3B3B3B"/>
+          <w:kern w:val="0"/>
+          <w:sz w:val="21"/>
+          <w:szCs w:val="21"/>
+          <w14:ligatures w14:val="none"/>
+        </w:rPr>
+        <w:t>(</w:t>
+      </w:r>
+      <w:proofErr w:type="gramEnd"/>
+      <w:r>
+        <w:rPr>
+          <w:rFonts w:ascii="Consolas" w:eastAsia="Times New Roman" w:hAnsi="Consolas" w:cs="Times New Roman"/>
+          <w:color w:val="3B3B3B"/>
+          <w:kern w:val="0"/>
+          <w:sz w:val="21"/>
+          <w:szCs w:val="21"/>
+          <w14:ligatures w14:val="none"/>
+        </w:rPr>
+        <w:t>{</w:t>
+      </w:r>
+    </w:p>
+    <w:p>
+      <w:pPr>
+        <w:shd w:val="clear" w:color="auto" w:fill="FFFFFF"/>
+        <w:spacing w:after="0" w:line="285" w:lineRule="atLeast"/>
+        <w:rPr>
+          <w:rFonts w:ascii="Consolas" w:eastAsia="Times New Roman" w:hAnsi="Consolas" w:cs="Times New Roman"/>
+          <w:color w:val="3B3B3B"/>
+          <w:kern w:val="0"/>
+          <w:sz w:val="21"/>
+          <w:szCs w:val="21"/>
+          <w14:ligatures w14:val="none"/>
+        </w:rPr>
+      </w:pPr>
+      <w:r>
+        <w:rPr>
+          <w:rFonts w:ascii="Consolas" w:eastAsia="Times New Roman" w:hAnsi="Consolas" w:cs="Times New Roman"/>
+          <w:color w:val="3B3B3B"/>
+          <w:kern w:val="0"/>
+          <w:sz w:val="21"/>
+          <w:szCs w:val="21"/>
+          <w14:ligatures w14:val="none"/>
+        </w:rPr>
+        <w:t xml:space="preserve">  </w:t>
+      </w:r>
+      <w:r>
+        <w:rPr>
+          <w:rFonts w:ascii="Consolas" w:eastAsia="Times New Roman" w:hAnsi="Consolas" w:cs="Times New Roman"/>
+          <w:color w:val="001080"/>
+          <w:kern w:val="0"/>
+          <w:sz w:val="21"/>
+          <w:szCs w:val="21"/>
+          <w14:ligatures w14:val="none"/>
+        </w:rPr>
+        <w:t>selector:</w:t>
+      </w:r>
+      <w:r>
+        <w:rPr>
+          <w:rFonts w:ascii="Consolas" w:eastAsia="Times New Roman" w:hAnsi="Consolas" w:cs="Times New Roman"/>
+          <w:color w:val="3B3B3B"/>
+          <w:kern w:val="0"/>
+          <w:sz w:val="21"/>
+          <w:szCs w:val="21"/>
+          <w14:ligatures w14:val="none"/>
+        </w:rPr>
+        <w:t xml:space="preserve"> </w:t>
+      </w:r>
+      <w:r>
+        <w:rPr>
+          <w:rFonts w:ascii="Consolas" w:eastAsia="Times New Roman" w:hAnsi="Consolas" w:cs="Times New Roman"/>
+          <w:color w:val="A31515"/>
+          <w:kern w:val="0"/>
+          <w:sz w:val="21"/>
+          <w:szCs w:val="21"/>
+          <w14:ligatures w14:val="none"/>
+        </w:rPr>
+        <w:t>'app-details'</w:t>
+      </w:r>
+      <w:r>
+        <w:rPr>
+          <w:rFonts w:ascii="Consolas" w:eastAsia="Times New Roman" w:hAnsi="Consolas" w:cs="Times New Roman"/>
+          <w:color w:val="3B3B3B"/>
+          <w:kern w:val="0"/>
+          <w:sz w:val="21"/>
+          <w:szCs w:val="21"/>
+          <w14:ligatures w14:val="none"/>
+        </w:rPr>
+        <w:t>,</w:t>
+      </w:r>
+    </w:p>
+    <w:p>
+      <w:pPr>
+        <w:shd w:val="clear" w:color="auto" w:fill="FFFFFF"/>
+        <w:spacing w:after="0" w:line="285" w:lineRule="atLeast"/>
+        <w:rPr>
+          <w:rFonts w:ascii="Consolas" w:eastAsia="Times New Roman" w:hAnsi="Consolas" w:cs="Times New Roman"/>
+          <w:color w:val="3B3B3B"/>
+          <w:kern w:val="0"/>
+          <w:sz w:val="21"/>
+          <w:szCs w:val="21"/>
+          <w14:ligatures w14:val="none"/>
+        </w:rPr>
+      </w:pPr>
+      <w:r>
+        <w:rPr>
+          <w:rFonts w:ascii="Consolas" w:eastAsia="Times New Roman" w:hAnsi="Consolas" w:cs="Times New Roman"/>
+          <w:color w:val="3B3B3B"/>
+          <w:kern w:val="0"/>
+          <w:sz w:val="21"/>
+          <w:szCs w:val="21"/>
+          <w14:ligatures w14:val="none"/>
+        </w:rPr>
+        <w:t>   </w:t>
+      </w:r>
+      <w:r>
+        <w:rPr>
+          <w:rFonts w:ascii="Consolas" w:eastAsia="Times New Roman" w:hAnsi="Consolas" w:cs="Times New Roman"/>
+          <w:color w:val="001080"/>
+          <w:kern w:val="0"/>
+          <w:sz w:val="21"/>
+          <w:szCs w:val="21"/>
+          <w14:ligatures w14:val="none"/>
+        </w:rPr>
+        <w:t>imports:</w:t>
+      </w:r>
+      <w:r>
+        <w:rPr>
+          <w:rFonts w:ascii="Consolas" w:eastAsia="Times New Roman" w:hAnsi="Consolas" w:cs="Times New Roman"/>
+          <w:color w:val="3B3B3B"/>
+          <w:kern w:val="0"/>
+          <w:sz w:val="21"/>
+          <w:szCs w:val="21"/>
+          <w14:ligatures w14:val="none"/>
+        </w:rPr>
+        <w:t xml:space="preserve"> [</w:t>
+      </w:r>
+      <w:r>
+        <w:rPr>
+          <w:rFonts w:ascii="Consolas" w:eastAsia="Times New Roman" w:hAnsi="Consolas" w:cs="Times New Roman"/>
+          <w:color w:val="267F99"/>
+          <w:kern w:val="0"/>
+          <w:sz w:val="21"/>
+          <w:szCs w:val="21"/>
+          <w14:ligatures w14:val="none"/>
+        </w:rPr>
+        <w:t>ReactiveFormsModule</w:t>
+      </w:r>
+      <w:r>
+        <w:rPr>
+          <w:rFonts w:ascii="Consolas" w:eastAsia="Times New Roman" w:hAnsi="Consolas" w:cs="Times New Roman"/>
+          <w:color w:val="3B3B3B"/>
+          <w:kern w:val="0"/>
+          <w:sz w:val="21"/>
+          <w:szCs w:val="21"/>
+          <w14:ligatures w14:val="none"/>
+        </w:rPr>
+        <w:t>],</w:t>
+      </w:r>
+    </w:p>
+    <w:p>
+      <w:pPr>
+        <w:shd w:val="clear" w:color="auto" w:fill="FFFFFF"/>
+        <w:spacing w:after="0" w:line="285" w:lineRule="atLeast"/>
+        <w:rPr>
+          <w:rFonts w:ascii="Consolas" w:eastAsia="Times New Roman" w:hAnsi="Consolas" w:cs="Times New Roman"/>
+          <w:color w:val="3B3B3B"/>
+          <w:kern w:val="0"/>
+          <w:sz w:val="21"/>
+          <w:szCs w:val="21"/>
+          <w14:ligatures w14:val="none"/>
+        </w:rPr>
+      </w:pPr>
+      <w:r>
+        <w:rPr>
+          <w:rFonts w:ascii="Consolas" w:eastAsia="Times New Roman" w:hAnsi="Consolas" w:cs="Times New Roman"/>
+          <w:color w:val="3B3B3B"/>
+          <w:kern w:val="0"/>
+          <w:sz w:val="21"/>
+          <w:szCs w:val="21"/>
+          <w14:ligatures w14:val="none"/>
+        </w:rPr>
+        <w:t xml:space="preserve">  </w:t>
+      </w:r>
+      <w:r>
+        <w:rPr>
+          <w:rFonts w:ascii="Consolas" w:eastAsia="Times New Roman" w:hAnsi="Consolas" w:cs="Times New Roman"/>
+          <w:color w:val="001080"/>
+          <w:kern w:val="0"/>
+          <w:sz w:val="21"/>
+          <w:szCs w:val="21"/>
+          <w14:ligatures w14:val="none"/>
+        </w:rPr>
+        <w:t>templateUrl:</w:t>
+      </w:r>
+      <w:r>
+        <w:rPr>
+          <w:rFonts w:ascii="Consolas" w:eastAsia="Times New Roman" w:hAnsi="Consolas" w:cs="Times New Roman"/>
+          <w:color w:val="3B3B3B"/>
+          <w:kern w:val="0"/>
+          <w:sz w:val="21"/>
+          <w:szCs w:val="21"/>
+          <w14:ligatures w14:val="none"/>
+        </w:rPr>
+        <w:t xml:space="preserve"> </w:t>
+      </w:r>
+      <w:r>
+        <w:rPr>
+          <w:rFonts w:ascii="Consolas" w:eastAsia="Times New Roman" w:hAnsi="Consolas" w:cs="Times New Roman"/>
+          <w:color w:val="A31515"/>
+          <w:kern w:val="0"/>
+          <w:sz w:val="21"/>
+          <w:szCs w:val="21"/>
+          <w14:ligatures w14:val="none"/>
+        </w:rPr>
+        <w:t>'./details.html'</w:t>
+      </w:r>
+      <w:r>
+        <w:rPr>
+          <w:rFonts w:ascii="Consolas" w:eastAsia="Times New Roman" w:hAnsi="Consolas" w:cs="Times New Roman"/>
+          <w:color w:val="3B3B3B"/>
+          <w:kern w:val="0"/>
+          <w:sz w:val="21"/>
+          <w:szCs w:val="21"/>
+          <w14:ligatures w14:val="none"/>
+        </w:rPr>
+        <w:t>,</w:t>
+      </w:r>
+    </w:p>
+    <w:p>
+      <w:pPr>
+        <w:shd w:val="clear" w:color="auto" w:fill="FFFFFF"/>
+        <w:spacing w:after="0" w:line="285" w:lineRule="atLeast"/>
+        <w:rPr>
+          <w:rFonts w:ascii="Consolas" w:eastAsia="Times New Roman" w:hAnsi="Consolas" w:cs="Times New Roman"/>
+          <w:color w:val="3B3B3B"/>
+          <w:kern w:val="0"/>
+          <w:sz w:val="21"/>
+          <w:szCs w:val="21"/>
+          <w14:ligatures w14:val="none"/>
+        </w:rPr>
+      </w:pPr>
+      <w:r>
+        <w:rPr>
+          <w:rFonts w:ascii="Consolas" w:eastAsia="Times New Roman" w:hAnsi="Consolas" w:cs="Times New Roman"/>
+          <w:color w:val="3B3B3B"/>
+          <w:kern w:val="0"/>
+          <w:sz w:val="21"/>
+          <w:szCs w:val="21"/>
+          <w14:ligatures w14:val="none"/>
+        </w:rPr>
+        <w:t xml:space="preserve">  </w:t>
+      </w:r>
+      <w:r>
+        <w:rPr>
+          <w:rFonts w:ascii="Consolas" w:eastAsia="Times New Roman" w:hAnsi="Consolas" w:cs="Times New Roman"/>
+          <w:color w:val="001080"/>
+          <w:kern w:val="0"/>
+          <w:sz w:val="21"/>
+          <w:szCs w:val="21"/>
+          <w14:ligatures w14:val="none"/>
+        </w:rPr>
+        <w:t>styleUrl:</w:t>
+      </w:r>
+      <w:r>
+        <w:rPr>
+          <w:rFonts w:ascii="Consolas" w:eastAsia="Times New Roman" w:hAnsi="Consolas" w:cs="Times New Roman"/>
+          <w:color w:val="3B3B3B"/>
+          <w:kern w:val="0"/>
+          <w:sz w:val="21"/>
+          <w:szCs w:val="21"/>
+          <w14:ligatures w14:val="none"/>
+        </w:rPr>
+        <w:t xml:space="preserve"> </w:t>
+      </w:r>
+      <w:r>
+        <w:rPr>
+          <w:rFonts w:ascii="Consolas" w:eastAsia="Times New Roman" w:hAnsi="Consolas" w:cs="Times New Roman"/>
+          <w:color w:val="A31515"/>
+          <w:kern w:val="0"/>
+          <w:sz w:val="21"/>
+          <w:szCs w:val="21"/>
+          <w14:ligatures w14:val="none"/>
+        </w:rPr>
+        <w:t>'./details.css'</w:t>
+      </w:r>
+      <w:r>
+        <w:rPr>
+          <w:rFonts w:ascii="Consolas" w:eastAsia="Times New Roman" w:hAnsi="Consolas" w:cs="Times New Roman"/>
+          <w:color w:val="3B3B3B"/>
+          <w:kern w:val="0"/>
+          <w:sz w:val="21"/>
+          <w:szCs w:val="21"/>
+          <w14:ligatures w14:val="none"/>
+        </w:rPr>
+        <w:t>,</w:t>
+      </w:r>
+    </w:p>
+    <w:p>
+      <w:pPr>
+        <w:shd w:val="clear" w:color="auto" w:fill="FFFFFF"/>
+        <w:spacing w:after="0" w:line="285" w:lineRule="atLeast"/>
+        <w:rPr>
+          <w:rFonts w:ascii="Consolas" w:eastAsia="Times New Roman" w:hAnsi="Consolas" w:cs="Times New Roman"/>
+          <w:color w:val="3B3B3B"/>
+          <w:kern w:val="0"/>
+          <w:sz w:val="21"/>
+          <w:szCs w:val="21"/>
+          <w14:ligatures w14:val="none"/>
+        </w:rPr>
+      </w:pPr>
+      <w:r>
+        <w:rPr>
+          <w:rFonts w:ascii="Consolas" w:eastAsia="Times New Roman" w:hAnsi="Consolas" w:cs="Times New Roman"/>
+          <w:color w:val="3B3B3B"/>
+          <w:kern w:val="0"/>
+          <w:sz w:val="21"/>
+          <w:szCs w:val="21"/>
+          <w14:ligatures w14:val="none"/>
+        </w:rPr>
+        <w:t>})</w:t>
+      </w:r>
+    </w:p>
+    <w:p>
+      <w:pPr>
+        <w:shd w:val="clear" w:color="auto" w:fill="FFFFFF"/>
+        <w:spacing w:after="0" w:line="285" w:lineRule="atLeast"/>
+        <w:rPr>
+          <w:rFonts w:ascii="Consolas" w:eastAsia="Times New Roman" w:hAnsi="Consolas" w:cs="Times New Roman"/>
+          <w:color w:val="3B3B3B"/>
+          <w:kern w:val="0"/>
+          <w:sz w:val="21"/>
+          <w:szCs w:val="21"/>
+          <w14:ligatures w14:val="none"/>
+        </w:rPr>
+      </w:pPr>
+      <w:r>
+        <w:rPr>
+          <w:rFonts w:ascii="Consolas" w:eastAsia="Times New Roman" w:hAnsi="Consolas" w:cs="Times New Roman"/>
+          <w:color w:val="AF00DB"/>
+          <w:kern w:val="0"/>
+          <w:sz w:val="21"/>
+          <w:szCs w:val="21"/>
+          <w14:ligatures w14:val="none"/>
+        </w:rPr>
+        <w:t>export</w:t>
+      </w:r>
+      <w:r>
+        <w:rPr>
+          <w:rFonts w:ascii="Consolas" w:eastAsia="Times New Roman" w:hAnsi="Consolas" w:cs="Times New Roman"/>
+          <w:color w:val="3B3B3B"/>
+          <w:kern w:val="0"/>
+          <w:sz w:val="21"/>
+          <w:szCs w:val="21"/>
+          <w14:ligatures w14:val="none"/>
+        </w:rPr>
+        <w:t xml:space="preserve"> </w:t>
+      </w:r>
+      <w:r>
+        <w:rPr>
+          <w:rFonts w:ascii="Consolas" w:eastAsia="Times New Roman" w:hAnsi="Consolas" w:cs="Times New Roman"/>
+          <w:color w:val="0000FF"/>
+          <w:kern w:val="0"/>
+          <w:sz w:val="21"/>
+          <w:szCs w:val="21"/>
+          <w14:ligatures w14:val="none"/>
+        </w:rPr>
+        <w:t>class</w:t>
+      </w:r>
+      <w:r>
+        <w:rPr>
+          <w:rFonts w:ascii="Consolas" w:eastAsia="Times New Roman" w:hAnsi="Consolas" w:cs="Times New Roman"/>
+          <w:color w:val="3B3B3B"/>
+          <w:kern w:val="0"/>
+          <w:sz w:val="21"/>
+          <w:szCs w:val="21"/>
+          <w14:ligatures w14:val="none"/>
+        </w:rPr>
+        <w:t xml:space="preserve"> </w:t>
+      </w:r>
+      <w:r>
+        <w:rPr>
+          <w:rFonts w:ascii="Consolas" w:eastAsia="Times New Roman" w:hAnsi="Consolas" w:cs="Times New Roman"/>
+          <w:color w:val="267F99"/>
+          <w:kern w:val="0"/>
+          <w:sz w:val="21"/>
+          <w:szCs w:val="21"/>
+          <w14:ligatures w14:val="none"/>
+        </w:rPr>
+        <w:t>Details</w:t>
+      </w:r>
+      <w:r>
+        <w:rPr>
+          <w:rFonts w:ascii="Consolas" w:eastAsia="Times New Roman" w:hAnsi="Consolas" w:cs="Times New Roman"/>
+          <w:color w:val="3B3B3B"/>
+          <w:kern w:val="0"/>
+          <w:sz w:val="21"/>
+          <w:szCs w:val="21"/>
+          <w14:ligatures w14:val="none"/>
+        </w:rPr>
+        <w:t xml:space="preserve"> {</w:t>
+      </w:r>
+    </w:p>
+    <w:p>
+      <w:pPr>
+        <w:shd w:val="clear" w:color="auto" w:fill="FFFFFF"/>
+        <w:spacing w:after="0" w:line="285" w:lineRule="atLeast"/>
+        <w:rPr>
+          <w:rFonts w:ascii="Consolas" w:eastAsia="Times New Roman" w:hAnsi="Consolas" w:cs="Times New Roman"/>
+          <w:color w:val="3B3B3B"/>
+          <w:kern w:val="0"/>
+          <w:sz w:val="21"/>
+          <w:szCs w:val="21"/>
+          <w14:ligatures w14:val="none"/>
+        </w:rPr>
+      </w:pPr>
+      <w:r>
+        <w:rPr>
+          <w:rFonts w:ascii="Consolas" w:eastAsia="Times New Roman" w:hAnsi="Consolas" w:cs="Times New Roman"/>
+          <w:color w:val="3B3B3B"/>
+          <w:kern w:val="0"/>
+          <w:sz w:val="21"/>
+          <w:szCs w:val="21"/>
+          <w14:ligatures w14:val="none"/>
+        </w:rPr>
+        <w:t xml:space="preserve">    </w:t>
+      </w:r>
+      <w:r>
+        <w:rPr>
+          <w:rFonts w:ascii="Consolas" w:eastAsia="Times New Roman" w:hAnsi="Consolas" w:cs="Times New Roman"/>
+          <w:color w:val="001080"/>
+          <w:kern w:val="0"/>
+          <w:sz w:val="21"/>
+          <w:szCs w:val="21"/>
+          <w14:ligatures w14:val="none"/>
+        </w:rPr>
+        <w:t>route</w:t>
+      </w:r>
+      <w:r>
+        <w:rPr>
+          <w:rFonts w:ascii="Consolas" w:eastAsia="Times New Roman" w:hAnsi="Consolas" w:cs="Times New Roman"/>
+          <w:color w:val="000000"/>
+          <w:kern w:val="0"/>
+          <w:sz w:val="21"/>
+          <w:szCs w:val="21"/>
+          <w14:ligatures w14:val="none"/>
+        </w:rPr>
+        <w:t>:</w:t>
+      </w:r>
+      <w:r>
+        <w:rPr>
+          <w:rFonts w:ascii="Consolas" w:eastAsia="Times New Roman" w:hAnsi="Consolas" w:cs="Times New Roman"/>
+          <w:color w:val="3B3B3B"/>
+          <w:kern w:val="0"/>
+          <w:sz w:val="21"/>
+          <w:szCs w:val="21"/>
+          <w14:ligatures w14:val="none"/>
+        </w:rPr>
+        <w:t xml:space="preserve"> </w:t>
+      </w:r>
+      <w:r>
+        <w:rPr>
+          <w:rFonts w:ascii="Consolas" w:eastAsia="Times New Roman" w:hAnsi="Consolas" w:cs="Times New Roman"/>
+          <w:color w:val="267F99"/>
+          <w:kern w:val="0"/>
+          <w:sz w:val="21"/>
+          <w:szCs w:val="21"/>
+          <w14:ligatures w14:val="none"/>
+        </w:rPr>
+        <w:t>ActivatedRoute</w:t>
+      </w:r>
+      <w:r>
+        <w:rPr>
+          <w:rFonts w:ascii="Consolas" w:eastAsia="Times New Roman" w:hAnsi="Consolas" w:cs="Times New Roman"/>
+          <w:color w:val="3B3B3B"/>
+          <w:kern w:val="0"/>
+          <w:sz w:val="21"/>
+          <w:szCs w:val="21"/>
+          <w14:ligatures w14:val="none"/>
+        </w:rPr>
+        <w:t xml:space="preserve"> </w:t>
+      </w:r>
+      <w:r>
+        <w:rPr>
+          <w:rFonts w:ascii="Consolas" w:eastAsia="Times New Roman" w:hAnsi="Consolas" w:cs="Times New Roman"/>
+          <w:color w:val="000000"/>
+          <w:kern w:val="0"/>
+          <w:sz w:val="21"/>
+          <w:szCs w:val="21"/>
+          <w14:ligatures w14:val="none"/>
+        </w:rPr>
+        <w:t>=</w:t>
+      </w:r>
+      <w:r>
+        <w:rPr>
+          <w:rFonts w:ascii="Consolas" w:eastAsia="Times New Roman" w:hAnsi="Consolas" w:cs="Times New Roman"/>
+          <w:color w:val="3B3B3B"/>
+          <w:kern w:val="0"/>
+          <w:sz w:val="21"/>
+          <w:szCs w:val="21"/>
+          <w14:ligatures w14:val="none"/>
+        </w:rPr>
+        <w:t xml:space="preserve"> </w:t>
+      </w:r>
+      <w:proofErr w:type="gramStart"/>
+      <w:r>
+        <w:rPr>
+          <w:rFonts w:ascii="Consolas" w:eastAsia="Times New Roman" w:hAnsi="Consolas" w:cs="Times New Roman"/>
+          <w:color w:val="795E26"/>
+          <w:kern w:val="0"/>
+          <w:sz w:val="21"/>
+          <w:szCs w:val="21"/>
+          <w14:ligatures w14:val="none"/>
+        </w:rPr>
+        <w:t>inject</w:t>
+      </w:r>
+      <w:r>
+        <w:rPr>
+          <w:rFonts w:ascii="Consolas" w:eastAsia="Times New Roman" w:hAnsi="Consolas" w:cs="Times New Roman"/>
+          <w:color w:val="3B3B3B"/>
+          <w:kern w:val="0"/>
+          <w:sz w:val="21"/>
+          <w:szCs w:val="21"/>
+          <w14:ligatures w14:val="none"/>
+        </w:rPr>
+        <w:t>(</w:t>
+      </w:r>
+      <w:proofErr w:type="gramEnd"/>
+      <w:r>
+        <w:rPr>
+          <w:rFonts w:ascii="Consolas" w:eastAsia="Times New Roman" w:hAnsi="Consolas" w:cs="Times New Roman"/>
+          <w:color w:val="267F99"/>
+          <w:kern w:val="0"/>
+          <w:sz w:val="21"/>
+          <w:szCs w:val="21"/>
+          <w14:ligatures w14:val="none"/>
+        </w:rPr>
+        <w:t>ActivatedRoute</w:t>
+      </w:r>
+      <w:r>
+        <w:rPr>
+          <w:rFonts w:ascii="Consolas" w:eastAsia="Times New Roman" w:hAnsi="Consolas" w:cs="Times New Roman"/>
+          <w:color w:val="3B3B3B"/>
+          <w:kern w:val="0"/>
+          <w:sz w:val="21"/>
+          <w:szCs w:val="21"/>
+          <w14:ligatures w14:val="none"/>
+        </w:rPr>
+        <w:t>)</w:t>
+      </w:r>
+    </w:p>
+    <w:p>
+      <w:pPr>
+        <w:shd w:val="clear" w:color="auto" w:fill="FFFFFF"/>
+        <w:spacing w:after="0" w:line="285" w:lineRule="atLeast"/>
+        <w:rPr>
+          <w:rFonts w:ascii="Consolas" w:eastAsia="Times New Roman" w:hAnsi="Consolas" w:cs="Times New Roman"/>
+          <w:color w:val="3B3B3B"/>
+          <w:kern w:val="0"/>
+          <w:sz w:val="21"/>
+          <w:szCs w:val="21"/>
+          <w14:ligatures w14:val="none"/>
+        </w:rPr>
+      </w:pPr>
+      <w:r>
+        <w:rPr>
+          <w:rFonts w:ascii="Consolas" w:eastAsia="Times New Roman" w:hAnsi="Consolas" w:cs="Times New Roman"/>
+          <w:color w:val="3B3B3B"/>
+          <w:kern w:val="0"/>
+          <w:sz w:val="21"/>
+          <w:szCs w:val="21"/>
+          <w14:ligatures w14:val="none"/>
+        </w:rPr>
+        <w:t xml:space="preserve">    </w:t>
+      </w:r>
+      <w:r>
+        <w:rPr>
+          <w:rFonts w:ascii="Consolas" w:eastAsia="Times New Roman" w:hAnsi="Consolas" w:cs="Times New Roman"/>
+          <w:color w:val="001080"/>
+          <w:kern w:val="0"/>
+          <w:sz w:val="21"/>
+          <w:szCs w:val="21"/>
+          <w14:ligatures w14:val="none"/>
+        </w:rPr>
+        <w:t>housingService</w:t>
+      </w:r>
+      <w:r>
+        <w:rPr>
+          <w:rFonts w:ascii="Consolas" w:eastAsia="Times New Roman" w:hAnsi="Consolas" w:cs="Times New Roman"/>
+          <w:color w:val="000000"/>
+          <w:kern w:val="0"/>
+          <w:sz w:val="21"/>
+          <w:szCs w:val="21"/>
+          <w14:ligatures w14:val="none"/>
+        </w:rPr>
+        <w:t>:</w:t>
+      </w:r>
+      <w:r>
+        <w:rPr>
+          <w:rFonts w:ascii="Consolas" w:eastAsia="Times New Roman" w:hAnsi="Consolas" w:cs="Times New Roman"/>
+          <w:color w:val="3B3B3B"/>
+          <w:kern w:val="0"/>
+          <w:sz w:val="21"/>
+          <w:szCs w:val="21"/>
+          <w14:ligatures w14:val="none"/>
+        </w:rPr>
+        <w:t xml:space="preserve"> </w:t>
+      </w:r>
+      <w:r>
+        <w:rPr>
+          <w:rFonts w:ascii="Consolas" w:eastAsia="Times New Roman" w:hAnsi="Consolas" w:cs="Times New Roman"/>
+          <w:color w:val="267F99"/>
+          <w:kern w:val="0"/>
+          <w:sz w:val="21"/>
+          <w:szCs w:val="21"/>
+          <w14:ligatures w14:val="none"/>
+        </w:rPr>
+        <w:t>HousingService</w:t>
+      </w:r>
+      <w:r>
+        <w:rPr>
+          <w:rFonts w:ascii="Consolas" w:eastAsia="Times New Roman" w:hAnsi="Consolas" w:cs="Times New Roman"/>
+          <w:color w:val="3B3B3B"/>
+          <w:kern w:val="0"/>
+          <w:sz w:val="21"/>
+          <w:szCs w:val="21"/>
+          <w14:ligatures w14:val="none"/>
+        </w:rPr>
+        <w:t xml:space="preserve"> </w:t>
+      </w:r>
+      <w:r>
+        <w:rPr>
+          <w:rFonts w:ascii="Consolas" w:eastAsia="Times New Roman" w:hAnsi="Consolas" w:cs="Times New Roman"/>
+          <w:color w:val="000000"/>
+          <w:kern w:val="0"/>
+          <w:sz w:val="21"/>
+          <w:szCs w:val="21"/>
+          <w14:ligatures w14:val="none"/>
+        </w:rPr>
+        <w:t>=</w:t>
+      </w:r>
+      <w:r>
+        <w:rPr>
+          <w:rFonts w:ascii="Consolas" w:eastAsia="Times New Roman" w:hAnsi="Consolas" w:cs="Times New Roman"/>
+          <w:color w:val="3B3B3B"/>
+          <w:kern w:val="0"/>
+          <w:sz w:val="21"/>
+          <w:szCs w:val="21"/>
+          <w14:ligatures w14:val="none"/>
+        </w:rPr>
+        <w:t xml:space="preserve"> </w:t>
+      </w:r>
+      <w:proofErr w:type="gramStart"/>
+      <w:r>
+        <w:rPr>
+          <w:rFonts w:ascii="Consolas" w:eastAsia="Times New Roman" w:hAnsi="Consolas" w:cs="Times New Roman"/>
+          <w:color w:val="795E26"/>
+          <w:kern w:val="0"/>
+          <w:sz w:val="21"/>
+          <w:szCs w:val="21"/>
+          <w14:ligatures w14:val="none"/>
+        </w:rPr>
+        <w:t>inject</w:t>
+      </w:r>
+      <w:r>
+        <w:rPr>
+          <w:rFonts w:ascii="Consolas" w:eastAsia="Times New Roman" w:hAnsi="Consolas" w:cs="Times New Roman"/>
+          <w:color w:val="3B3B3B"/>
+          <w:kern w:val="0"/>
+          <w:sz w:val="21"/>
+          <w:szCs w:val="21"/>
+          <w14:ligatures w14:val="none"/>
+        </w:rPr>
+        <w:t>(</w:t>
+      </w:r>
+      <w:proofErr w:type="gramEnd"/>
+      <w:r>
+        <w:rPr>
+          <w:rFonts w:ascii="Consolas" w:eastAsia="Times New Roman" w:hAnsi="Consolas" w:cs="Times New Roman"/>
+          <w:color w:val="267F99"/>
+          <w:kern w:val="0"/>
+          <w:sz w:val="21"/>
+          <w:szCs w:val="21"/>
+          <w14:ligatures w14:val="none"/>
+        </w:rPr>
+        <w:t>HousingService</w:t>
+      </w:r>
+      <w:r>
+        <w:rPr>
+          <w:rFonts w:ascii="Consolas" w:eastAsia="Times New Roman" w:hAnsi="Consolas" w:cs="Times New Roman"/>
+          <w:color w:val="3B3B3B"/>
+          <w:kern w:val="0"/>
+          <w:sz w:val="21"/>
+          <w:szCs w:val="21"/>
+          <w14:ligatures w14:val="none"/>
+        </w:rPr>
+        <w:t>)</w:t>
+      </w:r>
+    </w:p>
+    <w:p>
+      <w:pPr>
+        <w:shd w:val="clear" w:color="auto" w:fill="FFFFFF"/>
+        <w:spacing w:after="0" w:line="285" w:lineRule="atLeast"/>
+        <w:rPr>
+          <w:rFonts w:ascii="Consolas" w:eastAsia="Times New Roman" w:hAnsi="Consolas" w:cs="Times New Roman"/>
+          <w:color w:val="3B3B3B"/>
+          <w:kern w:val="0"/>
+          <w:sz w:val="21"/>
+          <w:szCs w:val="21"/>
+          <w14:ligatures w14:val="none"/>
+        </w:rPr>
+      </w:pPr>
+      <w:r>
+        <w:rPr>
+          <w:rFonts w:ascii="Consolas" w:eastAsia="Times New Roman" w:hAnsi="Consolas" w:cs="Times New Roman"/>
+          <w:color w:val="3B3B3B"/>
+          <w:kern w:val="0"/>
+          <w:sz w:val="21"/>
+          <w:szCs w:val="21"/>
+          <w14:ligatures w14:val="none"/>
+        </w:rPr>
+        <w:t xml:space="preserve">    </w:t>
+      </w:r>
+      <w:r>
+        <w:rPr>
+          <w:rFonts w:ascii="Consolas" w:eastAsia="Times New Roman" w:hAnsi="Consolas" w:cs="Times New Roman"/>
+          <w:color w:val="001080"/>
+          <w:kern w:val="0"/>
+          <w:sz w:val="21"/>
+          <w:szCs w:val="21"/>
+          <w14:ligatures w14:val="none"/>
+        </w:rPr>
+        <w:t>housingLocation</w:t>
+      </w:r>
+      <w:r>
+        <w:rPr>
+          <w:rFonts w:ascii="Consolas" w:eastAsia="Times New Roman" w:hAnsi="Consolas" w:cs="Times New Roman"/>
+          <w:color w:val="000000"/>
+          <w:kern w:val="0"/>
+          <w:sz w:val="21"/>
+          <w:szCs w:val="21"/>
+          <w14:ligatures w14:val="none"/>
+        </w:rPr>
+        <w:t>:</w:t>
+      </w:r>
+      <w:r>
+        <w:rPr>
+          <w:rFonts w:ascii="Consolas" w:eastAsia="Times New Roman" w:hAnsi="Consolas" w:cs="Times New Roman"/>
+          <w:color w:val="3B3B3B"/>
+          <w:kern w:val="0"/>
+          <w:sz w:val="21"/>
+          <w:szCs w:val="21"/>
+          <w14:ligatures w14:val="none"/>
+        </w:rPr>
+        <w:t xml:space="preserve"> </w:t>
+      </w:r>
+      <w:r>
+        <w:rPr>
+          <w:rFonts w:ascii="Consolas" w:eastAsia="Times New Roman" w:hAnsi="Consolas" w:cs="Times New Roman"/>
+          <w:color w:val="267F99"/>
+          <w:kern w:val="0"/>
+          <w:sz w:val="21"/>
+          <w:szCs w:val="21"/>
+          <w14:ligatures w14:val="none"/>
+        </w:rPr>
+        <w:t>HousingLocationInfo</w:t>
+      </w:r>
+      <w:r>
+        <w:rPr>
+          <w:rFonts w:ascii="Consolas" w:eastAsia="Times New Roman" w:hAnsi="Consolas" w:cs="Times New Roman"/>
+          <w:color w:val="3B3B3B"/>
+          <w:kern w:val="0"/>
+          <w:sz w:val="21"/>
+          <w:szCs w:val="21"/>
+          <w14:ligatures w14:val="none"/>
+        </w:rPr>
+        <w:t xml:space="preserve"> </w:t>
+      </w:r>
+      <w:r>
+        <w:rPr>
+          <w:rFonts w:ascii="Consolas" w:eastAsia="Times New Roman" w:hAnsi="Consolas" w:cs="Times New Roman"/>
+          <w:color w:val="000000"/>
+          <w:kern w:val="0"/>
+          <w:sz w:val="21"/>
+          <w:szCs w:val="21"/>
+          <w14:ligatures w14:val="none"/>
+        </w:rPr>
+        <w:t>|</w:t>
+      </w:r>
+      <w:r>
+        <w:rPr>
+          <w:rFonts w:ascii="Consolas" w:eastAsia="Times New Roman" w:hAnsi="Consolas" w:cs="Times New Roman"/>
+          <w:color w:val="3B3B3B"/>
+          <w:kern w:val="0"/>
+          <w:sz w:val="21"/>
+          <w:szCs w:val="21"/>
+          <w14:ligatures w14:val="none"/>
+        </w:rPr>
+        <w:t xml:space="preserve"> </w:t>
+      </w:r>
+      <w:r>
+        <w:rPr>
+          <w:rFonts w:ascii="Consolas" w:eastAsia="Times New Roman" w:hAnsi="Consolas" w:cs="Times New Roman"/>
+          <w:color w:val="267F99"/>
+          <w:kern w:val="0"/>
+          <w:sz w:val="21"/>
+          <w:szCs w:val="21"/>
+          <w14:ligatures w14:val="none"/>
+        </w:rPr>
+        <w:t>undefined</w:t>
+      </w:r>
+      <w:r>
+        <w:rPr>
+          <w:rFonts w:ascii="Consolas" w:eastAsia="Times New Roman" w:hAnsi="Consolas" w:cs="Times New Roman"/>
+          <w:color w:val="3B3B3B"/>
+          <w:kern w:val="0"/>
+          <w:sz w:val="21"/>
+          <w:szCs w:val="21"/>
+          <w14:ligatures w14:val="none"/>
+        </w:rPr>
+        <w:t xml:space="preserve"> </w:t>
+      </w:r>
+      <w:r>
+        <w:rPr>
+          <w:rFonts w:ascii="Consolas" w:eastAsia="Times New Roman" w:hAnsi="Consolas" w:cs="Times New Roman"/>
+          <w:color w:val="000000"/>
+          <w:kern w:val="0"/>
+          <w:sz w:val="21"/>
+          <w:szCs w:val="21"/>
+          <w14:ligatures w14:val="none"/>
+        </w:rPr>
+        <w:t>=</w:t>
+      </w:r>
+      <w:r>
+        <w:rPr>
+          <w:rFonts w:ascii="Consolas" w:eastAsia="Times New Roman" w:hAnsi="Consolas" w:cs="Times New Roman"/>
+          <w:color w:val="3B3B3B"/>
+          <w:kern w:val="0"/>
+          <w:sz w:val="21"/>
+          <w:szCs w:val="21"/>
+          <w14:ligatures w14:val="none"/>
+        </w:rPr>
+        <w:t xml:space="preserve"> </w:t>
+      </w:r>
+      <w:r>
+        <w:rPr>
+          <w:rFonts w:ascii="Consolas" w:eastAsia="Times New Roman" w:hAnsi="Consolas" w:cs="Times New Roman"/>
+          <w:color w:val="0000FF"/>
+          <w:kern w:val="0"/>
+          <w:sz w:val="21"/>
+          <w:szCs w:val="21"/>
+          <w14:ligatures w14:val="none"/>
+        </w:rPr>
+        <w:t>undefined</w:t>
+      </w:r>
+    </w:p>
+    <w:p>
+      <w:pPr>
+        <w:shd w:val="clear" w:color="auto" w:fill="FFFFFF"/>
+        <w:spacing w:after="0" w:line="285" w:lineRule="atLeast"/>
+        <w:rPr>
+          <w:rFonts w:ascii="Consolas" w:eastAsia="Times New Roman" w:hAnsi="Consolas" w:cs="Times New Roman"/>
+          <w:color w:val="3B3B3B"/>
+          <w:kern w:val="0"/>
+          <w:sz w:val="21"/>
+          <w:szCs w:val="21"/>
+          <w14:ligatures w14:val="none"/>
+        </w:rPr>
+      </w:pPr>
+      <w:r>
+        <w:rPr>
+          <w:rFonts w:ascii="Consolas" w:eastAsia="Times New Roman" w:hAnsi="Consolas" w:cs="Times New Roman"/>
+          <w:color w:val="3B3B3B"/>
+          <w:kern w:val="0"/>
+          <w:sz w:val="21"/>
+          <w:szCs w:val="21"/>
+          <w14:ligatures w14:val="none"/>
+        </w:rPr>
+        <w:t xml:space="preserve">    </w:t>
+      </w:r>
+      <w:r>
+        <w:rPr>
+          <w:rFonts w:ascii="Consolas" w:eastAsia="Times New Roman" w:hAnsi="Consolas" w:cs="Times New Roman"/>
+          <w:color w:val="001080"/>
+          <w:kern w:val="0"/>
+          <w:sz w:val="21"/>
+          <w:szCs w:val="21"/>
+          <w14:ligatures w14:val="none"/>
+        </w:rPr>
+        <w:t>applyForm</w:t>
+      </w:r>
+      <w:r>
+        <w:rPr>
+          <w:rFonts w:ascii="Consolas" w:eastAsia="Times New Roman" w:hAnsi="Consolas" w:cs="Times New Roman"/>
+          <w:color w:val="3B3B3B"/>
+          <w:kern w:val="0"/>
+          <w:sz w:val="21"/>
+          <w:szCs w:val="21"/>
+          <w14:ligatures w14:val="none"/>
+        </w:rPr>
+        <w:t xml:space="preserve"> </w:t>
+      </w:r>
+      <w:r>
+        <w:rPr>
+          <w:rFonts w:ascii="Consolas" w:eastAsia="Times New Roman" w:hAnsi="Consolas" w:cs="Times New Roman"/>
+          <w:color w:val="000000"/>
+          <w:kern w:val="0"/>
+          <w:sz w:val="21"/>
+          <w:szCs w:val="21"/>
+          <w14:ligatures w14:val="none"/>
+        </w:rPr>
+        <w:t>=</w:t>
+      </w:r>
+      <w:r>
+        <w:rPr>
+          <w:rFonts w:ascii="Consolas" w:eastAsia="Times New Roman" w:hAnsi="Consolas" w:cs="Times New Roman"/>
+          <w:color w:val="3B3B3B"/>
+          <w:kern w:val="0"/>
+          <w:sz w:val="21"/>
+          <w:szCs w:val="21"/>
+          <w14:ligatures w14:val="none"/>
+        </w:rPr>
+        <w:t xml:space="preserve"> </w:t>
+      </w:r>
+      <w:r>
+        <w:rPr>
+          <w:rFonts w:ascii="Consolas" w:eastAsia="Times New Roman" w:hAnsi="Consolas" w:cs="Times New Roman"/>
+          <w:color w:val="0000FF"/>
+          <w:kern w:val="0"/>
+          <w:sz w:val="21"/>
+          <w:szCs w:val="21"/>
+          <w14:ligatures w14:val="none"/>
+        </w:rPr>
+        <w:t>new</w:t>
+      </w:r>
+      <w:r>
+        <w:rPr>
+          <w:rFonts w:ascii="Consolas" w:eastAsia="Times New Roman" w:hAnsi="Consolas" w:cs="Times New Roman"/>
+          <w:color w:val="3B3B3B"/>
+          <w:kern w:val="0"/>
+          <w:sz w:val="21"/>
+          <w:szCs w:val="21"/>
+          <w14:ligatures w14:val="none"/>
+        </w:rPr>
+        <w:t xml:space="preserve"> </w:t>
+      </w:r>
+      <w:proofErr w:type="gramStart"/>
+      <w:r>
+        <w:rPr>
+          <w:rFonts w:ascii="Consolas" w:eastAsia="Times New Roman" w:hAnsi="Consolas" w:cs="Times New Roman"/>
+          <w:color w:val="267F99"/>
+          <w:kern w:val="0"/>
+          <w:sz w:val="21"/>
+          <w:szCs w:val="21"/>
+          <w14:ligatures w14:val="none"/>
+        </w:rPr>
+        <w:t>FormGroup</w:t>
+      </w:r>
+      <w:r>
+        <w:rPr>
+          <w:rFonts w:ascii="Consolas" w:eastAsia="Times New Roman" w:hAnsi="Consolas" w:cs="Times New Roman"/>
+          <w:color w:val="3B3B3B"/>
+          <w:kern w:val="0"/>
+          <w:sz w:val="21"/>
+          <w:szCs w:val="21"/>
+          <w14:ligatures w14:val="none"/>
+        </w:rPr>
+        <w:t>(</w:t>
+      </w:r>
+      <w:proofErr w:type="gramEnd"/>
+      <w:r>
+        <w:rPr>
+          <w:rFonts w:ascii="Consolas" w:eastAsia="Times New Roman" w:hAnsi="Consolas" w:cs="Times New Roman"/>
+          <w:color w:val="3B3B3B"/>
+          <w:kern w:val="0"/>
+          <w:sz w:val="21"/>
+          <w:szCs w:val="21"/>
+          <w14:ligatures w14:val="none"/>
+        </w:rPr>
+        <w:t>{</w:t>
+      </w:r>
+    </w:p>
+    <w:p>
+      <w:pPr>
+        <w:shd w:val="clear" w:color="auto" w:fill="FFFFFF"/>
+        <w:spacing w:after="0" w:line="285" w:lineRule="atLeast"/>
+        <w:rPr>
+          <w:rFonts w:ascii="Consolas" w:eastAsia="Times New Roman" w:hAnsi="Consolas" w:cs="Times New Roman"/>
+          <w:color w:val="3B3B3B"/>
+          <w:kern w:val="0"/>
+          <w:sz w:val="21"/>
+          <w:szCs w:val="21"/>
+          <w14:ligatures w14:val="none"/>
+        </w:rPr>
+      </w:pPr>
+      <w:r>
+        <w:rPr>
+          <w:rFonts w:ascii="Consolas" w:eastAsia="Times New Roman" w:hAnsi="Consolas" w:cs="Times New Roman"/>
+          <w:color w:val="3B3B3B"/>
+          <w:kern w:val="0"/>
+          <w:sz w:val="21"/>
+          <w:szCs w:val="21"/>
+          <w14:ligatures w14:val="none"/>
+        </w:rPr>
+        <w:t xml:space="preserve">      </w:t>
+      </w:r>
+      <w:r>
+        <w:rPr>
+          <w:rFonts w:ascii="Consolas" w:eastAsia="Times New Roman" w:hAnsi="Consolas" w:cs="Times New Roman"/>
+          <w:color w:val="001080"/>
+          <w:kern w:val="0"/>
+          <w:sz w:val="21"/>
+          <w:szCs w:val="21"/>
+          <w14:ligatures w14:val="none"/>
+        </w:rPr>
+        <w:t>firstName:</w:t>
+      </w:r>
+      <w:r>
+        <w:rPr>
+          <w:rFonts w:ascii="Consolas" w:eastAsia="Times New Roman" w:hAnsi="Consolas" w:cs="Times New Roman"/>
+          <w:color w:val="3B3B3B"/>
+          <w:kern w:val="0"/>
+          <w:sz w:val="21"/>
+          <w:szCs w:val="21"/>
+          <w14:ligatures w14:val="none"/>
+        </w:rPr>
+        <w:t xml:space="preserve"> </w:t>
+      </w:r>
+      <w:r>
+        <w:rPr>
+          <w:rFonts w:ascii="Consolas" w:eastAsia="Times New Roman" w:hAnsi="Consolas" w:cs="Times New Roman"/>
+          <w:color w:val="0000FF"/>
+          <w:kern w:val="0"/>
+          <w:sz w:val="21"/>
+          <w:szCs w:val="21"/>
+          <w14:ligatures w14:val="none"/>
+        </w:rPr>
+        <w:t>new</w:t>
+      </w:r>
+      <w:r>
+        <w:rPr>
+          <w:rFonts w:ascii="Consolas" w:eastAsia="Times New Roman" w:hAnsi="Consolas" w:cs="Times New Roman"/>
+          <w:color w:val="3B3B3B"/>
+          <w:kern w:val="0"/>
+          <w:sz w:val="21"/>
+          <w:szCs w:val="21"/>
+          <w14:ligatures w14:val="none"/>
+        </w:rPr>
+        <w:t xml:space="preserve"> </w:t>
+      </w:r>
+      <w:proofErr w:type="gramStart"/>
+      <w:r>
+        <w:rPr>
+          <w:rFonts w:ascii="Consolas" w:eastAsia="Times New Roman" w:hAnsi="Consolas" w:cs="Times New Roman"/>
+          <w:color w:val="267F99"/>
+          <w:kern w:val="0"/>
+          <w:sz w:val="21"/>
+          <w:szCs w:val="21"/>
+          <w14:ligatures w14:val="none"/>
+        </w:rPr>
+        <w:t>FormControl</w:t>
+      </w:r>
+      <w:r>
+        <w:rPr>
+          <w:rFonts w:ascii="Consolas" w:eastAsia="Times New Roman" w:hAnsi="Consolas" w:cs="Times New Roman"/>
+          <w:color w:val="3B3B3B"/>
+          <w:kern w:val="0"/>
+          <w:sz w:val="21"/>
+          <w:szCs w:val="21"/>
+          <w14:ligatures w14:val="none"/>
+        </w:rPr>
+        <w:t>(</w:t>
+      </w:r>
+      <w:proofErr w:type="gramEnd"/>
+      <w:r>
+        <w:rPr>
+          <w:rFonts w:ascii="Consolas" w:eastAsia="Times New Roman" w:hAnsi="Consolas" w:cs="Times New Roman"/>
+          <w:color w:val="A31515"/>
+          <w:kern w:val="0"/>
+          <w:sz w:val="21"/>
+          <w:szCs w:val="21"/>
+          <w14:ligatures w14:val="none"/>
+        </w:rPr>
+        <w:t>''</w:t>
+      </w:r>
+      <w:r>
+        <w:rPr>
+          <w:rFonts w:ascii="Consolas" w:eastAsia="Times New Roman" w:hAnsi="Consolas" w:cs="Times New Roman"/>
+          <w:color w:val="3B3B3B"/>
+          <w:kern w:val="0"/>
+          <w:sz w:val="21"/>
+          <w:szCs w:val="21"/>
+          <w14:ligatures w14:val="none"/>
+        </w:rPr>
+        <w:t>),</w:t>
+      </w:r>
+    </w:p>
+    <w:p>
+      <w:pPr>
+        <w:shd w:val="clear" w:color="auto" w:fill="FFFFFF"/>
+        <w:spacing w:after="0" w:line="285" w:lineRule="atLeast"/>
+        <w:rPr>
+          <w:rFonts w:ascii="Consolas" w:eastAsia="Times New Roman" w:hAnsi="Consolas" w:cs="Times New Roman"/>
+          <w:color w:val="3B3B3B"/>
+          <w:kern w:val="0"/>
+          <w:sz w:val="21"/>
+          <w:szCs w:val="21"/>
+          <w14:ligatures w14:val="none"/>
+        </w:rPr>
+      </w:pPr>
+      <w:r>
+        <w:rPr>
+          <w:rFonts w:ascii="Consolas" w:eastAsia="Times New Roman" w:hAnsi="Consolas" w:cs="Times New Roman"/>
+          <w:color w:val="3B3B3B"/>
+          <w:kern w:val="0"/>
+          <w:sz w:val="21"/>
+          <w:szCs w:val="21"/>
+          <w14:ligatures w14:val="none"/>
+        </w:rPr>
+        <w:t xml:space="preserve">      </w:t>
+      </w:r>
+      <w:r>
+        <w:rPr>
+          <w:rFonts w:ascii="Consolas" w:eastAsia="Times New Roman" w:hAnsi="Consolas" w:cs="Times New Roman"/>
+          <w:color w:val="001080"/>
+          <w:kern w:val="0"/>
+          <w:sz w:val="21"/>
+          <w:szCs w:val="21"/>
+          <w14:ligatures w14:val="none"/>
+        </w:rPr>
+        <w:t>lastName:</w:t>
+      </w:r>
+      <w:r>
+        <w:rPr>
+          <w:rFonts w:ascii="Consolas" w:eastAsia="Times New Roman" w:hAnsi="Consolas" w:cs="Times New Roman"/>
+          <w:color w:val="3B3B3B"/>
+          <w:kern w:val="0"/>
+          <w:sz w:val="21"/>
+          <w:szCs w:val="21"/>
+          <w14:ligatures w14:val="none"/>
+        </w:rPr>
+        <w:t xml:space="preserve"> </w:t>
+      </w:r>
+      <w:r>
+        <w:rPr>
+          <w:rFonts w:ascii="Consolas" w:eastAsia="Times New Roman" w:hAnsi="Consolas" w:cs="Times New Roman"/>
+          <w:color w:val="0000FF"/>
+          <w:kern w:val="0"/>
+          <w:sz w:val="21"/>
+          <w:szCs w:val="21"/>
+          <w14:ligatures w14:val="none"/>
+        </w:rPr>
+        <w:t>new</w:t>
+      </w:r>
+      <w:r>
+        <w:rPr>
+          <w:rFonts w:ascii="Consolas" w:eastAsia="Times New Roman" w:hAnsi="Consolas" w:cs="Times New Roman"/>
+          <w:color w:val="3B3B3B"/>
+          <w:kern w:val="0"/>
+          <w:sz w:val="21"/>
+          <w:szCs w:val="21"/>
+          <w14:ligatures w14:val="none"/>
+        </w:rPr>
+        <w:t xml:space="preserve"> </w:t>
+      </w:r>
+      <w:proofErr w:type="gramStart"/>
+      <w:r>
+        <w:rPr>
+          <w:rFonts w:ascii="Consolas" w:eastAsia="Times New Roman" w:hAnsi="Consolas" w:cs="Times New Roman"/>
+          <w:color w:val="267F99"/>
+          <w:kern w:val="0"/>
+          <w:sz w:val="21"/>
+          <w:szCs w:val="21"/>
+          <w14:ligatures w14:val="none"/>
+        </w:rPr>
+        <w:t>FormControl</w:t>
+      </w:r>
+      <w:r>
+        <w:rPr>
+          <w:rFonts w:ascii="Consolas" w:eastAsia="Times New Roman" w:hAnsi="Consolas" w:cs="Times New Roman"/>
+          <w:color w:val="3B3B3B"/>
+          <w:kern w:val="0"/>
+          <w:sz w:val="21"/>
+          <w:szCs w:val="21"/>
+          <w14:ligatures w14:val="none"/>
+        </w:rPr>
+        <w:t>(</w:t>
+      </w:r>
+      <w:proofErr w:type="gramEnd"/>
+      <w:r>
+        <w:rPr>
+          <w:rFonts w:ascii="Consolas" w:eastAsia="Times New Roman" w:hAnsi="Consolas" w:cs="Times New Roman"/>
+          <w:color w:val="A31515"/>
+          <w:kern w:val="0"/>
+          <w:sz w:val="21"/>
+          <w:szCs w:val="21"/>
+          <w14:ligatures w14:val="none"/>
+        </w:rPr>
+        <w:t>''</w:t>
+      </w:r>
+      <w:r>
+        <w:rPr>
+          <w:rFonts w:ascii="Consolas" w:eastAsia="Times New Roman" w:hAnsi="Consolas" w:cs="Times New Roman"/>
+          <w:color w:val="3B3B3B"/>
+          <w:kern w:val="0"/>
+          <w:sz w:val="21"/>
+          <w:szCs w:val="21"/>
+          <w14:ligatures w14:val="none"/>
+        </w:rPr>
+        <w:t>),</w:t>
+      </w:r>
+    </w:p>
+    <w:p>
+      <w:pPr>
+        <w:shd w:val="clear" w:color="auto" w:fill="FFFFFF"/>
+        <w:spacing w:after="0" w:line="285" w:lineRule="atLeast"/>
+        <w:rPr>
+          <w:rFonts w:ascii="Consolas" w:eastAsia="Times New Roman" w:hAnsi="Consolas" w:cs="Times New Roman"/>
+          <w:color w:val="3B3B3B"/>
+          <w:kern w:val="0"/>
+          <w:sz w:val="21"/>
+          <w:szCs w:val="21"/>
+          <w14:ligatures w14:val="none"/>
+        </w:rPr>
+      </w:pPr>
+      <w:r>
+        <w:rPr>
+          <w:rFonts w:ascii="Consolas" w:eastAsia="Times New Roman" w:hAnsi="Consolas" w:cs="Times New Roman"/>
+          <w:color w:val="3B3B3B"/>
+          <w:kern w:val="0"/>
+          <w:sz w:val="21"/>
+          <w:szCs w:val="21"/>
+          <w14:ligatures w14:val="none"/>
+        </w:rPr>
+        <w:t xml:space="preserve">      </w:t>
+      </w:r>
+      <w:r>
+        <w:rPr>
+          <w:rFonts w:ascii="Consolas" w:eastAsia="Times New Roman" w:hAnsi="Consolas" w:cs="Times New Roman"/>
+          <w:color w:val="001080"/>
+          <w:kern w:val="0"/>
+          <w:sz w:val="21"/>
+          <w:szCs w:val="21"/>
+          <w14:ligatures w14:val="none"/>
+        </w:rPr>
+        <w:t>email:</w:t>
+      </w:r>
+      <w:r>
+        <w:rPr>
+          <w:rFonts w:ascii="Consolas" w:eastAsia="Times New Roman" w:hAnsi="Consolas" w:cs="Times New Roman"/>
+          <w:color w:val="3B3B3B"/>
+          <w:kern w:val="0"/>
+          <w:sz w:val="21"/>
+          <w:szCs w:val="21"/>
+          <w14:ligatures w14:val="none"/>
+        </w:rPr>
+        <w:t xml:space="preserve"> </w:t>
+      </w:r>
+      <w:r>
+        <w:rPr>
+          <w:rFonts w:ascii="Consolas" w:eastAsia="Times New Roman" w:hAnsi="Consolas" w:cs="Times New Roman"/>
+          <w:color w:val="0000FF"/>
+          <w:kern w:val="0"/>
+          <w:sz w:val="21"/>
+          <w:szCs w:val="21"/>
+          <w14:ligatures w14:val="none"/>
+        </w:rPr>
+        <w:t>new</w:t>
+      </w:r>
+      <w:r>
+        <w:rPr>
+          <w:rFonts w:ascii="Consolas" w:eastAsia="Times New Roman" w:hAnsi="Consolas" w:cs="Times New Roman"/>
+          <w:color w:val="3B3B3B"/>
+          <w:kern w:val="0"/>
+          <w:sz w:val="21"/>
+          <w:szCs w:val="21"/>
+          <w14:ligatures w14:val="none"/>
+        </w:rPr>
+        <w:t xml:space="preserve"> </w:t>
+      </w:r>
+      <w:proofErr w:type="gramStart"/>
+      <w:r>
+        <w:rPr>
+          <w:rFonts w:ascii="Consolas" w:eastAsia="Times New Roman" w:hAnsi="Consolas" w:cs="Times New Roman"/>
+          <w:color w:val="267F99"/>
+          <w:kern w:val="0"/>
+          <w:sz w:val="21"/>
+          <w:szCs w:val="21"/>
+          <w14:ligatures w14:val="none"/>
+        </w:rPr>
+        <w:t>FormControl</w:t>
+      </w:r>
+      <w:r>
+        <w:rPr>
+          <w:rFonts w:ascii="Consolas" w:eastAsia="Times New Roman" w:hAnsi="Consolas" w:cs="Times New Roman"/>
+          <w:color w:val="3B3B3B"/>
+          <w:kern w:val="0"/>
+          <w:sz w:val="21"/>
+          <w:szCs w:val="21"/>
+          <w14:ligatures w14:val="none"/>
+        </w:rPr>
+        <w:t>(</w:t>
+      </w:r>
+      <w:proofErr w:type="gramEnd"/>
+      <w:r>
+        <w:rPr>
+          <w:rFonts w:ascii="Consolas" w:eastAsia="Times New Roman" w:hAnsi="Consolas" w:cs="Times New Roman"/>
+          <w:color w:val="A31515"/>
+          <w:kern w:val="0"/>
+          <w:sz w:val="21"/>
+          <w:szCs w:val="21"/>
+          <w14:ligatures w14:val="none"/>
+        </w:rPr>
+        <w:t>''</w:t>
+      </w:r>
+      <w:r>
+        <w:rPr>
+          <w:rFonts w:ascii="Consolas" w:eastAsia="Times New Roman" w:hAnsi="Consolas" w:cs="Times New Roman"/>
+          <w:color w:val="3B3B3B"/>
+          <w:kern w:val="0"/>
+          <w:sz w:val="21"/>
+          <w:szCs w:val="21"/>
+          <w14:ligatures w14:val="none"/>
+        </w:rPr>
+        <w:t>),</w:t>
+      </w:r>
+    </w:p>
+    <w:p>
+      <w:pPr>
+        <w:shd w:val="clear" w:color="auto" w:fill="FFFFFF"/>
+        <w:spacing w:after="0" w:line="285" w:lineRule="atLeast"/>
+        <w:rPr>
+          <w:rFonts w:ascii="Consolas" w:eastAsia="Times New Roman" w:hAnsi="Consolas" w:cs="Times New Roman"/>
+          <w:color w:val="3B3B3B"/>
+          <w:kern w:val="0"/>
+          <w:sz w:val="21"/>
+          <w:szCs w:val="21"/>
+          <w14:ligatures w14:val="none"/>
+        </w:rPr>
+      </w:pPr>
+      <w:r>
+        <w:rPr>
+          <w:rFonts w:ascii="Consolas" w:eastAsia="Times New Roman" w:hAnsi="Consolas" w:cs="Times New Roman"/>
+          <w:color w:val="3B3B3B"/>
+          <w:kern w:val="0"/>
+          <w:sz w:val="21"/>
+          <w:szCs w:val="21"/>
+          <w14:ligatures w14:val="none"/>
+        </w:rPr>
+        <w:t>    });</w:t>
+      </w:r>
+    </w:p>
+    <w:p>
+      <w:pPr>
+        <w:shd w:val="clear" w:color="auto" w:fill="FFFFFF"/>
+        <w:spacing w:after="0" w:line="285" w:lineRule="atLeast"/>
+        <w:rPr>
+          <w:rFonts w:ascii="Consolas" w:eastAsia="Times New Roman" w:hAnsi="Consolas" w:cs="Times New Roman"/>
+          <w:color w:val="3B3B3B"/>
+          <w:kern w:val="0"/>
+          <w:sz w:val="21"/>
+          <w:szCs w:val="21"/>
+          <w14:ligatures w14:val="none"/>
+        </w:rPr>
+      </w:pPr>
+      <w:r>
+        <w:rPr>
+          <w:rFonts w:ascii="Consolas" w:eastAsia="Times New Roman" w:hAnsi="Consolas" w:cs="Times New Roman"/>
+          <w:color w:val="3B3B3B"/>
+          <w:kern w:val="0"/>
+          <w:sz w:val="21"/>
+          <w:szCs w:val="21"/>
+          <w14:ligatures w14:val="none"/>
+        </w:rPr>
+        <w:t xml:space="preserve">    </w:t>
+      </w:r>
+      <w:proofErr w:type="gramStart"/>
+      <w:r>
+        <w:rPr>
+          <w:rFonts w:ascii="Consolas" w:eastAsia="Times New Roman" w:hAnsi="Consolas" w:cs="Times New Roman"/>
+          <w:color w:val="0000FF"/>
+          <w:kern w:val="0"/>
+          <w:sz w:val="21"/>
+          <w:szCs w:val="21"/>
+          <w14:ligatures w14:val="none"/>
+        </w:rPr>
+        <w:t>constructor</w:t>
+      </w:r>
+      <w:r>
+        <w:rPr>
+          <w:rFonts w:ascii="Consolas" w:eastAsia="Times New Roman" w:hAnsi="Consolas" w:cs="Times New Roman"/>
+          <w:color w:val="3B3B3B"/>
+          <w:kern w:val="0"/>
+          <w:sz w:val="21"/>
+          <w:szCs w:val="21"/>
+          <w14:ligatures w14:val="none"/>
+        </w:rPr>
+        <w:t>(</w:t>
+      </w:r>
+      <w:proofErr w:type="gramEnd"/>
+      <w:r>
+        <w:rPr>
+          <w:rFonts w:ascii="Consolas" w:eastAsia="Times New Roman" w:hAnsi="Consolas" w:cs="Times New Roman"/>
+          <w:color w:val="3B3B3B"/>
+          <w:kern w:val="0"/>
+          <w:sz w:val="21"/>
+          <w:szCs w:val="21"/>
+          <w14:ligatures w14:val="none"/>
+        </w:rPr>
+        <w:t>) {</w:t>
+      </w:r>
+    </w:p>
+    <w:p>
+      <w:pPr>
+        <w:shd w:val="clear" w:color="auto" w:fill="FFFFFF"/>
+        <w:spacing w:after="0" w:line="285" w:lineRule="atLeast"/>
+        <w:rPr>
+          <w:rFonts w:ascii="Consolas" w:eastAsia="Times New Roman" w:hAnsi="Consolas" w:cs="Times New Roman"/>
+          <w:color w:val="3B3B3B"/>
+          <w:kern w:val="0"/>
+          <w:sz w:val="21"/>
+          <w:szCs w:val="21"/>
+          <w14:ligatures w14:val="none"/>
+        </w:rPr>
+      </w:pPr>
+      <w:r>
+        <w:rPr>
+          <w:rFonts w:ascii="Consolas" w:eastAsia="Times New Roman" w:hAnsi="Consolas" w:cs="Times New Roman"/>
+          <w:color w:val="3B3B3B"/>
+          <w:kern w:val="0"/>
+          <w:sz w:val="21"/>
+          <w:szCs w:val="21"/>
+          <w14:ligatures w14:val="none"/>
+        </w:rPr>
+        <w:t xml:space="preserve">      </w:t>
+      </w:r>
+      <w:r>
+        <w:rPr>
+          <w:rFonts w:ascii="Consolas" w:eastAsia="Times New Roman" w:hAnsi="Consolas" w:cs="Times New Roman"/>
+          <w:color w:val="0000FF"/>
+          <w:kern w:val="0"/>
+          <w:sz w:val="21"/>
+          <w:szCs w:val="21"/>
+          <w14:ligatures w14:val="none"/>
+        </w:rPr>
+        <w:t>const</w:t>
+      </w:r>
+      <w:r>
+        <w:rPr>
+          <w:rFonts w:ascii="Consolas" w:eastAsia="Times New Roman" w:hAnsi="Consolas" w:cs="Times New Roman"/>
+          <w:color w:val="3B3B3B"/>
+          <w:kern w:val="0"/>
+          <w:sz w:val="21"/>
+          <w:szCs w:val="21"/>
+          <w14:ligatures w14:val="none"/>
+        </w:rPr>
+        <w:t xml:space="preserve"> </w:t>
+      </w:r>
+      <w:r>
+        <w:rPr>
+          <w:rFonts w:ascii="Consolas" w:eastAsia="Times New Roman" w:hAnsi="Consolas" w:cs="Times New Roman"/>
+          <w:color w:val="0070C1"/>
+          <w:kern w:val="0"/>
+          <w:sz w:val="21"/>
+          <w:szCs w:val="21"/>
+          <w14:ligatures w14:val="none"/>
+        </w:rPr>
+        <w:t>housingLocationId</w:t>
+      </w:r>
+      <w:r>
+        <w:rPr>
+          <w:rFonts w:ascii="Consolas" w:eastAsia="Times New Roman" w:hAnsi="Consolas" w:cs="Times New Roman"/>
+          <w:color w:val="3B3B3B"/>
+          <w:kern w:val="0"/>
+          <w:sz w:val="21"/>
+          <w:szCs w:val="21"/>
+          <w14:ligatures w14:val="none"/>
+        </w:rPr>
+        <w:t xml:space="preserve"> </w:t>
+      </w:r>
+      <w:r>
+        <w:rPr>
+          <w:rFonts w:ascii="Consolas" w:eastAsia="Times New Roman" w:hAnsi="Consolas" w:cs="Times New Roman"/>
+          <w:color w:val="000000"/>
+          <w:kern w:val="0"/>
+          <w:sz w:val="21"/>
+          <w:szCs w:val="21"/>
+          <w14:ligatures w14:val="none"/>
+        </w:rPr>
+        <w:t>=</w:t>
+      </w:r>
+      <w:r>
+        <w:rPr>
+          <w:rFonts w:ascii="Consolas" w:eastAsia="Times New Roman" w:hAnsi="Consolas" w:cs="Times New Roman"/>
+          <w:color w:val="3B3B3B"/>
+          <w:kern w:val="0"/>
+          <w:sz w:val="21"/>
+          <w:szCs w:val="21"/>
+          <w14:ligatures w14:val="none"/>
+        </w:rPr>
+        <w:t xml:space="preserve"> </w:t>
+      </w:r>
+      <w:r>
+        <w:rPr>
+          <w:rFonts w:ascii="Consolas" w:eastAsia="Times New Roman" w:hAnsi="Consolas" w:cs="Times New Roman"/>
+          <w:color w:val="267F99"/>
+          <w:kern w:val="0"/>
+          <w:sz w:val="21"/>
+          <w:szCs w:val="21"/>
+          <w14:ligatures w14:val="none"/>
+        </w:rPr>
+        <w:t>Number</w:t>
+      </w:r>
+      <w:r>
+        <w:rPr>
+          <w:rFonts w:ascii="Consolas" w:eastAsia="Times New Roman" w:hAnsi="Consolas" w:cs="Times New Roman"/>
+          <w:color w:val="3B3B3B"/>
+          <w:kern w:val="0"/>
+          <w:sz w:val="21"/>
+          <w:szCs w:val="21"/>
+          <w14:ligatures w14:val="none"/>
+        </w:rPr>
+        <w:t>(</w:t>
+      </w:r>
+      <w:proofErr w:type="gramStart"/>
+      <w:r>
+        <w:rPr>
+          <w:rFonts w:ascii="Consolas" w:eastAsia="Times New Roman" w:hAnsi="Consolas" w:cs="Times New Roman"/>
+          <w:color w:val="0000FF"/>
+          <w:kern w:val="0"/>
+          <w:sz w:val="21"/>
+          <w:szCs w:val="21"/>
+          <w14:ligatures w14:val="none"/>
+        </w:rPr>
+        <w:t>this</w:t>
+      </w:r>
+      <w:r>
+        <w:rPr>
+          <w:rFonts w:ascii="Consolas" w:eastAsia="Times New Roman" w:hAnsi="Consolas" w:cs="Times New Roman"/>
+          <w:color w:val="3B3B3B"/>
+          <w:kern w:val="0"/>
+          <w:sz w:val="21"/>
+          <w:szCs w:val="21"/>
+          <w14:ligatures w14:val="none"/>
+        </w:rPr>
+        <w:t>.</w:t>
+      </w:r>
+      <w:r>
+        <w:rPr>
+          <w:rFonts w:ascii="Consolas" w:eastAsia="Times New Roman" w:hAnsi="Consolas" w:cs="Times New Roman"/>
+          <w:color w:val="001080"/>
+          <w:kern w:val="0"/>
+          <w:sz w:val="21"/>
+          <w:szCs w:val="21"/>
+          <w14:ligatures w14:val="none"/>
+        </w:rPr>
+        <w:t>route</w:t>
+      </w:r>
+      <w:proofErr w:type="gramEnd"/>
+      <w:r>
+        <w:rPr>
+          <w:rFonts w:ascii="Consolas" w:eastAsia="Times New Roman" w:hAnsi="Consolas" w:cs="Times New Roman"/>
+          <w:color w:val="3B3B3B"/>
+          <w:kern w:val="0"/>
+          <w:sz w:val="21"/>
+          <w:szCs w:val="21"/>
+          <w14:ligatures w14:val="none"/>
+        </w:rPr>
+        <w:t>.</w:t>
+      </w:r>
+      <w:proofErr w:type="gramStart"/>
+      <w:r>
+        <w:rPr>
+          <w:rFonts w:ascii="Consolas" w:eastAsia="Times New Roman" w:hAnsi="Consolas" w:cs="Times New Roman"/>
+          <w:color w:val="001080"/>
+          <w:kern w:val="0"/>
+          <w:sz w:val="21"/>
+          <w:szCs w:val="21"/>
+          <w14:ligatures w14:val="none"/>
+        </w:rPr>
+        <w:t>snapshot</w:t>
+      </w:r>
+      <w:r>
+        <w:rPr>
+          <w:rFonts w:ascii="Consolas" w:eastAsia="Times New Roman" w:hAnsi="Consolas" w:cs="Times New Roman"/>
+          <w:color w:val="3B3B3B"/>
+          <w:kern w:val="0"/>
+          <w:sz w:val="21"/>
+          <w:szCs w:val="21"/>
+          <w14:ligatures w14:val="none"/>
+        </w:rPr>
+        <w:t>.</w:t>
+      </w:r>
+      <w:r>
+        <w:rPr>
+          <w:rFonts w:ascii="Consolas" w:eastAsia="Times New Roman" w:hAnsi="Consolas" w:cs="Times New Roman"/>
+          <w:color w:val="001080"/>
+          <w:kern w:val="0"/>
+          <w:sz w:val="21"/>
+          <w:szCs w:val="21"/>
+          <w14:ligatures w14:val="none"/>
+        </w:rPr>
+        <w:t>params</w:t>
+      </w:r>
+      <w:proofErr w:type="gramEnd"/>
+      <w:r>
+        <w:rPr>
+          <w:rFonts w:ascii="Consolas" w:eastAsia="Times New Roman" w:hAnsi="Consolas" w:cs="Times New Roman"/>
+          <w:color w:val="3B3B3B"/>
+          <w:kern w:val="0"/>
+          <w:sz w:val="21"/>
+          <w:szCs w:val="21"/>
+          <w14:ligatures w14:val="none"/>
+        </w:rPr>
+        <w:t>[</w:t>
+      </w:r>
+      <w:r>
+        <w:rPr>
+          <w:rFonts w:ascii="Consolas" w:eastAsia="Times New Roman" w:hAnsi="Consolas" w:cs="Times New Roman"/>
+          <w:color w:val="A31515"/>
+          <w:kern w:val="0"/>
+          <w:sz w:val="21"/>
+          <w:szCs w:val="21"/>
+          <w14:ligatures w14:val="none"/>
+        </w:rPr>
+        <w:t>'id'</w:t>
+      </w:r>
+      <w:r>
+        <w:rPr>
+          <w:rFonts w:ascii="Consolas" w:eastAsia="Times New Roman" w:hAnsi="Consolas" w:cs="Times New Roman"/>
+          <w:color w:val="3B3B3B"/>
+          <w:kern w:val="0"/>
+          <w:sz w:val="21"/>
+          <w:szCs w:val="21"/>
+          <w14:ligatures w14:val="none"/>
+        </w:rPr>
+        <w:t>]);</w:t>
+      </w:r>
+    </w:p>
+    <w:p>
+      <w:pPr>
+        <w:shd w:val="clear" w:color="auto" w:fill="FFFFFF"/>
+        <w:spacing w:after="0" w:line="285" w:lineRule="atLeast"/>
+        <w:rPr>
+          <w:rFonts w:ascii="Consolas" w:eastAsia="Times New Roman" w:hAnsi="Consolas" w:cs="Times New Roman"/>
+          <w:color w:val="3B3B3B"/>
+          <w:kern w:val="0"/>
+          <w:sz w:val="21"/>
+          <w:szCs w:val="21"/>
+          <w14:ligatures w14:val="none"/>
+        </w:rPr>
+      </w:pPr>
+      <w:r>
+        <w:rPr>
+          <w:rFonts w:ascii="Consolas" w:eastAsia="Times New Roman" w:hAnsi="Consolas" w:cs="Times New Roman"/>
+          <w:color w:val="3B3B3B"/>
+          <w:kern w:val="0"/>
+          <w:sz w:val="21"/>
+          <w:szCs w:val="21"/>
+          <w14:ligatures w14:val="none"/>
+        </w:rPr>
+        <w:t xml:space="preserve">      </w:t>
+      </w:r>
+      <w:proofErr w:type="gramStart"/>
+      <w:r>
+        <w:rPr>
+          <w:rFonts w:ascii="Consolas" w:eastAsia="Times New Roman" w:hAnsi="Consolas" w:cs="Times New Roman"/>
+          <w:color w:val="0000FF"/>
+          <w:kern w:val="0"/>
+          <w:sz w:val="21"/>
+          <w:szCs w:val="21"/>
+          <w14:ligatures w14:val="none"/>
+        </w:rPr>
+        <w:t>this</w:t>
+      </w:r>
+      <w:r>
+        <w:rPr>
+          <w:rFonts w:ascii="Consolas" w:eastAsia="Times New Roman" w:hAnsi="Consolas" w:cs="Times New Roman"/>
+          <w:color w:val="3B3B3B"/>
+          <w:kern w:val="0"/>
+          <w:sz w:val="21"/>
+          <w:szCs w:val="21"/>
+          <w14:ligatures w14:val="none"/>
+        </w:rPr>
+        <w:t>.</w:t>
+      </w:r>
+      <w:r>
+        <w:rPr>
+          <w:rFonts w:ascii="Consolas" w:eastAsia="Times New Roman" w:hAnsi="Consolas" w:cs="Times New Roman"/>
+          <w:color w:val="001080"/>
+          <w:kern w:val="0"/>
+          <w:sz w:val="21"/>
+          <w:szCs w:val="21"/>
+          <w14:ligatures w14:val="none"/>
+        </w:rPr>
+        <w:t>housingLocation</w:t>
+      </w:r>
+      <w:proofErr w:type="gramEnd"/>
+      <w:r>
+        <w:rPr>
+          <w:rFonts w:ascii="Consolas" w:eastAsia="Times New Roman" w:hAnsi="Consolas" w:cs="Times New Roman"/>
+          <w:color w:val="3B3B3B"/>
+          <w:kern w:val="0"/>
+          <w:sz w:val="21"/>
+          <w:szCs w:val="21"/>
+          <w14:ligatures w14:val="none"/>
+        </w:rPr>
+        <w:t xml:space="preserve"> </w:t>
+      </w:r>
+      <w:r>
+        <w:rPr>
+          <w:rFonts w:ascii="Consolas" w:eastAsia="Times New Roman" w:hAnsi="Consolas" w:cs="Times New Roman"/>
+          <w:color w:val="000000"/>
+          <w:kern w:val="0"/>
+          <w:sz w:val="21"/>
+          <w:szCs w:val="21"/>
+          <w14:ligatures w14:val="none"/>
+        </w:rPr>
+        <w:t>=</w:t>
+      </w:r>
+      <w:r>
+        <w:rPr>
+          <w:rFonts w:ascii="Consolas" w:eastAsia="Times New Roman" w:hAnsi="Consolas" w:cs="Times New Roman"/>
+          <w:color w:val="3B3B3B"/>
+          <w:kern w:val="0"/>
+          <w:sz w:val="21"/>
+          <w:szCs w:val="21"/>
+          <w14:ligatures w14:val="none"/>
+        </w:rPr>
+        <w:t xml:space="preserve"> </w:t>
+      </w:r>
+      <w:proofErr w:type="gramStart"/>
+      <w:r>
+        <w:rPr>
+          <w:rFonts w:ascii="Consolas" w:eastAsia="Times New Roman" w:hAnsi="Consolas" w:cs="Times New Roman"/>
+          <w:color w:val="0000FF"/>
+          <w:kern w:val="0"/>
+          <w:sz w:val="21"/>
+          <w:szCs w:val="21"/>
+          <w14:ligatures w14:val="none"/>
+        </w:rPr>
+        <w:t>this</w:t>
+      </w:r>
+      <w:r>
+        <w:rPr>
+          <w:rFonts w:ascii="Consolas" w:eastAsia="Times New Roman" w:hAnsi="Consolas" w:cs="Times New Roman"/>
+          <w:color w:val="3B3B3B"/>
+          <w:kern w:val="0"/>
+          <w:sz w:val="21"/>
+          <w:szCs w:val="21"/>
+          <w14:ligatures w14:val="none"/>
+        </w:rPr>
+        <w:t>.</w:t>
+      </w:r>
+      <w:r>
+        <w:rPr>
+          <w:rFonts w:ascii="Consolas" w:eastAsia="Times New Roman" w:hAnsi="Consolas" w:cs="Times New Roman"/>
+          <w:color w:val="001080"/>
+          <w:kern w:val="0"/>
+          <w:sz w:val="21"/>
+          <w:szCs w:val="21"/>
+          <w14:ligatures w14:val="none"/>
+        </w:rPr>
+        <w:t>housingService</w:t>
+      </w:r>
+      <w:r>
+        <w:rPr>
+          <w:rFonts w:ascii="Consolas" w:eastAsia="Times New Roman" w:hAnsi="Consolas" w:cs="Times New Roman"/>
+          <w:color w:val="3B3B3B"/>
+          <w:kern w:val="0"/>
+          <w:sz w:val="21"/>
+          <w:szCs w:val="21"/>
+          <w14:ligatures w14:val="none"/>
+        </w:rPr>
+        <w:t>.</w:t>
+      </w:r>
+      <w:r>
+        <w:rPr>
+          <w:rFonts w:ascii="Consolas" w:eastAsia="Times New Roman" w:hAnsi="Consolas" w:cs="Times New Roman"/>
+          <w:color w:val="795E26"/>
+          <w:kern w:val="0"/>
+          <w:sz w:val="21"/>
+          <w:szCs w:val="21"/>
+          <w14:ligatures w14:val="none"/>
+        </w:rPr>
+        <w:t>getHousingLocationById</w:t>
+      </w:r>
+      <w:proofErr w:type="gramEnd"/>
+      <w:r>
+        <w:rPr>
+          <w:rFonts w:ascii="Consolas" w:eastAsia="Times New Roman" w:hAnsi="Consolas" w:cs="Times New Roman"/>
+          <w:color w:val="3B3B3B"/>
+          <w:kern w:val="0"/>
+          <w:sz w:val="21"/>
+          <w:szCs w:val="21"/>
+          <w14:ligatures w14:val="none"/>
+        </w:rPr>
+        <w:t>(</w:t>
+      </w:r>
+      <w:r>
+        <w:rPr>
+          <w:rFonts w:ascii="Consolas" w:eastAsia="Times New Roman" w:hAnsi="Consolas" w:cs="Times New Roman"/>
+          <w:color w:val="0070C1"/>
+          <w:kern w:val="0"/>
+          <w:sz w:val="21"/>
+          <w:szCs w:val="21"/>
+          <w14:ligatures w14:val="none"/>
+        </w:rPr>
+        <w:t>housingLocationId</w:t>
+      </w:r>
+      <w:r>
+        <w:rPr>
+          <w:rFonts w:ascii="Consolas" w:eastAsia="Times New Roman" w:hAnsi="Consolas" w:cs="Times New Roman"/>
+          <w:color w:val="3B3B3B"/>
+          <w:kern w:val="0"/>
+          <w:sz w:val="21"/>
+          <w:szCs w:val="21"/>
+          <w14:ligatures w14:val="none"/>
+        </w:rPr>
+        <w:t>)</w:t>
+      </w:r>
+    </w:p>
+    <w:p>
+      <w:pPr>
+        <w:shd w:val="clear" w:color="auto" w:fill="FFFFFF"/>
+        <w:spacing w:after="0" w:line="285" w:lineRule="atLeast"/>
+        <w:rPr>
+          <w:rFonts w:ascii="Consolas" w:eastAsia="Times New Roman" w:hAnsi="Consolas" w:cs="Times New Roman"/>
+          <w:color w:val="3B3B3B"/>
+          <w:kern w:val="0"/>
+          <w:sz w:val="21"/>
+          <w:szCs w:val="21"/>
+          <w14:ligatures w14:val="none"/>
+        </w:rPr>
+      </w:pPr>
+      <w:r>
+        <w:rPr>
+          <w:rFonts w:ascii="Consolas" w:eastAsia="Times New Roman" w:hAnsi="Consolas" w:cs="Times New Roman"/>
+          <w:color w:val="3B3B3B"/>
+          <w:kern w:val="0"/>
+          <w:sz w:val="21"/>
+          <w:szCs w:val="21"/>
+          <w14:ligatures w14:val="none"/>
+        </w:rPr>
+        <w:t>    }</w:t>
+      </w:r>
+    </w:p>
+    <w:p>
+      <w:pPr>
+        <w:shd w:val="clear" w:color="auto" w:fill="FFFFFF"/>
+        <w:spacing w:after="0" w:line="285" w:lineRule="atLeast"/>
+        <w:rPr>
+          <w:rFonts w:ascii="Consolas" w:eastAsia="Times New Roman" w:hAnsi="Consolas" w:cs="Times New Roman"/>
+          <w:color w:val="3B3B3B"/>
+          <w:kern w:val="0"/>
+          <w:sz w:val="21"/>
+          <w:szCs w:val="21"/>
+          <w14:ligatures w14:val="none"/>
+        </w:rPr>
+      </w:pPr>
+    </w:p>
+    <w:p>
+      <w:pPr>
+        <w:shd w:val="clear" w:color="auto" w:fill="FFFFFF"/>
+        <w:spacing w:after="0" w:line="285" w:lineRule="atLeast"/>
+        <w:rPr>
+          <w:rFonts w:ascii="Consolas" w:eastAsia="Times New Roman" w:hAnsi="Consolas" w:cs="Times New Roman"/>
+          <w:color w:val="3B3B3B"/>
+          <w:kern w:val="0"/>
+          <w:sz w:val="21"/>
+          <w:szCs w:val="21"/>
+          <w14:ligatures w14:val="none"/>
+        </w:rPr>
+      </w:pPr>
+      <w:r>
+        <w:rPr>
+          <w:rFonts w:ascii="Consolas" w:eastAsia="Times New Roman" w:hAnsi="Consolas" w:cs="Times New Roman"/>
+          <w:color w:val="3B3B3B"/>
+          <w:kern w:val="0"/>
+          <w:sz w:val="21"/>
+          <w:szCs w:val="21"/>
+          <w14:ligatures w14:val="none"/>
+        </w:rPr>
+        <w:t xml:space="preserve">    </w:t>
+      </w:r>
+      <w:proofErr w:type="gramStart"/>
+      <w:r>
+        <w:rPr>
+          <w:rFonts w:ascii="Consolas" w:eastAsia="Times New Roman" w:hAnsi="Consolas" w:cs="Times New Roman"/>
+          <w:color w:val="795E26"/>
+          <w:kern w:val="0"/>
+          <w:sz w:val="21"/>
+          <w:szCs w:val="21"/>
+          <w14:ligatures w14:val="none"/>
+        </w:rPr>
+        <w:t>submitApplication</w:t>
+      </w:r>
+      <w:r>
+        <w:rPr>
+          <w:rFonts w:ascii="Consolas" w:eastAsia="Times New Roman" w:hAnsi="Consolas" w:cs="Times New Roman"/>
+          <w:color w:val="3B3B3B"/>
+          <w:kern w:val="0"/>
+          <w:sz w:val="21"/>
+          <w:szCs w:val="21"/>
+          <w14:ligatures w14:val="none"/>
+        </w:rPr>
+        <w:t>(</w:t>
+      </w:r>
+      <w:proofErr w:type="gramEnd"/>
+      <w:r>
+        <w:rPr>
+          <w:rFonts w:ascii="Consolas" w:eastAsia="Times New Roman" w:hAnsi="Consolas" w:cs="Times New Roman"/>
+          <w:color w:val="3B3B3B"/>
+          <w:kern w:val="0"/>
+          <w:sz w:val="21"/>
+          <w:szCs w:val="21"/>
+          <w14:ligatures w14:val="none"/>
+        </w:rPr>
+        <w:t>) {</w:t>
+      </w:r>
+    </w:p>
+    <w:p>
+      <w:pPr>
+        <w:shd w:val="clear" w:color="auto" w:fill="FFFFFF"/>
+        <w:spacing w:after="0" w:line="285" w:lineRule="atLeast"/>
+        <w:rPr>
+          <w:rFonts w:ascii="Consolas" w:eastAsia="Times New Roman" w:hAnsi="Consolas" w:cs="Times New Roman"/>
+          <w:color w:val="3B3B3B"/>
+          <w:kern w:val="0"/>
+          <w:sz w:val="21"/>
+          <w:szCs w:val="21"/>
+          <w14:ligatures w14:val="none"/>
+        </w:rPr>
+      </w:pPr>
+      <w:r>
+        <w:rPr>
+          <w:rFonts w:ascii="Consolas" w:eastAsia="Times New Roman" w:hAnsi="Consolas" w:cs="Times New Roman"/>
+          <w:color w:val="3B3B3B"/>
+          <w:kern w:val="0"/>
+          <w:sz w:val="21"/>
+          <w:szCs w:val="21"/>
+          <w14:ligatures w14:val="none"/>
+        </w:rPr>
+        <w:t xml:space="preserve">      </w:t>
+      </w:r>
+      <w:proofErr w:type="gramStart"/>
+      <w:r>
+        <w:rPr>
+          <w:rFonts w:ascii="Consolas" w:eastAsia="Times New Roman" w:hAnsi="Consolas" w:cs="Times New Roman"/>
+          <w:color w:val="0000FF"/>
+          <w:kern w:val="0"/>
+          <w:sz w:val="21"/>
+          <w:szCs w:val="21"/>
+          <w14:ligatures w14:val="none"/>
+        </w:rPr>
+        <w:t>this</w:t>
+      </w:r>
+      <w:r>
+        <w:rPr>
+          <w:rFonts w:ascii="Consolas" w:eastAsia="Times New Roman" w:hAnsi="Consolas" w:cs="Times New Roman"/>
+          <w:color w:val="3B3B3B"/>
+          <w:kern w:val="0"/>
+          <w:sz w:val="21"/>
+          <w:szCs w:val="21"/>
+          <w14:ligatures w14:val="none"/>
+        </w:rPr>
+        <w:t>.</w:t>
+      </w:r>
+      <w:r>
+        <w:rPr>
+          <w:rFonts w:ascii="Consolas" w:eastAsia="Times New Roman" w:hAnsi="Consolas" w:cs="Times New Roman"/>
+          <w:color w:val="001080"/>
+          <w:kern w:val="0"/>
+          <w:sz w:val="21"/>
+          <w:szCs w:val="21"/>
+          <w14:ligatures w14:val="none"/>
+        </w:rPr>
+        <w:t>housingService</w:t>
+      </w:r>
+      <w:r>
+        <w:rPr>
+          <w:rFonts w:ascii="Consolas" w:eastAsia="Times New Roman" w:hAnsi="Consolas" w:cs="Times New Roman"/>
+          <w:color w:val="3B3B3B"/>
+          <w:kern w:val="0"/>
+          <w:sz w:val="21"/>
+          <w:szCs w:val="21"/>
+          <w14:ligatures w14:val="none"/>
+        </w:rPr>
+        <w:t>.</w:t>
+      </w:r>
+      <w:r>
+        <w:rPr>
+          <w:rFonts w:ascii="Consolas" w:eastAsia="Times New Roman" w:hAnsi="Consolas" w:cs="Times New Roman"/>
+          <w:color w:val="795E26"/>
+          <w:kern w:val="0"/>
+          <w:sz w:val="21"/>
+          <w:szCs w:val="21"/>
+          <w14:ligatures w14:val="none"/>
+        </w:rPr>
+        <w:t>submitApplication</w:t>
+      </w:r>
+      <w:proofErr w:type="gramEnd"/>
+      <w:r>
+        <w:rPr>
+          <w:rFonts w:ascii="Consolas" w:eastAsia="Times New Roman" w:hAnsi="Consolas" w:cs="Times New Roman"/>
+          <w:color w:val="3B3B3B"/>
+          <w:kern w:val="0"/>
+          <w:sz w:val="21"/>
+          <w:szCs w:val="21"/>
+          <w14:ligatures w14:val="none"/>
+        </w:rPr>
+        <w:t>(</w:t>
+      </w:r>
+    </w:p>
+    <w:p>
+      <w:pPr>
+        <w:shd w:val="clear" w:color="auto" w:fill="FFFFFF"/>
+        <w:spacing w:after="0" w:line="285" w:lineRule="atLeast"/>
+        <w:rPr>
+          <w:rFonts w:ascii="Consolas" w:eastAsia="Times New Roman" w:hAnsi="Consolas" w:cs="Times New Roman"/>
+          <w:color w:val="3B3B3B"/>
+          <w:kern w:val="0"/>
+          <w:sz w:val="21"/>
+          <w:szCs w:val="21"/>
+          <w14:ligatures w14:val="none"/>
+        </w:rPr>
+      </w:pPr>
+      <w:r>
+        <w:rPr>
+          <w:rFonts w:ascii="Consolas" w:eastAsia="Times New Roman" w:hAnsi="Consolas" w:cs="Times New Roman"/>
+          <w:color w:val="3B3B3B"/>
+          <w:kern w:val="0"/>
+          <w:sz w:val="21"/>
+          <w:szCs w:val="21"/>
+          <w14:ligatures w14:val="none"/>
+        </w:rPr>
+        <w:t xml:space="preserve">        </w:t>
+      </w:r>
+      <w:proofErr w:type="gramStart"/>
+      <w:r>
+        <w:rPr>
+          <w:rFonts w:ascii="Consolas" w:eastAsia="Times New Roman" w:hAnsi="Consolas" w:cs="Times New Roman"/>
+          <w:color w:val="0000FF"/>
+          <w:kern w:val="0"/>
+          <w:sz w:val="21"/>
+          <w:szCs w:val="21"/>
+          <w14:ligatures w14:val="none"/>
+        </w:rPr>
+        <w:t>this</w:t>
+      </w:r>
+      <w:r>
+        <w:rPr>
+          <w:rFonts w:ascii="Consolas" w:eastAsia="Times New Roman" w:hAnsi="Consolas" w:cs="Times New Roman"/>
+          <w:color w:val="3B3B3B"/>
+          <w:kern w:val="0"/>
+          <w:sz w:val="21"/>
+          <w:szCs w:val="21"/>
+          <w14:ligatures w14:val="none"/>
+        </w:rPr>
+        <w:t>.</w:t>
+      </w:r>
+      <w:r>
+        <w:rPr>
+          <w:rFonts w:ascii="Consolas" w:eastAsia="Times New Roman" w:hAnsi="Consolas" w:cs="Times New Roman"/>
+          <w:color w:val="001080"/>
+          <w:kern w:val="0"/>
+          <w:sz w:val="21"/>
+          <w:szCs w:val="21"/>
+          <w14:ligatures w14:val="none"/>
+        </w:rPr>
+        <w:t>applyForm</w:t>
+      </w:r>
+      <w:r>
+        <w:rPr>
+          <w:rFonts w:ascii="Consolas" w:eastAsia="Times New Roman" w:hAnsi="Consolas" w:cs="Times New Roman"/>
+          <w:color w:val="3B3B3B"/>
+          <w:kern w:val="0"/>
+          <w:sz w:val="21"/>
+          <w:szCs w:val="21"/>
+          <w14:ligatures w14:val="none"/>
+        </w:rPr>
+        <w:t>.</w:t>
+      </w:r>
+      <w:r>
+        <w:rPr>
+          <w:rFonts w:ascii="Consolas" w:eastAsia="Times New Roman" w:hAnsi="Consolas" w:cs="Times New Roman"/>
+          <w:color w:val="0070C1"/>
+          <w:kern w:val="0"/>
+          <w:sz w:val="21"/>
+          <w:szCs w:val="21"/>
+          <w14:ligatures w14:val="none"/>
+        </w:rPr>
+        <w:t>value</w:t>
+      </w:r>
+      <w:proofErr w:type="gramEnd"/>
+      <w:r>
+        <w:rPr>
+          <w:rFonts w:ascii="Consolas" w:eastAsia="Times New Roman" w:hAnsi="Consolas" w:cs="Times New Roman"/>
+          <w:color w:val="3B3B3B"/>
+          <w:kern w:val="0"/>
+          <w:sz w:val="21"/>
+          <w:szCs w:val="21"/>
+          <w14:ligatures w14:val="none"/>
+        </w:rPr>
+        <w:t>.</w:t>
+      </w:r>
+      <w:proofErr w:type="gramStart"/>
+      <w:r>
+        <w:rPr>
+          <w:rFonts w:ascii="Consolas" w:eastAsia="Times New Roman" w:hAnsi="Consolas" w:cs="Times New Roman"/>
+          <w:color w:val="001080"/>
+          <w:kern w:val="0"/>
+          <w:sz w:val="21"/>
+          <w:szCs w:val="21"/>
+          <w14:ligatures w14:val="none"/>
+        </w:rPr>
+        <w:t>firstName</w:t>
+      </w:r>
+      <w:r>
+        <w:rPr>
+          <w:rFonts w:ascii="Consolas" w:eastAsia="Times New Roman" w:hAnsi="Consolas" w:cs="Times New Roman"/>
+          <w:color w:val="3B3B3B"/>
+          <w:kern w:val="0"/>
+          <w:sz w:val="21"/>
+          <w:szCs w:val="21"/>
+          <w14:ligatures w14:val="none"/>
+        </w:rPr>
+        <w:t xml:space="preserve"> </w:t>
+      </w:r>
+      <w:r>
+        <w:rPr>
+          <w:rFonts w:ascii="Consolas" w:eastAsia="Times New Roman" w:hAnsi="Consolas" w:cs="Times New Roman"/>
+          <w:color w:val="000000"/>
+          <w:kern w:val="0"/>
+          <w:sz w:val="21"/>
+          <w:szCs w:val="21"/>
+          <w14:ligatures w14:val="none"/>
+        </w:rPr>
+        <w:t>??</w:t>
+      </w:r>
+      <w:proofErr w:type="gramEnd"/>
+      <w:r>
+        <w:rPr>
+          <w:rFonts w:ascii="Consolas" w:eastAsia="Times New Roman" w:hAnsi="Consolas" w:cs="Times New Roman"/>
+          <w:color w:val="3B3B3B"/>
+          <w:kern w:val="0"/>
+          <w:sz w:val="21"/>
+          <w:szCs w:val="21"/>
+          <w14:ligatures w14:val="none"/>
+        </w:rPr>
+        <w:t xml:space="preserve"> </w:t>
+      </w:r>
+      <w:r>
+        <w:rPr>
+          <w:rFonts w:ascii="Consolas" w:eastAsia="Times New Roman" w:hAnsi="Consolas" w:cs="Times New Roman"/>
+          <w:color w:val="A31515"/>
+          <w:kern w:val="0"/>
+          <w:sz w:val="21"/>
+          <w:szCs w:val="21"/>
+          <w14:ligatures w14:val="none"/>
+        </w:rPr>
+        <w:t>''</w:t>
+      </w:r>
+      <w:r>
+        <w:rPr>
+          <w:rFonts w:ascii="Consolas" w:eastAsia="Times New Roman" w:hAnsi="Consolas" w:cs="Times New Roman"/>
+          <w:color w:val="3B3B3B"/>
+          <w:kern w:val="0"/>
+          <w:sz w:val="21"/>
+          <w:szCs w:val="21"/>
+          <w14:ligatures w14:val="none"/>
+        </w:rPr>
+        <w:t>,</w:t>
+      </w:r>
+    </w:p>
+    <w:p>
+      <w:pPr>
+        <w:shd w:val="clear" w:color="auto" w:fill="FFFFFF"/>
+        <w:spacing w:after="0" w:line="285" w:lineRule="atLeast"/>
+        <w:rPr>
+          <w:rFonts w:ascii="Consolas" w:eastAsia="Times New Roman" w:hAnsi="Consolas" w:cs="Times New Roman"/>
+          <w:color w:val="3B3B3B"/>
+          <w:kern w:val="0"/>
+          <w:sz w:val="21"/>
+          <w:szCs w:val="21"/>
+          <w14:ligatures w14:val="none"/>
+        </w:rPr>
+      </w:pPr>
+      <w:r>
+        <w:rPr>
+          <w:rFonts w:ascii="Consolas" w:eastAsia="Times New Roman" w:hAnsi="Consolas" w:cs="Times New Roman"/>
+          <w:color w:val="3B3B3B"/>
+          <w:kern w:val="0"/>
+          <w:sz w:val="21"/>
+          <w:szCs w:val="21"/>
+          <w14:ligatures w14:val="none"/>
+        </w:rPr>
+        <w:t xml:space="preserve">        </w:t>
+      </w:r>
+      <w:proofErr w:type="gramStart"/>
+      <w:r>
+        <w:rPr>
+          <w:rFonts w:ascii="Consolas" w:eastAsia="Times New Roman" w:hAnsi="Consolas" w:cs="Times New Roman"/>
+          <w:color w:val="0000FF"/>
+          <w:kern w:val="0"/>
+          <w:sz w:val="21"/>
+          <w:szCs w:val="21"/>
+          <w14:ligatures w14:val="none"/>
+        </w:rPr>
+        <w:t>this</w:t>
+      </w:r>
+      <w:r>
+        <w:rPr>
+          <w:rFonts w:ascii="Consolas" w:eastAsia="Times New Roman" w:hAnsi="Consolas" w:cs="Times New Roman"/>
+          <w:color w:val="3B3B3B"/>
+          <w:kern w:val="0"/>
+          <w:sz w:val="21"/>
+          <w:szCs w:val="21"/>
+          <w14:ligatures w14:val="none"/>
+        </w:rPr>
+        <w:t>.</w:t>
+      </w:r>
+      <w:r>
+        <w:rPr>
+          <w:rFonts w:ascii="Consolas" w:eastAsia="Times New Roman" w:hAnsi="Consolas" w:cs="Times New Roman"/>
+          <w:color w:val="001080"/>
+          <w:kern w:val="0"/>
+          <w:sz w:val="21"/>
+          <w:szCs w:val="21"/>
+          <w14:ligatures w14:val="none"/>
+        </w:rPr>
+        <w:t>applyForm</w:t>
+      </w:r>
+      <w:r>
+        <w:rPr>
+          <w:rFonts w:ascii="Consolas" w:eastAsia="Times New Roman" w:hAnsi="Consolas" w:cs="Times New Roman"/>
+          <w:color w:val="3B3B3B"/>
+          <w:kern w:val="0"/>
+          <w:sz w:val="21"/>
+          <w:szCs w:val="21"/>
+          <w14:ligatures w14:val="none"/>
+        </w:rPr>
+        <w:t>.</w:t>
+      </w:r>
+      <w:r>
+        <w:rPr>
+          <w:rFonts w:ascii="Consolas" w:eastAsia="Times New Roman" w:hAnsi="Consolas" w:cs="Times New Roman"/>
+          <w:color w:val="0070C1"/>
+          <w:kern w:val="0"/>
+          <w:sz w:val="21"/>
+          <w:szCs w:val="21"/>
+          <w14:ligatures w14:val="none"/>
+        </w:rPr>
+        <w:t>value</w:t>
+      </w:r>
+      <w:proofErr w:type="gramEnd"/>
+      <w:r>
+        <w:rPr>
+          <w:rFonts w:ascii="Consolas" w:eastAsia="Times New Roman" w:hAnsi="Consolas" w:cs="Times New Roman"/>
+          <w:color w:val="3B3B3B"/>
+          <w:kern w:val="0"/>
+          <w:sz w:val="21"/>
+          <w:szCs w:val="21"/>
+          <w14:ligatures w14:val="none"/>
+        </w:rPr>
+        <w:t>.</w:t>
+      </w:r>
+      <w:proofErr w:type="gramStart"/>
+      <w:r>
+        <w:rPr>
+          <w:rFonts w:ascii="Consolas" w:eastAsia="Times New Roman" w:hAnsi="Consolas" w:cs="Times New Roman"/>
+          <w:color w:val="001080"/>
+          <w:kern w:val="0"/>
+          <w:sz w:val="21"/>
+          <w:szCs w:val="21"/>
+          <w14:ligatures w14:val="none"/>
+        </w:rPr>
+        <w:t>lastName</w:t>
+      </w:r>
+      <w:r>
+        <w:rPr>
+          <w:rFonts w:ascii="Consolas" w:eastAsia="Times New Roman" w:hAnsi="Consolas" w:cs="Times New Roman"/>
+          <w:color w:val="3B3B3B"/>
+          <w:kern w:val="0"/>
+          <w:sz w:val="21"/>
+          <w:szCs w:val="21"/>
+          <w14:ligatures w14:val="none"/>
+        </w:rPr>
+        <w:t xml:space="preserve"> </w:t>
+      </w:r>
+      <w:r>
+        <w:rPr>
+          <w:rFonts w:ascii="Consolas" w:eastAsia="Times New Roman" w:hAnsi="Consolas" w:cs="Times New Roman"/>
+          <w:color w:val="000000"/>
+          <w:kern w:val="0"/>
+          <w:sz w:val="21"/>
+          <w:szCs w:val="21"/>
+          <w14:ligatures w14:val="none"/>
+        </w:rPr>
+        <w:t>??</w:t>
+      </w:r>
+      <w:proofErr w:type="gramEnd"/>
+      <w:r>
+        <w:rPr>
+          <w:rFonts w:ascii="Consolas" w:eastAsia="Times New Roman" w:hAnsi="Consolas" w:cs="Times New Roman"/>
+          <w:color w:val="3B3B3B"/>
+          <w:kern w:val="0"/>
+          <w:sz w:val="21"/>
+          <w:szCs w:val="21"/>
+          <w14:ligatures w14:val="none"/>
+        </w:rPr>
+        <w:t xml:space="preserve"> </w:t>
+      </w:r>
+      <w:r>
+        <w:rPr>
+          <w:rFonts w:ascii="Consolas" w:eastAsia="Times New Roman" w:hAnsi="Consolas" w:cs="Times New Roman"/>
+          <w:color w:val="A31515"/>
+          <w:kern w:val="0"/>
+          <w:sz w:val="21"/>
+          <w:szCs w:val="21"/>
+          <w14:ligatures w14:val="none"/>
+        </w:rPr>
+        <w:t>''</w:t>
+      </w:r>
+      <w:r>
+        <w:rPr>
+          <w:rFonts w:ascii="Consolas" w:eastAsia="Times New Roman" w:hAnsi="Consolas" w:cs="Times New Roman"/>
+          <w:color w:val="3B3B3B"/>
+          <w:kern w:val="0"/>
+          <w:sz w:val="21"/>
+          <w:szCs w:val="21"/>
+          <w14:ligatures w14:val="none"/>
+        </w:rPr>
+        <w:t>,</w:t>
+      </w:r>
+    </w:p>
+    <w:p>
+      <w:pPr>
+        <w:shd w:val="clear" w:color="auto" w:fill="FFFFFF"/>
+        <w:spacing w:after="0" w:line="285" w:lineRule="atLeast"/>
+        <w:rPr>
+          <w:rFonts w:ascii="Consolas" w:eastAsia="Times New Roman" w:hAnsi="Consolas" w:cs="Times New Roman"/>
+          <w:color w:val="3B3B3B"/>
+          <w:kern w:val="0"/>
+          <w:sz w:val="21"/>
+          <w:szCs w:val="21"/>
+          <w14:ligatures w14:val="none"/>
+        </w:rPr>
+      </w:pPr>
+      <w:r>
+        <w:rPr>
+          <w:rFonts w:ascii="Consolas" w:eastAsia="Times New Roman" w:hAnsi="Consolas" w:cs="Times New Roman"/>
+          <w:color w:val="3B3B3B"/>
+          <w:kern w:val="0"/>
+          <w:sz w:val="21"/>
+          <w:szCs w:val="21"/>
+          <w14:ligatures w14:val="none"/>
+        </w:rPr>
+        <w:t xml:space="preserve">        </w:t>
+      </w:r>
+      <w:proofErr w:type="gramStart"/>
+      <w:r>
+        <w:rPr>
+          <w:rFonts w:ascii="Consolas" w:eastAsia="Times New Roman" w:hAnsi="Consolas" w:cs="Times New Roman"/>
+          <w:color w:val="0000FF"/>
+          <w:kern w:val="0"/>
+          <w:sz w:val="21"/>
+          <w:szCs w:val="21"/>
+          <w14:ligatures w14:val="none"/>
+        </w:rPr>
+        <w:t>this</w:t>
+      </w:r>
+      <w:r>
+        <w:rPr>
+          <w:rFonts w:ascii="Consolas" w:eastAsia="Times New Roman" w:hAnsi="Consolas" w:cs="Times New Roman"/>
+          <w:color w:val="3B3B3B"/>
+          <w:kern w:val="0"/>
+          <w:sz w:val="21"/>
+          <w:szCs w:val="21"/>
+          <w14:ligatures w14:val="none"/>
+        </w:rPr>
+        <w:t>.</w:t>
+      </w:r>
+      <w:r>
+        <w:rPr>
+          <w:rFonts w:ascii="Consolas" w:eastAsia="Times New Roman" w:hAnsi="Consolas" w:cs="Times New Roman"/>
+          <w:color w:val="001080"/>
+          <w:kern w:val="0"/>
+          <w:sz w:val="21"/>
+          <w:szCs w:val="21"/>
+          <w14:ligatures w14:val="none"/>
+        </w:rPr>
+        <w:t>applyForm</w:t>
+      </w:r>
+      <w:r>
+        <w:rPr>
+          <w:rFonts w:ascii="Consolas" w:eastAsia="Times New Roman" w:hAnsi="Consolas" w:cs="Times New Roman"/>
+          <w:color w:val="3B3B3B"/>
+          <w:kern w:val="0"/>
+          <w:sz w:val="21"/>
+          <w:szCs w:val="21"/>
+          <w14:ligatures w14:val="none"/>
+        </w:rPr>
+        <w:t>.</w:t>
+      </w:r>
+      <w:r>
+        <w:rPr>
+          <w:rFonts w:ascii="Consolas" w:eastAsia="Times New Roman" w:hAnsi="Consolas" w:cs="Times New Roman"/>
+          <w:color w:val="0070C1"/>
+          <w:kern w:val="0"/>
+          <w:sz w:val="21"/>
+          <w:szCs w:val="21"/>
+          <w14:ligatures w14:val="none"/>
+        </w:rPr>
+        <w:t>value</w:t>
+      </w:r>
+      <w:proofErr w:type="gramEnd"/>
+      <w:r>
+        <w:rPr>
+          <w:rFonts w:ascii="Consolas" w:eastAsia="Times New Roman" w:hAnsi="Consolas" w:cs="Times New Roman"/>
+          <w:color w:val="3B3B3B"/>
+          <w:kern w:val="0"/>
+          <w:sz w:val="21"/>
+          <w:szCs w:val="21"/>
+          <w14:ligatures w14:val="none"/>
+        </w:rPr>
+        <w:t>.</w:t>
+      </w:r>
+      <w:proofErr w:type="gramStart"/>
+      <w:r>
+        <w:rPr>
+          <w:rFonts w:ascii="Consolas" w:eastAsia="Times New Roman" w:hAnsi="Consolas" w:cs="Times New Roman"/>
+          <w:color w:val="001080"/>
+          <w:kern w:val="0"/>
+          <w:sz w:val="21"/>
+          <w:szCs w:val="21"/>
+          <w14:ligatures w14:val="none"/>
+        </w:rPr>
+        <w:t>email</w:t>
+      </w:r>
+      <w:r>
+        <w:rPr>
+          <w:rFonts w:ascii="Consolas" w:eastAsia="Times New Roman" w:hAnsi="Consolas" w:cs="Times New Roman"/>
+          <w:color w:val="3B3B3B"/>
+          <w:kern w:val="0"/>
+          <w:sz w:val="21"/>
+          <w:szCs w:val="21"/>
+          <w14:ligatures w14:val="none"/>
+        </w:rPr>
+        <w:t xml:space="preserve"> </w:t>
+      </w:r>
+      <w:r>
+        <w:rPr>
+          <w:rFonts w:ascii="Consolas" w:eastAsia="Times New Roman" w:hAnsi="Consolas" w:cs="Times New Roman"/>
+          <w:color w:val="000000"/>
+          <w:kern w:val="0"/>
+          <w:sz w:val="21"/>
+          <w:szCs w:val="21"/>
+          <w14:ligatures w14:val="none"/>
+        </w:rPr>
+        <w:t>??</w:t>
+      </w:r>
+      <w:proofErr w:type="gramEnd"/>
+      <w:r>
+        <w:rPr>
+          <w:rFonts w:ascii="Consolas" w:eastAsia="Times New Roman" w:hAnsi="Consolas" w:cs="Times New Roman"/>
+          <w:color w:val="3B3B3B"/>
+          <w:kern w:val="0"/>
+          <w:sz w:val="21"/>
+          <w:szCs w:val="21"/>
+          <w14:ligatures w14:val="none"/>
+        </w:rPr>
+        <w:t xml:space="preserve"> </w:t>
+      </w:r>
+      <w:r>
+        <w:rPr>
+          <w:rFonts w:ascii="Consolas" w:eastAsia="Times New Roman" w:hAnsi="Consolas" w:cs="Times New Roman"/>
+          <w:color w:val="A31515"/>
+          <w:kern w:val="0"/>
+          <w:sz w:val="21"/>
+          <w:szCs w:val="21"/>
+          <w14:ligatures w14:val="none"/>
+        </w:rPr>
+        <w:t>''</w:t>
+      </w:r>
+      <w:r>
+        <w:rPr>
+          <w:rFonts w:ascii="Consolas" w:eastAsia="Times New Roman" w:hAnsi="Consolas" w:cs="Times New Roman"/>
+          <w:color w:val="3B3B3B"/>
+          <w:kern w:val="0"/>
+          <w:sz w:val="21"/>
+          <w:szCs w:val="21"/>
+          <w14:ligatures w14:val="none"/>
+        </w:rPr>
+        <w:t>,</w:t>
+      </w:r>
+    </w:p>
+    <w:p>
+      <w:pPr>
+        <w:shd w:val="clear" w:color="auto" w:fill="FFFFFF"/>
+        <w:spacing w:after="0" w:line="285" w:lineRule="atLeast"/>
+        <w:rPr>
+          <w:rFonts w:ascii="Consolas" w:eastAsia="Times New Roman" w:hAnsi="Consolas" w:cs="Times New Roman"/>
+          <w:color w:val="3B3B3B"/>
+          <w:kern w:val="0"/>
+          <w:sz w:val="21"/>
+          <w:szCs w:val="21"/>
+          <w14:ligatures w14:val="none"/>
+        </w:rPr>
+      </w:pPr>
+      <w:r>
+        <w:rPr>
+          <w:rFonts w:ascii="Consolas" w:eastAsia="Times New Roman" w:hAnsi="Consolas" w:cs="Times New Roman"/>
+          <w:color w:val="3B3B3B"/>
+          <w:kern w:val="0"/>
+          <w:sz w:val="21"/>
+          <w:szCs w:val="21"/>
+          <w14:ligatures w14:val="none"/>
+        </w:rPr>
+        <w:t>      );</w:t>
+      </w:r>
+    </w:p>
+    <w:p>
+      <w:pPr>
+        <w:shd w:val="clear" w:color="auto" w:fill="FFFFFF"/>
+        <w:spacing w:after="0" w:line="285" w:lineRule="atLeast"/>
+        <w:rPr>
+          <w:rFonts w:ascii="Consolas" w:eastAsia="Times New Roman" w:hAnsi="Consolas" w:cs="Times New Roman"/>
+          <w:color w:val="3B3B3B"/>
+          <w:kern w:val="0"/>
+          <w:sz w:val="21"/>
+          <w:szCs w:val="21"/>
+          <w14:ligatures w14:val="none"/>
+        </w:rPr>
+      </w:pPr>
+      <w:r>
+        <w:rPr>
+          <w:rFonts w:ascii="Consolas" w:eastAsia="Times New Roman" w:hAnsi="Consolas" w:cs="Times New Roman"/>
+          <w:color w:val="3B3B3B"/>
+          <w:kern w:val="0"/>
+          <w:sz w:val="21"/>
+          <w:szCs w:val="21"/>
+          <w14:ligatures w14:val="none"/>
+        </w:rPr>
+        <w:t xml:space="preserve">  </w:t>
+      </w:r>
+      <w:r>
+        <w:rPr>
+          <w:rFonts w:ascii="Consolas" w:eastAsia="Times New Roman" w:hAnsi="Consolas" w:cs="Times New Roman"/>
+          <w:color w:val="3B3B3B"/>
+          <w:kern w:val="0"/>
+          <w:sz w:val="21"/>
+          <w:szCs w:val="21"/>
+          <w14:ligatures w14:val="none"/>
+        </w:rPr>
+        <w:t xml:space="preserve">  </w:t>
+      </w:r>
+      <w:r>
+        <w:rPr>
+          <w:rFonts w:ascii="Consolas" w:eastAsia="Times New Roman" w:hAnsi="Consolas" w:cs="Times New Roman"/>
+          <w:color w:val="3B3B3B"/>
+          <w:kern w:val="0"/>
+          <w:sz w:val="21"/>
+          <w:szCs w:val="21"/>
+          <w14:ligatures w14:val="none"/>
+        </w:rPr>
+        <w:t>}</w:t>
+      </w:r>
+    </w:p>
+    <w:p>
+      <w:pPr>
+        <w:shd w:val="clear" w:color="auto" w:fill="FFFFFF"/>
+        <w:spacing w:after="0" w:line="285" w:lineRule="atLeast"/>
+        <w:rPr>
+          <w:rFonts w:ascii="Consolas" w:eastAsia="Times New Roman" w:hAnsi="Consolas" w:cs="Times New Roman"/>
+          <w:color w:val="3B3B3B"/>
+          <w:kern w:val="0"/>
+          <w:sz w:val="21"/>
+          <w:szCs w:val="21"/>
+          <w14:ligatures w14:val="none"/>
+        </w:rPr>
+      </w:pPr>
+    </w:p>
+    <w:p>
+      <w:pPr>
+        <w:shd w:val="clear" w:color="auto" w:fill="FFFFFF"/>
+        <w:spacing w:after="0" w:line="285" w:lineRule="atLeast"/>
+        <w:rPr>
+          <w:rFonts w:ascii="Consolas" w:eastAsia="Times New Roman" w:hAnsi="Consolas" w:cs="Times New Roman"/>
+          <w:color w:val="3B3B3B"/>
+          <w:kern w:val="0"/>
+          <w:sz w:val="21"/>
+          <w:szCs w:val="21"/>
+          <w14:ligatures w14:val="none"/>
+        </w:rPr>
+      </w:pPr>
+      <w:r>
+        <w:rPr>
+          <w:rFonts w:ascii="Consolas" w:eastAsia="Times New Roman" w:hAnsi="Consolas" w:cs="Times New Roman"/>
+          <w:color w:val="3B3B3B"/>
+          <w:kern w:val="0"/>
+          <w:sz w:val="21"/>
+          <w:szCs w:val="21"/>
+          <w14:ligatures w14:val="none"/>
+        </w:rPr>
+        <w:t>}</w:t>
+      </w:r>
+    </w:p>
+    <w:p>
+      <w:pPr>
+        <w:ind w:left="720" w:firstLine="720"/>
+        <w:rPr>
+          <w:rFonts w:ascii="Sakkal Majalla" w:hAnsi="Sakkal Majalla" w:cs="Sakkal Majalla"/>
+          <w:sz w:val="28"/>
+          <w:szCs w:val="28"/>
+        </w:rPr>
+      </w:pPr>
+      <w:r>
+        <w:rPr>
+          <w:rFonts w:ascii="Sakkal Majalla" w:hAnsi="Sakkal Majalla" w:cs="Sakkal Majalla"/>
+          <w:sz w:val="28"/>
+          <w:szCs w:val="28"/>
+        </w:rPr>
+        <w:t>===================================================</w:t>
+      </w:r>
+    </w:p>
+    <w:p>
+      <w:pPr>
+        <w:shd w:val="clear" w:color="auto" w:fill="FFFFFF"/>
+        <w:spacing w:after="0" w:line="285" w:lineRule="atLeast"/>
+        <w:rPr>
+          <w:rFonts w:ascii="Sakkal Majalla" w:eastAsia="Times New Roman" w:hAnsi="Sakkal Majalla" w:cs="Sakkal Majalla"/>
+          <w:color w:val="3B3B3B"/>
+          <w:kern w:val="0"/>
+          <w:sz w:val="28"/>
+          <w:szCs w:val="28"/>
+          <w14:ligatures w14:val="none"/>
+        </w:rPr>
+      </w:pPr>
+    </w:p>
+    <w:p>
+      <w:pPr>
+        <w:shd w:val="clear" w:color="auto" w:fill="FFFFFF"/>
+        <w:spacing w:after="0" w:line="285" w:lineRule="atLeast"/>
+        <w:rPr>
+          <w:rFonts w:ascii="Sakkal Majalla" w:eastAsia="Times New Roman" w:hAnsi="Sakkal Majalla" w:cs="Sakkal Majalla"/>
+          <w:color w:val="3B3B3B"/>
+          <w:kern w:val="0"/>
+          <w:sz w:val="28"/>
+          <w:szCs w:val="28"/>
+          <w14:ligatures w14:val="none"/>
+        </w:rPr>
+      </w:pPr>
+    </w:p>
+    <w:p>
+      <w:pPr>
+        <w:shd w:val="clear" w:color="auto" w:fill="FFFFFF"/>
+        <w:spacing w:after="0" w:line="285" w:lineRule="atLeast"/>
+        <w:rPr>
+          <w:rFonts w:ascii="Sakkal Majalla" w:eastAsia="Times New Roman" w:hAnsi="Sakkal Majalla" w:cs="Sakkal Majalla"/>
+          <w:color w:val="3B3B3B"/>
+          <w:kern w:val="0"/>
+          <w:sz w:val="28"/>
+          <w:szCs w:val="28"/>
+          <w14:ligatures w14:val="none"/>
+        </w:rPr>
+      </w:pPr>
+    </w:p>
+    <w:p>
+      <w:pPr>
+        <w:shd w:val="clear" w:color="auto" w:fill="FFFFFF"/>
+        <w:spacing w:after="0" w:line="285" w:lineRule="atLeast"/>
+        <w:rPr>
+          <w:rFonts w:ascii="Sakkal Majalla" w:eastAsia="Times New Roman" w:hAnsi="Sakkal Majalla" w:cs="Sakkal Majalla"/>
+          <w:color w:val="3B3B3B"/>
+          <w:kern w:val="0"/>
+          <w:sz w:val="28"/>
+          <w:szCs w:val="28"/>
+          <w14:ligatures w14:val="none"/>
+        </w:rPr>
+      </w:pPr>
+    </w:p>
+    <w:p>
+      <w:pPr>
+        <w:shd w:val="clear" w:color="auto" w:fill="FFFFFF"/>
+        <w:spacing w:after="0" w:line="285" w:lineRule="atLeast"/>
+        <w:rPr>
+          <w:rFonts w:ascii="Sakkal Majalla" w:eastAsia="Times New Roman" w:hAnsi="Sakkal Majalla" w:cs="Sakkal Majalla"/>
+          <w:color w:val="3B3B3B"/>
+          <w:kern w:val="0"/>
+          <w:sz w:val="28"/>
+          <w:szCs w:val="28"/>
+          <w14:ligatures w14:val="none"/>
+        </w:rPr>
+      </w:pPr>
+    </w:p>
+    <w:p>
+      <w:pPr>
+        <w:shd w:val="clear" w:color="auto" w:fill="FFFFFF"/>
+        <w:spacing w:after="0" w:line="285" w:lineRule="atLeast"/>
+        <w:rPr>
+          <w:rFonts w:ascii="Sakkal Majalla" w:eastAsia="Times New Roman" w:hAnsi="Sakkal Majalla" w:cs="Sakkal Majalla"/>
+          <w:color w:val="3B3B3B"/>
+          <w:kern w:val="0"/>
+          <w:sz w:val="28"/>
+          <w:szCs w:val="28"/>
+          <w14:ligatures w14:val="none"/>
+        </w:rPr>
+      </w:pPr>
+    </w:p>
+    <w:p>
+      <w:pPr>
+        <w:shd w:val="clear" w:color="auto" w:fill="FFFFFF"/>
+        <w:spacing w:after="0" w:line="285" w:lineRule="atLeast"/>
+        <w:rPr>
+          <w:rFonts w:ascii="Sakkal Majalla" w:eastAsia="Times New Roman" w:hAnsi="Sakkal Majalla" w:cs="Sakkal Majalla"/>
+          <w:color w:val="3B3B3B"/>
+          <w:kern w:val="0"/>
+          <w:sz w:val="28"/>
+          <w:szCs w:val="28"/>
+          <w14:ligatures w14:val="none"/>
+        </w:rPr>
+      </w:pPr>
+      <w:r>
+        <w:rPr>
+          <w:rFonts w:ascii="Sakkal Majalla" w:eastAsia="Times New Roman" w:hAnsi="Sakkal Majalla" w:cs="Sakkal Majalla"/>
+          <w:color w:val="3B3B3B"/>
+          <w:kern w:val="0"/>
+          <w:sz w:val="28"/>
+          <w:szCs w:val="28"/>
+          <w14:ligatures w14:val="none"/>
+        </w:rPr>
+        <w:lastRenderedPageBreak/>
+        <w:t>To bind the form group and form control to the HTML:</w:t>
+      </w:r>
+    </w:p>
+    <w:p>
+      <w:pPr>
+        <w:shd w:val="clear" w:color="auto" w:fill="FFFFFF"/>
+        <w:spacing w:after="0" w:line="285" w:lineRule="atLeast"/>
+        <w:rPr>
+          <w:rFonts w:ascii="Consolas" w:eastAsia="Times New Roman" w:hAnsi="Consolas" w:cs="Times New Roman"/>
+          <w:color w:val="3B3B3B"/>
+          <w:kern w:val="0"/>
+          <w:sz w:val="21"/>
+          <w:szCs w:val="21"/>
+          <w14:ligatures w14:val="none"/>
+        </w:rPr>
+      </w:pPr>
+      <w:r>
+        <w:rPr>
+          <w:rFonts w:ascii="Consolas" w:eastAsia="Times New Roman" w:hAnsi="Consolas" w:cs="Times New Roman"/>
+          <w:color w:val="3B3B3B"/>
+          <w:kern w:val="0"/>
+          <w:sz w:val="21"/>
+          <w:szCs w:val="21"/>
+          <w14:ligatures w14:val="none"/>
+        </w:rPr>
+        <w:t xml:space="preserve">    </w:t>
+      </w:r>
+      <w:r>
+        <w:rPr>
+          <w:rFonts w:ascii="Consolas" w:eastAsia="Times New Roman" w:hAnsi="Consolas" w:cs="Times New Roman"/>
+          <w:color w:val="800000"/>
+          <w:kern w:val="0"/>
+          <w:sz w:val="21"/>
+          <w:szCs w:val="21"/>
+          <w14:ligatures w14:val="none"/>
+        </w:rPr>
+        <w:t>&lt;section</w:t>
+      </w:r>
+      <w:r>
+        <w:rPr>
+          <w:rFonts w:ascii="Consolas" w:eastAsia="Times New Roman" w:hAnsi="Consolas" w:cs="Times New Roman"/>
+          <w:color w:val="3B3B3B"/>
+          <w:kern w:val="0"/>
+          <w:sz w:val="21"/>
+          <w:szCs w:val="21"/>
+          <w14:ligatures w14:val="none"/>
+        </w:rPr>
+        <w:t xml:space="preserve"> </w:t>
+      </w:r>
+      <w:r>
+        <w:rPr>
+          <w:rFonts w:ascii="Consolas" w:eastAsia="Times New Roman" w:hAnsi="Consolas" w:cs="Times New Roman"/>
+          <w:color w:val="E50000"/>
+          <w:kern w:val="0"/>
+          <w:sz w:val="21"/>
+          <w:szCs w:val="21"/>
+          <w14:ligatures w14:val="none"/>
+        </w:rPr>
+        <w:t>class</w:t>
+      </w:r>
+      <w:r>
+        <w:rPr>
+          <w:rFonts w:ascii="Consolas" w:eastAsia="Times New Roman" w:hAnsi="Consolas" w:cs="Times New Roman"/>
+          <w:color w:val="3B3B3B"/>
+          <w:kern w:val="0"/>
+          <w:sz w:val="21"/>
+          <w:szCs w:val="21"/>
+          <w14:ligatures w14:val="none"/>
+        </w:rPr>
+        <w:t>=</w:t>
+      </w:r>
+      <w:r>
+        <w:rPr>
+          <w:rFonts w:ascii="Consolas" w:eastAsia="Times New Roman" w:hAnsi="Consolas" w:cs="Times New Roman"/>
+          <w:color w:val="0000FF"/>
+          <w:kern w:val="0"/>
+          <w:sz w:val="21"/>
+          <w:szCs w:val="21"/>
+          <w14:ligatures w14:val="none"/>
+        </w:rPr>
+        <w:t>"listing-apply"</w:t>
+      </w:r>
+      <w:r>
+        <w:rPr>
+          <w:rFonts w:ascii="Consolas" w:eastAsia="Times New Roman" w:hAnsi="Consolas" w:cs="Times New Roman"/>
+          <w:color w:val="800000"/>
+          <w:kern w:val="0"/>
+          <w:sz w:val="21"/>
+          <w:szCs w:val="21"/>
+          <w14:ligatures w14:val="none"/>
+        </w:rPr>
+        <w:t>&gt;</w:t>
+      </w:r>
+    </w:p>
+    <w:p>
+      <w:pPr>
+        <w:shd w:val="clear" w:color="auto" w:fill="FFFFFF"/>
+        <w:spacing w:after="0" w:line="285" w:lineRule="atLeast"/>
+        <w:rPr>
+          <w:rFonts w:ascii="Consolas" w:eastAsia="Times New Roman" w:hAnsi="Consolas" w:cs="Times New Roman"/>
+          <w:color w:val="3B3B3B"/>
+          <w:kern w:val="0"/>
+          <w:sz w:val="21"/>
+          <w:szCs w:val="21"/>
+          <w14:ligatures w14:val="none"/>
+        </w:rPr>
+      </w:pPr>
+      <w:r>
+        <w:rPr>
+          <w:rFonts w:ascii="Consolas" w:eastAsia="Times New Roman" w:hAnsi="Consolas" w:cs="Times New Roman"/>
+          <w:color w:val="3B3B3B"/>
+          <w:kern w:val="0"/>
+          <w:sz w:val="21"/>
+          <w:szCs w:val="21"/>
+          <w14:ligatures w14:val="none"/>
+        </w:rPr>
+        <w:t xml:space="preserve">        </w:t>
+      </w:r>
+      <w:r>
+        <w:rPr>
+          <w:rFonts w:ascii="Consolas" w:eastAsia="Times New Roman" w:hAnsi="Consolas" w:cs="Times New Roman"/>
+          <w:color w:val="800000"/>
+          <w:kern w:val="0"/>
+          <w:sz w:val="21"/>
+          <w:szCs w:val="21"/>
+          <w14:ligatures w14:val="none"/>
+        </w:rPr>
+        <w:t>&lt;h2</w:t>
+      </w:r>
+      <w:r>
+        <w:rPr>
+          <w:rFonts w:ascii="Consolas" w:eastAsia="Times New Roman" w:hAnsi="Consolas" w:cs="Times New Roman"/>
+          <w:color w:val="3B3B3B"/>
+          <w:kern w:val="0"/>
+          <w:sz w:val="21"/>
+          <w:szCs w:val="21"/>
+          <w14:ligatures w14:val="none"/>
+        </w:rPr>
+        <w:t xml:space="preserve"> </w:t>
+      </w:r>
+      <w:r>
+        <w:rPr>
+          <w:rFonts w:ascii="Consolas" w:eastAsia="Times New Roman" w:hAnsi="Consolas" w:cs="Times New Roman"/>
+          <w:color w:val="E50000"/>
+          <w:kern w:val="0"/>
+          <w:sz w:val="21"/>
+          <w:szCs w:val="21"/>
+          <w14:ligatures w14:val="none"/>
+        </w:rPr>
+        <w:t>class</w:t>
+      </w:r>
+      <w:r>
+        <w:rPr>
+          <w:rFonts w:ascii="Consolas" w:eastAsia="Times New Roman" w:hAnsi="Consolas" w:cs="Times New Roman"/>
+          <w:color w:val="3B3B3B"/>
+          <w:kern w:val="0"/>
+          <w:sz w:val="21"/>
+          <w:szCs w:val="21"/>
+          <w14:ligatures w14:val="none"/>
+        </w:rPr>
+        <w:t>=</w:t>
+      </w:r>
+      <w:r>
+        <w:rPr>
+          <w:rFonts w:ascii="Consolas" w:eastAsia="Times New Roman" w:hAnsi="Consolas" w:cs="Times New Roman"/>
+          <w:color w:val="0000FF"/>
+          <w:kern w:val="0"/>
+          <w:sz w:val="21"/>
+          <w:szCs w:val="21"/>
+          <w14:ligatures w14:val="none"/>
+        </w:rPr>
+        <w:t>"section-heading"</w:t>
+      </w:r>
+      <w:r>
+        <w:rPr>
+          <w:rFonts w:ascii="Consolas" w:eastAsia="Times New Roman" w:hAnsi="Consolas" w:cs="Times New Roman"/>
+          <w:color w:val="800000"/>
+          <w:kern w:val="0"/>
+          <w:sz w:val="21"/>
+          <w:szCs w:val="21"/>
+          <w14:ligatures w14:val="none"/>
+        </w:rPr>
+        <w:t>&gt;</w:t>
+      </w:r>
+      <w:r>
+        <w:rPr>
+          <w:rFonts w:ascii="Consolas" w:eastAsia="Times New Roman" w:hAnsi="Consolas" w:cs="Times New Roman"/>
+          <w:color w:val="3B3B3B"/>
+          <w:kern w:val="0"/>
+          <w:sz w:val="21"/>
+          <w:szCs w:val="21"/>
+          <w14:ligatures w14:val="none"/>
+        </w:rPr>
+        <w:t>Apply now to live here</w:t>
+      </w:r>
+      <w:r>
+        <w:rPr>
+          <w:rFonts w:ascii="Consolas" w:eastAsia="Times New Roman" w:hAnsi="Consolas" w:cs="Times New Roman"/>
+          <w:color w:val="800000"/>
+          <w:kern w:val="0"/>
+          <w:sz w:val="21"/>
+          <w:szCs w:val="21"/>
+          <w14:ligatures w14:val="none"/>
+        </w:rPr>
+        <w:t>&lt;/h2&gt;</w:t>
+      </w:r>
+    </w:p>
+    <w:p>
+      <w:pPr>
+        <w:shd w:val="clear" w:color="auto" w:fill="FFFFFF"/>
+        <w:spacing w:after="0" w:line="285" w:lineRule="atLeast"/>
+        <w:rPr>
+          <w:rFonts w:ascii="Consolas" w:eastAsia="Times New Roman" w:hAnsi="Consolas" w:cs="Times New Roman"/>
+          <w:color w:val="3B3B3B"/>
+          <w:kern w:val="0"/>
+          <w:sz w:val="21"/>
+          <w:szCs w:val="21"/>
+          <w14:ligatures w14:val="none"/>
+        </w:rPr>
+      </w:pPr>
+      <w:r>
+        <w:rPr>
+          <w:rFonts w:ascii="Consolas" w:eastAsia="Times New Roman" w:hAnsi="Consolas" w:cs="Times New Roman"/>
+          <w:color w:val="3B3B3B"/>
+          <w:kern w:val="0"/>
+          <w:sz w:val="21"/>
+          <w:szCs w:val="21"/>
+          <w14:ligatures w14:val="none"/>
+        </w:rPr>
+        <w:t xml:space="preserve">        </w:t>
+      </w:r>
+      <w:r>
+        <w:rPr>
+          <w:rFonts w:ascii="Consolas" w:eastAsia="Times New Roman" w:hAnsi="Consolas" w:cs="Times New Roman"/>
+          <w:color w:val="800000"/>
+          <w:kern w:val="0"/>
+          <w:sz w:val="21"/>
+          <w:szCs w:val="21"/>
+          <w14:ligatures w14:val="none"/>
+        </w:rPr>
+        <w:t>&lt;form</w:t>
+      </w:r>
+      <w:r>
+        <w:rPr>
+          <w:rFonts w:ascii="Consolas" w:eastAsia="Times New Roman" w:hAnsi="Consolas" w:cs="Times New Roman"/>
+          <w:color w:val="3B3B3B"/>
+          <w:kern w:val="0"/>
+          <w:sz w:val="21"/>
+          <w:szCs w:val="21"/>
+          <w14:ligatures w14:val="none"/>
+        </w:rPr>
+        <w:t xml:space="preserve"> </w:t>
+      </w:r>
+      <w:r>
+        <w:rPr>
+          <w:rFonts w:ascii="Consolas" w:eastAsia="Times New Roman" w:hAnsi="Consolas" w:cs="Times New Roman"/>
+          <w:color w:val="E50000"/>
+          <w:kern w:val="0"/>
+          <w:sz w:val="21"/>
+          <w:szCs w:val="21"/>
+          <w14:ligatures w14:val="none"/>
+        </w:rPr>
+        <w:t>[formGroup]</w:t>
+      </w:r>
+      <w:r>
+        <w:rPr>
+          <w:rFonts w:ascii="Consolas" w:eastAsia="Times New Roman" w:hAnsi="Consolas" w:cs="Times New Roman"/>
+          <w:color w:val="3B3B3B"/>
+          <w:kern w:val="0"/>
+          <w:sz w:val="21"/>
+          <w:szCs w:val="21"/>
+          <w14:ligatures w14:val="none"/>
+        </w:rPr>
+        <w:t>=</w:t>
+      </w:r>
+      <w:r>
+        <w:rPr>
+          <w:rFonts w:ascii="Consolas" w:eastAsia="Times New Roman" w:hAnsi="Consolas" w:cs="Times New Roman"/>
+          <w:color w:val="A31515"/>
+          <w:kern w:val="0"/>
+          <w:sz w:val="21"/>
+          <w:szCs w:val="21"/>
+          <w14:ligatures w14:val="none"/>
+        </w:rPr>
+        <w:t>"</w:t>
+      </w:r>
+      <w:r>
+        <w:rPr>
+          <w:rFonts w:ascii="Consolas" w:eastAsia="Times New Roman" w:hAnsi="Consolas" w:cs="Times New Roman"/>
+          <w:color w:val="001080"/>
+          <w:kern w:val="0"/>
+          <w:sz w:val="21"/>
+          <w:szCs w:val="21"/>
+          <w14:ligatures w14:val="none"/>
+        </w:rPr>
+        <w:t>applyForm</w:t>
+      </w:r>
+      <w:r>
+        <w:rPr>
+          <w:rFonts w:ascii="Consolas" w:eastAsia="Times New Roman" w:hAnsi="Consolas" w:cs="Times New Roman"/>
+          <w:color w:val="A31515"/>
+          <w:kern w:val="0"/>
+          <w:sz w:val="21"/>
+          <w:szCs w:val="21"/>
+          <w14:ligatures w14:val="none"/>
+        </w:rPr>
+        <w:t>"</w:t>
+      </w:r>
+      <w:r>
+        <w:rPr>
+          <w:rFonts w:ascii="Consolas" w:eastAsia="Times New Roman" w:hAnsi="Consolas" w:cs="Times New Roman"/>
+          <w:color w:val="3B3B3B"/>
+          <w:kern w:val="0"/>
+          <w:sz w:val="21"/>
+          <w:szCs w:val="21"/>
+          <w14:ligatures w14:val="none"/>
+        </w:rPr>
+        <w:t xml:space="preserve"> </w:t>
+      </w:r>
+      <w:r>
+        <w:rPr>
+          <w:rFonts w:ascii="Consolas" w:eastAsia="Times New Roman" w:hAnsi="Consolas" w:cs="Times New Roman"/>
+          <w:color w:val="E50000"/>
+          <w:kern w:val="0"/>
+          <w:sz w:val="21"/>
+          <w:szCs w:val="21"/>
+          <w14:ligatures w14:val="none"/>
+        </w:rPr>
+        <w:t>(submit)</w:t>
+      </w:r>
+      <w:r>
+        <w:rPr>
+          <w:rFonts w:ascii="Consolas" w:eastAsia="Times New Roman" w:hAnsi="Consolas" w:cs="Times New Roman"/>
+          <w:color w:val="3B3B3B"/>
+          <w:kern w:val="0"/>
+          <w:sz w:val="21"/>
+          <w:szCs w:val="21"/>
+          <w14:ligatures w14:val="none"/>
+        </w:rPr>
+        <w:t>=</w:t>
+      </w:r>
+      <w:r>
+        <w:rPr>
+          <w:rFonts w:ascii="Consolas" w:eastAsia="Times New Roman" w:hAnsi="Consolas" w:cs="Times New Roman"/>
+          <w:color w:val="A31515"/>
+          <w:kern w:val="0"/>
+          <w:sz w:val="21"/>
+          <w:szCs w:val="21"/>
+          <w14:ligatures w14:val="none"/>
+        </w:rPr>
+        <w:t>"</w:t>
+      </w:r>
+      <w:proofErr w:type="gramStart"/>
+      <w:r>
+        <w:rPr>
+          <w:rFonts w:ascii="Consolas" w:eastAsia="Times New Roman" w:hAnsi="Consolas" w:cs="Times New Roman"/>
+          <w:color w:val="795E26"/>
+          <w:kern w:val="0"/>
+          <w:sz w:val="21"/>
+          <w:szCs w:val="21"/>
+          <w14:ligatures w14:val="none"/>
+        </w:rPr>
+        <w:t>submitApplication</w:t>
+      </w:r>
+      <w:r>
+        <w:rPr>
+          <w:rFonts w:ascii="Consolas" w:eastAsia="Times New Roman" w:hAnsi="Consolas" w:cs="Times New Roman"/>
+          <w:color w:val="3B3B3B"/>
+          <w:kern w:val="0"/>
+          <w:sz w:val="21"/>
+          <w:szCs w:val="21"/>
+          <w14:ligatures w14:val="none"/>
+        </w:rPr>
+        <w:t>(</w:t>
+      </w:r>
+      <w:proofErr w:type="gramEnd"/>
+      <w:r>
+        <w:rPr>
+          <w:rFonts w:ascii="Consolas" w:eastAsia="Times New Roman" w:hAnsi="Consolas" w:cs="Times New Roman"/>
+          <w:color w:val="3B3B3B"/>
+          <w:kern w:val="0"/>
+          <w:sz w:val="21"/>
+          <w:szCs w:val="21"/>
+          <w14:ligatures w14:val="none"/>
+        </w:rPr>
+        <w:t>)</w:t>
+      </w:r>
+      <w:r>
+        <w:rPr>
+          <w:rFonts w:ascii="Consolas" w:eastAsia="Times New Roman" w:hAnsi="Consolas" w:cs="Times New Roman"/>
+          <w:color w:val="A31515"/>
+          <w:kern w:val="0"/>
+          <w:sz w:val="21"/>
+          <w:szCs w:val="21"/>
+          <w14:ligatures w14:val="none"/>
+        </w:rPr>
+        <w:t>"</w:t>
+      </w:r>
+      <w:r>
+        <w:rPr>
+          <w:rFonts w:ascii="Consolas" w:eastAsia="Times New Roman" w:hAnsi="Consolas" w:cs="Times New Roman"/>
+          <w:color w:val="800000"/>
+          <w:kern w:val="0"/>
+          <w:sz w:val="21"/>
+          <w:szCs w:val="21"/>
+          <w14:ligatures w14:val="none"/>
+        </w:rPr>
+        <w:t>&gt;</w:t>
+      </w:r>
+    </w:p>
+    <w:p>
+      <w:pPr>
+        <w:shd w:val="clear" w:color="auto" w:fill="FFFFFF"/>
+        <w:spacing w:after="0" w:line="285" w:lineRule="atLeast"/>
+        <w:rPr>
+          <w:rFonts w:ascii="Consolas" w:eastAsia="Times New Roman" w:hAnsi="Consolas" w:cs="Times New Roman"/>
+          <w:color w:val="3B3B3B"/>
+          <w:kern w:val="0"/>
+          <w:sz w:val="21"/>
+          <w:szCs w:val="21"/>
+          <w14:ligatures w14:val="none"/>
+        </w:rPr>
+      </w:pPr>
+      <w:r>
+        <w:rPr>
+          <w:rFonts w:ascii="Consolas" w:eastAsia="Times New Roman" w:hAnsi="Consolas" w:cs="Times New Roman"/>
+          <w:color w:val="3B3B3B"/>
+          <w:kern w:val="0"/>
+          <w:sz w:val="21"/>
+          <w:szCs w:val="21"/>
+          <w14:ligatures w14:val="none"/>
+        </w:rPr>
+        <w:t xml:space="preserve">          </w:t>
+      </w:r>
+      <w:r>
+        <w:rPr>
+          <w:rFonts w:ascii="Consolas" w:eastAsia="Times New Roman" w:hAnsi="Consolas" w:cs="Times New Roman"/>
+          <w:color w:val="800000"/>
+          <w:kern w:val="0"/>
+          <w:sz w:val="21"/>
+          <w:szCs w:val="21"/>
+          <w14:ligatures w14:val="none"/>
+        </w:rPr>
+        <w:t>&lt;label</w:t>
+      </w:r>
+      <w:r>
+        <w:rPr>
+          <w:rFonts w:ascii="Consolas" w:eastAsia="Times New Roman" w:hAnsi="Consolas" w:cs="Times New Roman"/>
+          <w:color w:val="3B3B3B"/>
+          <w:kern w:val="0"/>
+          <w:sz w:val="21"/>
+          <w:szCs w:val="21"/>
+          <w14:ligatures w14:val="none"/>
+        </w:rPr>
+        <w:t xml:space="preserve"> </w:t>
+      </w:r>
+      <w:r>
+        <w:rPr>
+          <w:rFonts w:ascii="Consolas" w:eastAsia="Times New Roman" w:hAnsi="Consolas" w:cs="Times New Roman"/>
+          <w:color w:val="E50000"/>
+          <w:kern w:val="0"/>
+          <w:sz w:val="21"/>
+          <w:szCs w:val="21"/>
+          <w14:ligatures w14:val="none"/>
+        </w:rPr>
+        <w:t>for</w:t>
+      </w:r>
+      <w:r>
+        <w:rPr>
+          <w:rFonts w:ascii="Consolas" w:eastAsia="Times New Roman" w:hAnsi="Consolas" w:cs="Times New Roman"/>
+          <w:color w:val="3B3B3B"/>
+          <w:kern w:val="0"/>
+          <w:sz w:val="21"/>
+          <w:szCs w:val="21"/>
+          <w14:ligatures w14:val="none"/>
+        </w:rPr>
+        <w:t>=</w:t>
+      </w:r>
+      <w:r>
+        <w:rPr>
+          <w:rFonts w:ascii="Consolas" w:eastAsia="Times New Roman" w:hAnsi="Consolas" w:cs="Times New Roman"/>
+          <w:color w:val="0000FF"/>
+          <w:kern w:val="0"/>
+          <w:sz w:val="21"/>
+          <w:szCs w:val="21"/>
+          <w14:ligatures w14:val="none"/>
+        </w:rPr>
+        <w:t>"first-name"</w:t>
+      </w:r>
+      <w:r>
+        <w:rPr>
+          <w:rFonts w:ascii="Consolas" w:eastAsia="Times New Roman" w:hAnsi="Consolas" w:cs="Times New Roman"/>
+          <w:color w:val="800000"/>
+          <w:kern w:val="0"/>
+          <w:sz w:val="21"/>
+          <w:szCs w:val="21"/>
+          <w14:ligatures w14:val="none"/>
+        </w:rPr>
+        <w:t>&gt;</w:t>
+      </w:r>
+      <w:r>
+        <w:rPr>
+          <w:rFonts w:ascii="Consolas" w:eastAsia="Times New Roman" w:hAnsi="Consolas" w:cs="Times New Roman"/>
+          <w:color w:val="3B3B3B"/>
+          <w:kern w:val="0"/>
+          <w:sz w:val="21"/>
+          <w:szCs w:val="21"/>
+          <w14:ligatures w14:val="none"/>
+        </w:rPr>
+        <w:t>First Name</w:t>
+      </w:r>
+      <w:r>
+        <w:rPr>
+          <w:rFonts w:ascii="Consolas" w:eastAsia="Times New Roman" w:hAnsi="Consolas" w:cs="Times New Roman"/>
+          <w:color w:val="800000"/>
+          <w:kern w:val="0"/>
+          <w:sz w:val="21"/>
+          <w:szCs w:val="21"/>
+          <w14:ligatures w14:val="none"/>
+        </w:rPr>
+        <w:t>&lt;/label&gt;</w:t>
+      </w:r>
+    </w:p>
+    <w:p>
+      <w:pPr>
+        <w:shd w:val="clear" w:color="auto" w:fill="FFFFFF"/>
+        <w:spacing w:after="0" w:line="285" w:lineRule="atLeast"/>
+        <w:rPr>
+          <w:rFonts w:ascii="Consolas" w:eastAsia="Times New Roman" w:hAnsi="Consolas" w:cs="Times New Roman"/>
+          <w:color w:val="3B3B3B"/>
+          <w:kern w:val="0"/>
+          <w:sz w:val="21"/>
+          <w:szCs w:val="21"/>
+          <w14:ligatures w14:val="none"/>
+        </w:rPr>
+      </w:pPr>
+      <w:r>
+        <w:rPr>
+          <w:rFonts w:ascii="Consolas" w:eastAsia="Times New Roman" w:hAnsi="Consolas" w:cs="Times New Roman"/>
+          <w:color w:val="3B3B3B"/>
+          <w:kern w:val="0"/>
+          <w:sz w:val="21"/>
+          <w:szCs w:val="21"/>
+          <w14:ligatures w14:val="none"/>
+        </w:rPr>
+        <w:t xml:space="preserve">          </w:t>
+      </w:r>
+      <w:r>
+        <w:rPr>
+          <w:rFonts w:ascii="Consolas" w:eastAsia="Times New Roman" w:hAnsi="Consolas" w:cs="Times New Roman"/>
+          <w:color w:val="800000"/>
+          <w:kern w:val="0"/>
+          <w:sz w:val="21"/>
+          <w:szCs w:val="21"/>
+          <w14:ligatures w14:val="none"/>
+        </w:rPr>
+        <w:t>&lt;input</w:t>
+      </w:r>
+      <w:r>
+        <w:rPr>
+          <w:rFonts w:ascii="Consolas" w:eastAsia="Times New Roman" w:hAnsi="Consolas" w:cs="Times New Roman"/>
+          <w:color w:val="3B3B3B"/>
+          <w:kern w:val="0"/>
+          <w:sz w:val="21"/>
+          <w:szCs w:val="21"/>
+          <w14:ligatures w14:val="none"/>
+        </w:rPr>
+        <w:t xml:space="preserve"> </w:t>
+      </w:r>
+      <w:r>
+        <w:rPr>
+          <w:rFonts w:ascii="Consolas" w:eastAsia="Times New Roman" w:hAnsi="Consolas" w:cs="Times New Roman"/>
+          <w:color w:val="E50000"/>
+          <w:kern w:val="0"/>
+          <w:sz w:val="21"/>
+          <w:szCs w:val="21"/>
+          <w14:ligatures w14:val="none"/>
+        </w:rPr>
+        <w:t>id</w:t>
+      </w:r>
+      <w:r>
+        <w:rPr>
+          <w:rFonts w:ascii="Consolas" w:eastAsia="Times New Roman" w:hAnsi="Consolas" w:cs="Times New Roman"/>
+          <w:color w:val="3B3B3B"/>
+          <w:kern w:val="0"/>
+          <w:sz w:val="21"/>
+          <w:szCs w:val="21"/>
+          <w14:ligatures w14:val="none"/>
+        </w:rPr>
+        <w:t>=</w:t>
+      </w:r>
+      <w:r>
+        <w:rPr>
+          <w:rFonts w:ascii="Consolas" w:eastAsia="Times New Roman" w:hAnsi="Consolas" w:cs="Times New Roman"/>
+          <w:color w:val="0000FF"/>
+          <w:kern w:val="0"/>
+          <w:sz w:val="21"/>
+          <w:szCs w:val="21"/>
+          <w14:ligatures w14:val="none"/>
+        </w:rPr>
+        <w:t>"first-name"</w:t>
+      </w:r>
+      <w:r>
+        <w:rPr>
+          <w:rFonts w:ascii="Consolas" w:eastAsia="Times New Roman" w:hAnsi="Consolas" w:cs="Times New Roman"/>
+          <w:color w:val="3B3B3B"/>
+          <w:kern w:val="0"/>
+          <w:sz w:val="21"/>
+          <w:szCs w:val="21"/>
+          <w14:ligatures w14:val="none"/>
+        </w:rPr>
+        <w:t xml:space="preserve"> </w:t>
+      </w:r>
+      <w:r>
+        <w:rPr>
+          <w:rFonts w:ascii="Consolas" w:eastAsia="Times New Roman" w:hAnsi="Consolas" w:cs="Times New Roman"/>
+          <w:color w:val="E50000"/>
+          <w:kern w:val="0"/>
+          <w:sz w:val="21"/>
+          <w:szCs w:val="21"/>
+          <w14:ligatures w14:val="none"/>
+        </w:rPr>
+        <w:t>type</w:t>
+      </w:r>
+      <w:r>
+        <w:rPr>
+          <w:rFonts w:ascii="Consolas" w:eastAsia="Times New Roman" w:hAnsi="Consolas" w:cs="Times New Roman"/>
+          <w:color w:val="3B3B3B"/>
+          <w:kern w:val="0"/>
+          <w:sz w:val="21"/>
+          <w:szCs w:val="21"/>
+          <w14:ligatures w14:val="none"/>
+        </w:rPr>
+        <w:t>=</w:t>
+      </w:r>
+      <w:r>
+        <w:rPr>
+          <w:rFonts w:ascii="Consolas" w:eastAsia="Times New Roman" w:hAnsi="Consolas" w:cs="Times New Roman"/>
+          <w:color w:val="0000FF"/>
+          <w:kern w:val="0"/>
+          <w:sz w:val="21"/>
+          <w:szCs w:val="21"/>
+          <w14:ligatures w14:val="none"/>
+        </w:rPr>
+        <w:t>"text"</w:t>
+      </w:r>
+      <w:r>
+        <w:rPr>
+          <w:rFonts w:ascii="Consolas" w:eastAsia="Times New Roman" w:hAnsi="Consolas" w:cs="Times New Roman"/>
+          <w:color w:val="3B3B3B"/>
+          <w:kern w:val="0"/>
+          <w:sz w:val="21"/>
+          <w:szCs w:val="21"/>
+          <w14:ligatures w14:val="none"/>
+        </w:rPr>
+        <w:t xml:space="preserve"> </w:t>
+      </w:r>
+      <w:r>
+        <w:rPr>
+          <w:rFonts w:ascii="Consolas" w:eastAsia="Times New Roman" w:hAnsi="Consolas" w:cs="Times New Roman"/>
+          <w:color w:val="E50000"/>
+          <w:kern w:val="0"/>
+          <w:sz w:val="21"/>
+          <w:szCs w:val="21"/>
+          <w14:ligatures w14:val="none"/>
+        </w:rPr>
+        <w:t>formControlName</w:t>
+      </w:r>
+      <w:r>
+        <w:rPr>
+          <w:rFonts w:ascii="Consolas" w:eastAsia="Times New Roman" w:hAnsi="Consolas" w:cs="Times New Roman"/>
+          <w:color w:val="3B3B3B"/>
+          <w:kern w:val="0"/>
+          <w:sz w:val="21"/>
+          <w:szCs w:val="21"/>
+          <w14:ligatures w14:val="none"/>
+        </w:rPr>
+        <w:t>=</w:t>
+      </w:r>
+      <w:r>
+        <w:rPr>
+          <w:rFonts w:ascii="Consolas" w:eastAsia="Times New Roman" w:hAnsi="Consolas" w:cs="Times New Roman"/>
+          <w:color w:val="0000FF"/>
+          <w:kern w:val="0"/>
+          <w:sz w:val="21"/>
+          <w:szCs w:val="21"/>
+          <w14:ligatures w14:val="none"/>
+        </w:rPr>
+        <w:t>"firstName"</w:t>
+      </w:r>
+      <w:r>
+        <w:rPr>
+          <w:rFonts w:ascii="Consolas" w:eastAsia="Times New Roman" w:hAnsi="Consolas" w:cs="Times New Roman"/>
+          <w:color w:val="3B3B3B"/>
+          <w:kern w:val="0"/>
+          <w:sz w:val="21"/>
+          <w:szCs w:val="21"/>
+          <w14:ligatures w14:val="none"/>
+        </w:rPr>
+        <w:t xml:space="preserve"> </w:t>
+      </w:r>
+      <w:r>
+        <w:rPr>
+          <w:rFonts w:ascii="Consolas" w:eastAsia="Times New Roman" w:hAnsi="Consolas" w:cs="Times New Roman"/>
+          <w:color w:val="800000"/>
+          <w:kern w:val="0"/>
+          <w:sz w:val="21"/>
+          <w:szCs w:val="21"/>
+          <w14:ligatures w14:val="none"/>
+        </w:rPr>
+        <w:t>/&gt;</w:t>
+      </w:r>
+    </w:p>
+    <w:p>
+      <w:pPr>
+        <w:shd w:val="clear" w:color="auto" w:fill="FFFFFF"/>
+        <w:spacing w:after="0" w:line="285" w:lineRule="atLeast"/>
+        <w:rPr>
+          <w:rFonts w:ascii="Consolas" w:eastAsia="Times New Roman" w:hAnsi="Consolas" w:cs="Times New Roman"/>
+          <w:color w:val="3B3B3B"/>
+          <w:kern w:val="0"/>
+          <w:sz w:val="21"/>
+          <w:szCs w:val="21"/>
+          <w14:ligatures w14:val="none"/>
+        </w:rPr>
+      </w:pPr>
+      <w:r>
+        <w:rPr>
+          <w:rFonts w:ascii="Consolas" w:eastAsia="Times New Roman" w:hAnsi="Consolas" w:cs="Times New Roman"/>
+          <w:color w:val="3B3B3B"/>
+          <w:kern w:val="0"/>
+          <w:sz w:val="21"/>
+          <w:szCs w:val="21"/>
+          <w14:ligatures w14:val="none"/>
+        </w:rPr>
+        <w:t xml:space="preserve">          </w:t>
+      </w:r>
+      <w:r>
+        <w:rPr>
+          <w:rFonts w:ascii="Consolas" w:eastAsia="Times New Roman" w:hAnsi="Consolas" w:cs="Times New Roman"/>
+          <w:color w:val="800000"/>
+          <w:kern w:val="0"/>
+          <w:sz w:val="21"/>
+          <w:szCs w:val="21"/>
+          <w14:ligatures w14:val="none"/>
+        </w:rPr>
+        <w:t>&lt;label</w:t>
+      </w:r>
+      <w:r>
+        <w:rPr>
+          <w:rFonts w:ascii="Consolas" w:eastAsia="Times New Roman" w:hAnsi="Consolas" w:cs="Times New Roman"/>
+          <w:color w:val="3B3B3B"/>
+          <w:kern w:val="0"/>
+          <w:sz w:val="21"/>
+          <w:szCs w:val="21"/>
+          <w14:ligatures w14:val="none"/>
+        </w:rPr>
+        <w:t xml:space="preserve"> </w:t>
+      </w:r>
+      <w:r>
+        <w:rPr>
+          <w:rFonts w:ascii="Consolas" w:eastAsia="Times New Roman" w:hAnsi="Consolas" w:cs="Times New Roman"/>
+          <w:color w:val="E50000"/>
+          <w:kern w:val="0"/>
+          <w:sz w:val="21"/>
+          <w:szCs w:val="21"/>
+          <w14:ligatures w14:val="none"/>
+        </w:rPr>
+        <w:t>for</w:t>
+      </w:r>
+      <w:r>
+        <w:rPr>
+          <w:rFonts w:ascii="Consolas" w:eastAsia="Times New Roman" w:hAnsi="Consolas" w:cs="Times New Roman"/>
+          <w:color w:val="3B3B3B"/>
+          <w:kern w:val="0"/>
+          <w:sz w:val="21"/>
+          <w:szCs w:val="21"/>
+          <w14:ligatures w14:val="none"/>
+        </w:rPr>
+        <w:t>=</w:t>
+      </w:r>
+      <w:r>
+        <w:rPr>
+          <w:rFonts w:ascii="Consolas" w:eastAsia="Times New Roman" w:hAnsi="Consolas" w:cs="Times New Roman"/>
+          <w:color w:val="0000FF"/>
+          <w:kern w:val="0"/>
+          <w:sz w:val="21"/>
+          <w:szCs w:val="21"/>
+          <w14:ligatures w14:val="none"/>
+        </w:rPr>
+        <w:t>"last-name"</w:t>
+      </w:r>
+      <w:r>
+        <w:rPr>
+          <w:rFonts w:ascii="Consolas" w:eastAsia="Times New Roman" w:hAnsi="Consolas" w:cs="Times New Roman"/>
+          <w:color w:val="800000"/>
+          <w:kern w:val="0"/>
+          <w:sz w:val="21"/>
+          <w:szCs w:val="21"/>
+          <w14:ligatures w14:val="none"/>
+        </w:rPr>
+        <w:t>&gt;</w:t>
+      </w:r>
+      <w:r>
+        <w:rPr>
+          <w:rFonts w:ascii="Consolas" w:eastAsia="Times New Roman" w:hAnsi="Consolas" w:cs="Times New Roman"/>
+          <w:color w:val="3B3B3B"/>
+          <w:kern w:val="0"/>
+          <w:sz w:val="21"/>
+          <w:szCs w:val="21"/>
+          <w14:ligatures w14:val="none"/>
+        </w:rPr>
+        <w:t>Last Name</w:t>
+      </w:r>
+      <w:r>
+        <w:rPr>
+          <w:rFonts w:ascii="Consolas" w:eastAsia="Times New Roman" w:hAnsi="Consolas" w:cs="Times New Roman"/>
+          <w:color w:val="800000"/>
+          <w:kern w:val="0"/>
+          <w:sz w:val="21"/>
+          <w:szCs w:val="21"/>
+          <w14:ligatures w14:val="none"/>
+        </w:rPr>
+        <w:t>&lt;/label&gt;</w:t>
+      </w:r>
+    </w:p>
+    <w:p>
+      <w:pPr>
+        <w:shd w:val="clear" w:color="auto" w:fill="FFFFFF"/>
+        <w:spacing w:after="0" w:line="285" w:lineRule="atLeast"/>
+        <w:rPr>
+          <w:rFonts w:ascii="Consolas" w:eastAsia="Times New Roman" w:hAnsi="Consolas" w:cs="Times New Roman"/>
+          <w:color w:val="3B3B3B"/>
+          <w:kern w:val="0"/>
+          <w:sz w:val="21"/>
+          <w:szCs w:val="21"/>
+          <w14:ligatures w14:val="none"/>
+        </w:rPr>
+      </w:pPr>
+      <w:r>
+        <w:rPr>
+          <w:rFonts w:ascii="Consolas" w:eastAsia="Times New Roman" w:hAnsi="Consolas" w:cs="Times New Roman"/>
+          <w:color w:val="3B3B3B"/>
+          <w:kern w:val="0"/>
+          <w:sz w:val="21"/>
+          <w:szCs w:val="21"/>
+          <w14:ligatures w14:val="none"/>
+        </w:rPr>
+        <w:t xml:space="preserve">          </w:t>
+      </w:r>
+      <w:r>
+        <w:rPr>
+          <w:rFonts w:ascii="Consolas" w:eastAsia="Times New Roman" w:hAnsi="Consolas" w:cs="Times New Roman"/>
+          <w:color w:val="800000"/>
+          <w:kern w:val="0"/>
+          <w:sz w:val="21"/>
+          <w:szCs w:val="21"/>
+          <w14:ligatures w14:val="none"/>
+        </w:rPr>
+        <w:t>&lt;input</w:t>
+      </w:r>
+      <w:r>
+        <w:rPr>
+          <w:rFonts w:ascii="Consolas" w:eastAsia="Times New Roman" w:hAnsi="Consolas" w:cs="Times New Roman"/>
+          <w:color w:val="3B3B3B"/>
+          <w:kern w:val="0"/>
+          <w:sz w:val="21"/>
+          <w:szCs w:val="21"/>
+          <w14:ligatures w14:val="none"/>
+        </w:rPr>
+        <w:t xml:space="preserve"> </w:t>
+      </w:r>
+      <w:r>
+        <w:rPr>
+          <w:rFonts w:ascii="Consolas" w:eastAsia="Times New Roman" w:hAnsi="Consolas" w:cs="Times New Roman"/>
+          <w:color w:val="E50000"/>
+          <w:kern w:val="0"/>
+          <w:sz w:val="21"/>
+          <w:szCs w:val="21"/>
+          <w14:ligatures w14:val="none"/>
+        </w:rPr>
+        <w:t>id</w:t>
+      </w:r>
+      <w:r>
+        <w:rPr>
+          <w:rFonts w:ascii="Consolas" w:eastAsia="Times New Roman" w:hAnsi="Consolas" w:cs="Times New Roman"/>
+          <w:color w:val="3B3B3B"/>
+          <w:kern w:val="0"/>
+          <w:sz w:val="21"/>
+          <w:szCs w:val="21"/>
+          <w14:ligatures w14:val="none"/>
+        </w:rPr>
+        <w:t>=</w:t>
+      </w:r>
+      <w:r>
+        <w:rPr>
+          <w:rFonts w:ascii="Consolas" w:eastAsia="Times New Roman" w:hAnsi="Consolas" w:cs="Times New Roman"/>
+          <w:color w:val="0000FF"/>
+          <w:kern w:val="0"/>
+          <w:sz w:val="21"/>
+          <w:szCs w:val="21"/>
+          <w14:ligatures w14:val="none"/>
+        </w:rPr>
+        <w:t>"last-name"</w:t>
+      </w:r>
+      <w:r>
+        <w:rPr>
+          <w:rFonts w:ascii="Consolas" w:eastAsia="Times New Roman" w:hAnsi="Consolas" w:cs="Times New Roman"/>
+          <w:color w:val="3B3B3B"/>
+          <w:kern w:val="0"/>
+          <w:sz w:val="21"/>
+          <w:szCs w:val="21"/>
+          <w14:ligatures w14:val="none"/>
+        </w:rPr>
+        <w:t xml:space="preserve"> </w:t>
+      </w:r>
+      <w:r>
+        <w:rPr>
+          <w:rFonts w:ascii="Consolas" w:eastAsia="Times New Roman" w:hAnsi="Consolas" w:cs="Times New Roman"/>
+          <w:color w:val="E50000"/>
+          <w:kern w:val="0"/>
+          <w:sz w:val="21"/>
+          <w:szCs w:val="21"/>
+          <w14:ligatures w14:val="none"/>
+        </w:rPr>
+        <w:t>type</w:t>
+      </w:r>
+      <w:r>
+        <w:rPr>
+          <w:rFonts w:ascii="Consolas" w:eastAsia="Times New Roman" w:hAnsi="Consolas" w:cs="Times New Roman"/>
+          <w:color w:val="3B3B3B"/>
+          <w:kern w:val="0"/>
+          <w:sz w:val="21"/>
+          <w:szCs w:val="21"/>
+          <w14:ligatures w14:val="none"/>
+        </w:rPr>
+        <w:t>=</w:t>
+      </w:r>
+      <w:r>
+        <w:rPr>
+          <w:rFonts w:ascii="Consolas" w:eastAsia="Times New Roman" w:hAnsi="Consolas" w:cs="Times New Roman"/>
+          <w:color w:val="0000FF"/>
+          <w:kern w:val="0"/>
+          <w:sz w:val="21"/>
+          <w:szCs w:val="21"/>
+          <w14:ligatures w14:val="none"/>
+        </w:rPr>
+        <w:t>"text"</w:t>
+      </w:r>
+      <w:r>
+        <w:rPr>
+          <w:rFonts w:ascii="Consolas" w:eastAsia="Times New Roman" w:hAnsi="Consolas" w:cs="Times New Roman"/>
+          <w:color w:val="3B3B3B"/>
+          <w:kern w:val="0"/>
+          <w:sz w:val="21"/>
+          <w:szCs w:val="21"/>
+          <w14:ligatures w14:val="none"/>
+        </w:rPr>
+        <w:t xml:space="preserve"> </w:t>
+      </w:r>
+      <w:r>
+        <w:rPr>
+          <w:rFonts w:ascii="Consolas" w:eastAsia="Times New Roman" w:hAnsi="Consolas" w:cs="Times New Roman"/>
+          <w:color w:val="E50000"/>
+          <w:kern w:val="0"/>
+          <w:sz w:val="21"/>
+          <w:szCs w:val="21"/>
+          <w14:ligatures w14:val="none"/>
+        </w:rPr>
+        <w:t>formControlName</w:t>
+      </w:r>
+      <w:r>
+        <w:rPr>
+          <w:rFonts w:ascii="Consolas" w:eastAsia="Times New Roman" w:hAnsi="Consolas" w:cs="Times New Roman"/>
+          <w:color w:val="3B3B3B"/>
+          <w:kern w:val="0"/>
+          <w:sz w:val="21"/>
+          <w:szCs w:val="21"/>
+          <w14:ligatures w14:val="none"/>
+        </w:rPr>
+        <w:t>=</w:t>
+      </w:r>
+      <w:r>
+        <w:rPr>
+          <w:rFonts w:ascii="Consolas" w:eastAsia="Times New Roman" w:hAnsi="Consolas" w:cs="Times New Roman"/>
+          <w:color w:val="0000FF"/>
+          <w:kern w:val="0"/>
+          <w:sz w:val="21"/>
+          <w:szCs w:val="21"/>
+          <w14:ligatures w14:val="none"/>
+        </w:rPr>
+        <w:t>"lastName"</w:t>
+      </w:r>
+      <w:r>
+        <w:rPr>
+          <w:rFonts w:ascii="Consolas" w:eastAsia="Times New Roman" w:hAnsi="Consolas" w:cs="Times New Roman"/>
+          <w:color w:val="3B3B3B"/>
+          <w:kern w:val="0"/>
+          <w:sz w:val="21"/>
+          <w:szCs w:val="21"/>
+          <w14:ligatures w14:val="none"/>
+        </w:rPr>
+        <w:t xml:space="preserve"> </w:t>
+      </w:r>
+      <w:r>
+        <w:rPr>
+          <w:rFonts w:ascii="Consolas" w:eastAsia="Times New Roman" w:hAnsi="Consolas" w:cs="Times New Roman"/>
+          <w:color w:val="800000"/>
+          <w:kern w:val="0"/>
+          <w:sz w:val="21"/>
+          <w:szCs w:val="21"/>
+          <w14:ligatures w14:val="none"/>
+        </w:rPr>
+        <w:t>/&gt;</w:t>
+      </w:r>
+    </w:p>
+    <w:p>
+      <w:pPr>
+        <w:shd w:val="clear" w:color="auto" w:fill="FFFFFF"/>
+        <w:spacing w:after="0" w:line="285" w:lineRule="atLeast"/>
+        <w:rPr>
+          <w:rFonts w:ascii="Consolas" w:eastAsia="Times New Roman" w:hAnsi="Consolas" w:cs="Times New Roman"/>
+          <w:color w:val="3B3B3B"/>
+          <w:kern w:val="0"/>
+          <w:sz w:val="21"/>
+          <w:szCs w:val="21"/>
+          <w14:ligatures w14:val="none"/>
+        </w:rPr>
+      </w:pPr>
+      <w:r>
+        <w:rPr>
+          <w:rFonts w:ascii="Consolas" w:eastAsia="Times New Roman" w:hAnsi="Consolas" w:cs="Times New Roman"/>
+          <w:color w:val="3B3B3B"/>
+          <w:kern w:val="0"/>
+          <w:sz w:val="21"/>
+          <w:szCs w:val="21"/>
+          <w14:ligatures w14:val="none"/>
+        </w:rPr>
+        <w:t xml:space="preserve">          </w:t>
+      </w:r>
+      <w:r>
+        <w:rPr>
+          <w:rFonts w:ascii="Consolas" w:eastAsia="Times New Roman" w:hAnsi="Consolas" w:cs="Times New Roman"/>
+          <w:color w:val="800000"/>
+          <w:kern w:val="0"/>
+          <w:sz w:val="21"/>
+          <w:szCs w:val="21"/>
+          <w14:ligatures w14:val="none"/>
+        </w:rPr>
+        <w:t>&lt;label</w:t>
+      </w:r>
+      <w:r>
+        <w:rPr>
+          <w:rFonts w:ascii="Consolas" w:eastAsia="Times New Roman" w:hAnsi="Consolas" w:cs="Times New Roman"/>
+          <w:color w:val="3B3B3B"/>
+          <w:kern w:val="0"/>
+          <w:sz w:val="21"/>
+          <w:szCs w:val="21"/>
+          <w14:ligatures w14:val="none"/>
+        </w:rPr>
+        <w:t xml:space="preserve"> </w:t>
+      </w:r>
+      <w:r>
+        <w:rPr>
+          <w:rFonts w:ascii="Consolas" w:eastAsia="Times New Roman" w:hAnsi="Consolas" w:cs="Times New Roman"/>
+          <w:color w:val="E50000"/>
+          <w:kern w:val="0"/>
+          <w:sz w:val="21"/>
+          <w:szCs w:val="21"/>
+          <w14:ligatures w14:val="none"/>
+        </w:rPr>
+        <w:t>for</w:t>
+      </w:r>
+      <w:r>
+        <w:rPr>
+          <w:rFonts w:ascii="Consolas" w:eastAsia="Times New Roman" w:hAnsi="Consolas" w:cs="Times New Roman"/>
+          <w:color w:val="3B3B3B"/>
+          <w:kern w:val="0"/>
+          <w:sz w:val="21"/>
+          <w:szCs w:val="21"/>
+          <w14:ligatures w14:val="none"/>
+        </w:rPr>
+        <w:t>=</w:t>
+      </w:r>
+      <w:r>
+        <w:rPr>
+          <w:rFonts w:ascii="Consolas" w:eastAsia="Times New Roman" w:hAnsi="Consolas" w:cs="Times New Roman"/>
+          <w:color w:val="0000FF"/>
+          <w:kern w:val="0"/>
+          <w:sz w:val="21"/>
+          <w:szCs w:val="21"/>
+          <w14:ligatures w14:val="none"/>
+        </w:rPr>
+        <w:t>"email"</w:t>
+      </w:r>
+      <w:r>
+        <w:rPr>
+          <w:rFonts w:ascii="Consolas" w:eastAsia="Times New Roman" w:hAnsi="Consolas" w:cs="Times New Roman"/>
+          <w:color w:val="800000"/>
+          <w:kern w:val="0"/>
+          <w:sz w:val="21"/>
+          <w:szCs w:val="21"/>
+          <w14:ligatures w14:val="none"/>
+        </w:rPr>
+        <w:t>&gt;</w:t>
+      </w:r>
+      <w:r>
+        <w:rPr>
+          <w:rFonts w:ascii="Consolas" w:eastAsia="Times New Roman" w:hAnsi="Consolas" w:cs="Times New Roman"/>
+          <w:color w:val="3B3B3B"/>
+          <w:kern w:val="0"/>
+          <w:sz w:val="21"/>
+          <w:szCs w:val="21"/>
+          <w14:ligatures w14:val="none"/>
+        </w:rPr>
+        <w:t>Email</w:t>
+      </w:r>
+      <w:r>
+        <w:rPr>
+          <w:rFonts w:ascii="Consolas" w:eastAsia="Times New Roman" w:hAnsi="Consolas" w:cs="Times New Roman"/>
+          <w:color w:val="800000"/>
+          <w:kern w:val="0"/>
+          <w:sz w:val="21"/>
+          <w:szCs w:val="21"/>
+          <w14:ligatures w14:val="none"/>
+        </w:rPr>
+        <w:t>&lt;/label&gt;</w:t>
+      </w:r>
+    </w:p>
+    <w:p>
+      <w:pPr>
+        <w:shd w:val="clear" w:color="auto" w:fill="FFFFFF"/>
+        <w:spacing w:after="0" w:line="285" w:lineRule="atLeast"/>
+        <w:rPr>
+          <w:rFonts w:ascii="Consolas" w:eastAsia="Times New Roman" w:hAnsi="Consolas" w:cs="Times New Roman"/>
+          <w:color w:val="3B3B3B"/>
+          <w:kern w:val="0"/>
+          <w:sz w:val="21"/>
+          <w:szCs w:val="21"/>
+          <w14:ligatures w14:val="none"/>
+        </w:rPr>
+      </w:pPr>
+      <w:r>
+        <w:rPr>
+          <w:rFonts w:ascii="Consolas" w:eastAsia="Times New Roman" w:hAnsi="Consolas" w:cs="Times New Roman"/>
+          <w:color w:val="3B3B3B"/>
+          <w:kern w:val="0"/>
+          <w:sz w:val="21"/>
+          <w:szCs w:val="21"/>
+          <w14:ligatures w14:val="none"/>
+        </w:rPr>
+        <w:t xml:space="preserve">          </w:t>
+      </w:r>
+      <w:r>
+        <w:rPr>
+          <w:rFonts w:ascii="Consolas" w:eastAsia="Times New Roman" w:hAnsi="Consolas" w:cs="Times New Roman"/>
+          <w:color w:val="800000"/>
+          <w:kern w:val="0"/>
+          <w:sz w:val="21"/>
+          <w:szCs w:val="21"/>
+          <w14:ligatures w14:val="none"/>
+        </w:rPr>
+        <w:t>&lt;input</w:t>
+      </w:r>
+      <w:r>
+        <w:rPr>
+          <w:rFonts w:ascii="Consolas" w:eastAsia="Times New Roman" w:hAnsi="Consolas" w:cs="Times New Roman"/>
+          <w:color w:val="3B3B3B"/>
+          <w:kern w:val="0"/>
+          <w:sz w:val="21"/>
+          <w:szCs w:val="21"/>
+          <w14:ligatures w14:val="none"/>
+        </w:rPr>
+        <w:t xml:space="preserve"> </w:t>
+      </w:r>
+      <w:r>
+        <w:rPr>
+          <w:rFonts w:ascii="Consolas" w:eastAsia="Times New Roman" w:hAnsi="Consolas" w:cs="Times New Roman"/>
+          <w:color w:val="E50000"/>
+          <w:kern w:val="0"/>
+          <w:sz w:val="21"/>
+          <w:szCs w:val="21"/>
+          <w14:ligatures w14:val="none"/>
+        </w:rPr>
+        <w:t>id</w:t>
+      </w:r>
+      <w:r>
+        <w:rPr>
+          <w:rFonts w:ascii="Consolas" w:eastAsia="Times New Roman" w:hAnsi="Consolas" w:cs="Times New Roman"/>
+          <w:color w:val="3B3B3B"/>
+          <w:kern w:val="0"/>
+          <w:sz w:val="21"/>
+          <w:szCs w:val="21"/>
+          <w14:ligatures w14:val="none"/>
+        </w:rPr>
+        <w:t>=</w:t>
+      </w:r>
+      <w:r>
+        <w:rPr>
+          <w:rFonts w:ascii="Consolas" w:eastAsia="Times New Roman" w:hAnsi="Consolas" w:cs="Times New Roman"/>
+          <w:color w:val="0000FF"/>
+          <w:kern w:val="0"/>
+          <w:sz w:val="21"/>
+          <w:szCs w:val="21"/>
+          <w14:ligatures w14:val="none"/>
+        </w:rPr>
+        <w:t>"email"</w:t>
+      </w:r>
+      <w:r>
+        <w:rPr>
+          <w:rFonts w:ascii="Consolas" w:eastAsia="Times New Roman" w:hAnsi="Consolas" w:cs="Times New Roman"/>
+          <w:color w:val="3B3B3B"/>
+          <w:kern w:val="0"/>
+          <w:sz w:val="21"/>
+          <w:szCs w:val="21"/>
+          <w14:ligatures w14:val="none"/>
+        </w:rPr>
+        <w:t xml:space="preserve"> </w:t>
+      </w:r>
+      <w:r>
+        <w:rPr>
+          <w:rFonts w:ascii="Consolas" w:eastAsia="Times New Roman" w:hAnsi="Consolas" w:cs="Times New Roman"/>
+          <w:color w:val="E50000"/>
+          <w:kern w:val="0"/>
+          <w:sz w:val="21"/>
+          <w:szCs w:val="21"/>
+          <w14:ligatures w14:val="none"/>
+        </w:rPr>
+        <w:t>type</w:t>
+      </w:r>
+      <w:r>
+        <w:rPr>
+          <w:rFonts w:ascii="Consolas" w:eastAsia="Times New Roman" w:hAnsi="Consolas" w:cs="Times New Roman"/>
+          <w:color w:val="3B3B3B"/>
+          <w:kern w:val="0"/>
+          <w:sz w:val="21"/>
+          <w:szCs w:val="21"/>
+          <w14:ligatures w14:val="none"/>
+        </w:rPr>
+        <w:t>=</w:t>
+      </w:r>
+      <w:r>
+        <w:rPr>
+          <w:rFonts w:ascii="Consolas" w:eastAsia="Times New Roman" w:hAnsi="Consolas" w:cs="Times New Roman"/>
+          <w:color w:val="0000FF"/>
+          <w:kern w:val="0"/>
+          <w:sz w:val="21"/>
+          <w:szCs w:val="21"/>
+          <w14:ligatures w14:val="none"/>
+        </w:rPr>
+        <w:t>"email"</w:t>
+      </w:r>
+      <w:r>
+        <w:rPr>
+          <w:rFonts w:ascii="Consolas" w:eastAsia="Times New Roman" w:hAnsi="Consolas" w:cs="Times New Roman"/>
+          <w:color w:val="3B3B3B"/>
+          <w:kern w:val="0"/>
+          <w:sz w:val="21"/>
+          <w:szCs w:val="21"/>
+          <w14:ligatures w14:val="none"/>
+        </w:rPr>
+        <w:t xml:space="preserve"> </w:t>
+      </w:r>
+      <w:r>
+        <w:rPr>
+          <w:rFonts w:ascii="Consolas" w:eastAsia="Times New Roman" w:hAnsi="Consolas" w:cs="Times New Roman"/>
+          <w:color w:val="E50000"/>
+          <w:kern w:val="0"/>
+          <w:sz w:val="21"/>
+          <w:szCs w:val="21"/>
+          <w14:ligatures w14:val="none"/>
+        </w:rPr>
+        <w:t>formControlName</w:t>
+      </w:r>
+      <w:r>
+        <w:rPr>
+          <w:rFonts w:ascii="Consolas" w:eastAsia="Times New Roman" w:hAnsi="Consolas" w:cs="Times New Roman"/>
+          <w:color w:val="3B3B3B"/>
+          <w:kern w:val="0"/>
+          <w:sz w:val="21"/>
+          <w:szCs w:val="21"/>
+          <w14:ligatures w14:val="none"/>
+        </w:rPr>
+        <w:t>=</w:t>
+      </w:r>
+      <w:r>
+        <w:rPr>
+          <w:rFonts w:ascii="Consolas" w:eastAsia="Times New Roman" w:hAnsi="Consolas" w:cs="Times New Roman"/>
+          <w:color w:val="0000FF"/>
+          <w:kern w:val="0"/>
+          <w:sz w:val="21"/>
+          <w:szCs w:val="21"/>
+          <w14:ligatures w14:val="none"/>
+        </w:rPr>
+        <w:t>"email"</w:t>
+      </w:r>
+      <w:r>
+        <w:rPr>
+          <w:rFonts w:ascii="Consolas" w:eastAsia="Times New Roman" w:hAnsi="Consolas" w:cs="Times New Roman"/>
+          <w:color w:val="3B3B3B"/>
+          <w:kern w:val="0"/>
+          <w:sz w:val="21"/>
+          <w:szCs w:val="21"/>
+          <w14:ligatures w14:val="none"/>
+        </w:rPr>
+        <w:t xml:space="preserve"> </w:t>
+      </w:r>
+      <w:r>
+        <w:rPr>
+          <w:rFonts w:ascii="Consolas" w:eastAsia="Times New Roman" w:hAnsi="Consolas" w:cs="Times New Roman"/>
+          <w:color w:val="800000"/>
+          <w:kern w:val="0"/>
+          <w:sz w:val="21"/>
+          <w:szCs w:val="21"/>
+          <w14:ligatures w14:val="none"/>
+        </w:rPr>
+        <w:t>/&gt;</w:t>
+      </w:r>
+    </w:p>
+    <w:p>
+      <w:pPr>
+        <w:shd w:val="clear" w:color="auto" w:fill="FFFFFF"/>
+        <w:spacing w:after="0" w:line="285" w:lineRule="atLeast"/>
+        <w:rPr>
+          <w:rFonts w:ascii="Consolas" w:eastAsia="Times New Roman" w:hAnsi="Consolas" w:cs="Times New Roman"/>
+          <w:color w:val="3B3B3B"/>
+          <w:kern w:val="0"/>
+          <w:sz w:val="21"/>
+          <w:szCs w:val="21"/>
+          <w14:ligatures w14:val="none"/>
+        </w:rPr>
+      </w:pPr>
+      <w:r>
+        <w:rPr>
+          <w:rFonts w:ascii="Consolas" w:eastAsia="Times New Roman" w:hAnsi="Consolas" w:cs="Times New Roman"/>
+          <w:color w:val="3B3B3B"/>
+          <w:kern w:val="0"/>
+          <w:sz w:val="21"/>
+          <w:szCs w:val="21"/>
+          <w14:ligatures w14:val="none"/>
+        </w:rPr>
+        <w:t xml:space="preserve">          </w:t>
+      </w:r>
+      <w:r>
+        <w:rPr>
+          <w:rFonts w:ascii="Consolas" w:eastAsia="Times New Roman" w:hAnsi="Consolas" w:cs="Times New Roman"/>
+          <w:color w:val="800000"/>
+          <w:kern w:val="0"/>
+          <w:sz w:val="21"/>
+          <w:szCs w:val="21"/>
+          <w14:ligatures w14:val="none"/>
+        </w:rPr>
+        <w:t>&lt;button</w:t>
+      </w:r>
+      <w:r>
+        <w:rPr>
+          <w:rFonts w:ascii="Consolas" w:eastAsia="Times New Roman" w:hAnsi="Consolas" w:cs="Times New Roman"/>
+          <w:color w:val="3B3B3B"/>
+          <w:kern w:val="0"/>
+          <w:sz w:val="21"/>
+          <w:szCs w:val="21"/>
+          <w14:ligatures w14:val="none"/>
+        </w:rPr>
+        <w:t xml:space="preserve"> </w:t>
+      </w:r>
+      <w:r>
+        <w:rPr>
+          <w:rFonts w:ascii="Consolas" w:eastAsia="Times New Roman" w:hAnsi="Consolas" w:cs="Times New Roman"/>
+          <w:color w:val="E50000"/>
+          <w:kern w:val="0"/>
+          <w:sz w:val="21"/>
+          <w:szCs w:val="21"/>
+          <w14:ligatures w14:val="none"/>
+        </w:rPr>
+        <w:t>type</w:t>
+      </w:r>
+      <w:r>
+        <w:rPr>
+          <w:rFonts w:ascii="Consolas" w:eastAsia="Times New Roman" w:hAnsi="Consolas" w:cs="Times New Roman"/>
+          <w:color w:val="3B3B3B"/>
+          <w:kern w:val="0"/>
+          <w:sz w:val="21"/>
+          <w:szCs w:val="21"/>
+          <w14:ligatures w14:val="none"/>
+        </w:rPr>
+        <w:t>=</w:t>
+      </w:r>
+      <w:r>
+        <w:rPr>
+          <w:rFonts w:ascii="Consolas" w:eastAsia="Times New Roman" w:hAnsi="Consolas" w:cs="Times New Roman"/>
+          <w:color w:val="0000FF"/>
+          <w:kern w:val="0"/>
+          <w:sz w:val="21"/>
+          <w:szCs w:val="21"/>
+          <w14:ligatures w14:val="none"/>
+        </w:rPr>
+        <w:t>"submit"</w:t>
+      </w:r>
+      <w:r>
+        <w:rPr>
+          <w:rFonts w:ascii="Consolas" w:eastAsia="Times New Roman" w:hAnsi="Consolas" w:cs="Times New Roman"/>
+          <w:color w:val="3B3B3B"/>
+          <w:kern w:val="0"/>
+          <w:sz w:val="21"/>
+          <w:szCs w:val="21"/>
+          <w14:ligatures w14:val="none"/>
+        </w:rPr>
+        <w:t xml:space="preserve"> </w:t>
+      </w:r>
+      <w:r>
+        <w:rPr>
+          <w:rFonts w:ascii="Consolas" w:eastAsia="Times New Roman" w:hAnsi="Consolas" w:cs="Times New Roman"/>
+          <w:color w:val="E50000"/>
+          <w:kern w:val="0"/>
+          <w:sz w:val="21"/>
+          <w:szCs w:val="21"/>
+          <w14:ligatures w14:val="none"/>
+        </w:rPr>
+        <w:t>class</w:t>
+      </w:r>
+      <w:r>
+        <w:rPr>
+          <w:rFonts w:ascii="Consolas" w:eastAsia="Times New Roman" w:hAnsi="Consolas" w:cs="Times New Roman"/>
+          <w:color w:val="3B3B3B"/>
+          <w:kern w:val="0"/>
+          <w:sz w:val="21"/>
+          <w:szCs w:val="21"/>
+          <w14:ligatures w14:val="none"/>
+        </w:rPr>
+        <w:t>=</w:t>
+      </w:r>
+      <w:r>
+        <w:rPr>
+          <w:rFonts w:ascii="Consolas" w:eastAsia="Times New Roman" w:hAnsi="Consolas" w:cs="Times New Roman"/>
+          <w:color w:val="0000FF"/>
+          <w:kern w:val="0"/>
+          <w:sz w:val="21"/>
+          <w:szCs w:val="21"/>
+          <w14:ligatures w14:val="none"/>
+        </w:rPr>
+        <w:t>"primary"</w:t>
+      </w:r>
+      <w:r>
+        <w:rPr>
+          <w:rFonts w:ascii="Consolas" w:eastAsia="Times New Roman" w:hAnsi="Consolas" w:cs="Times New Roman"/>
+          <w:color w:val="800000"/>
+          <w:kern w:val="0"/>
+          <w:sz w:val="21"/>
+          <w:szCs w:val="21"/>
+          <w14:ligatures w14:val="none"/>
+        </w:rPr>
+        <w:t>&gt;</w:t>
+      </w:r>
+      <w:r>
+        <w:rPr>
+          <w:rFonts w:ascii="Consolas" w:eastAsia="Times New Roman" w:hAnsi="Consolas" w:cs="Times New Roman"/>
+          <w:color w:val="3B3B3B"/>
+          <w:kern w:val="0"/>
+          <w:sz w:val="21"/>
+          <w:szCs w:val="21"/>
+          <w14:ligatures w14:val="none"/>
+        </w:rPr>
+        <w:t>Apply now</w:t>
+      </w:r>
+      <w:r>
+        <w:rPr>
+          <w:rFonts w:ascii="Consolas" w:eastAsia="Times New Roman" w:hAnsi="Consolas" w:cs="Times New Roman"/>
+          <w:color w:val="800000"/>
+          <w:kern w:val="0"/>
+          <w:sz w:val="21"/>
+          <w:szCs w:val="21"/>
+          <w14:ligatures w14:val="none"/>
+        </w:rPr>
+        <w:t>&lt;/button&gt;</w:t>
+      </w:r>
+    </w:p>
+    <w:p>
+      <w:pPr>
+        <w:shd w:val="clear" w:color="auto" w:fill="FFFFFF"/>
+        <w:spacing w:after="0" w:line="285" w:lineRule="atLeast"/>
+        <w:rPr>
+          <w:rFonts w:ascii="Consolas" w:eastAsia="Times New Roman" w:hAnsi="Consolas" w:cs="Times New Roman"/>
+          <w:color w:val="3B3B3B"/>
+          <w:kern w:val="0"/>
+          <w:sz w:val="21"/>
+          <w:szCs w:val="21"/>
+          <w14:ligatures w14:val="none"/>
+        </w:rPr>
+      </w:pPr>
+      <w:r>
+        <w:rPr>
+          <w:rFonts w:ascii="Consolas" w:eastAsia="Times New Roman" w:hAnsi="Consolas" w:cs="Times New Roman"/>
+          <w:color w:val="3B3B3B"/>
+          <w:kern w:val="0"/>
+          <w:sz w:val="21"/>
+          <w:szCs w:val="21"/>
+          <w14:ligatures w14:val="none"/>
+        </w:rPr>
+        <w:t xml:space="preserve">        </w:t>
+      </w:r>
+      <w:r>
+        <w:rPr>
+          <w:rFonts w:ascii="Consolas" w:eastAsia="Times New Roman" w:hAnsi="Consolas" w:cs="Times New Roman"/>
+          <w:color w:val="800000"/>
+          <w:kern w:val="0"/>
+          <w:sz w:val="21"/>
+          <w:szCs w:val="21"/>
+          <w14:ligatures w14:val="none"/>
+        </w:rPr>
+        <w:t>&lt;/form&gt;</w:t>
+      </w:r>
+    </w:p>
+    <w:p>
+      <w:pPr>
+        <w:shd w:val="clear" w:color="auto" w:fill="FFFFFF"/>
+        <w:spacing w:after="0" w:line="285" w:lineRule="atLeast"/>
+        <w:rPr>
+          <w:rFonts w:ascii="Consolas" w:eastAsia="Times New Roman" w:hAnsi="Consolas" w:cs="Times New Roman"/>
+          <w:color w:val="3B3B3B"/>
+          <w:kern w:val="0"/>
+          <w:sz w:val="21"/>
+          <w:szCs w:val="21"/>
+          <w14:ligatures w14:val="none"/>
+        </w:rPr>
+      </w:pPr>
+      <w:r>
+        <w:rPr>
+          <w:rFonts w:ascii="Consolas" w:eastAsia="Times New Roman" w:hAnsi="Consolas" w:cs="Times New Roman"/>
+          <w:color w:val="3B3B3B"/>
+          <w:kern w:val="0"/>
+          <w:sz w:val="21"/>
+          <w:szCs w:val="21"/>
+          <w14:ligatures w14:val="none"/>
+        </w:rPr>
+        <w:t xml:space="preserve">      </w:t>
+      </w:r>
+      <w:r>
+        <w:rPr>
+          <w:rFonts w:ascii="Consolas" w:eastAsia="Times New Roman" w:hAnsi="Consolas" w:cs="Times New Roman"/>
+          <w:color w:val="800000"/>
+          <w:kern w:val="0"/>
+          <w:sz w:val="21"/>
+          <w:szCs w:val="21"/>
+          <w14:ligatures w14:val="none"/>
+        </w:rPr>
+        <w:t>&lt;/section&gt;</w:t>
+      </w:r>
+    </w:p>
+    <w:p>
+      <w:pPr>
+        <w:ind w:left="720" w:firstLine="720"/>
+        <w:rPr>
+          <w:rFonts w:ascii="Sakkal Majalla" w:hAnsi="Sakkal Majalla" w:cs="Sakkal Majalla"/>
+          <w:sz w:val="28"/>
+          <w:szCs w:val="28"/>
+        </w:rPr>
+      </w:pPr>
+      <w:r>
+        <w:rPr>
+          <w:rFonts w:ascii="Sakkal Majalla" w:hAnsi="Sakkal Majalla" w:cs="Sakkal Majalla"/>
+          <w:sz w:val="28"/>
+          <w:szCs w:val="28"/>
+        </w:rPr>
+        <w:t>===================================================</w:t>
+      </w:r>
     </w:p>
     <w:p>
       <w:pPr>
@@ -5273,6 +9969,29 @@
       <w:spacing w:val="5"/>
     </w:rPr>
   </w:style>
+  <w:style w:type="character" w:styleId="Hyperlink">
+    <w:name w:val="Hyperlink"/>
+    <w:basedOn w:val="DefaultParagraphFont"/>
+    <w:uiPriority w:val="99"/>
+    <w:unhideWhenUsed/>
+    <w:rsid w:val="0039227C"/>
+    <w:rPr>
+      <w:color w:val="0563C1" w:themeColor="hyperlink"/>
+      <w:u w:val="single"/>
+    </w:rPr>
+  </w:style>
+  <w:style w:type="character" w:styleId="UnresolvedMention">
+    <w:name w:val="Unresolved Mention"/>
+    <w:basedOn w:val="DefaultParagraphFont"/>
+    <w:uiPriority w:val="99"/>
+    <w:semiHidden/>
+    <w:unhideWhenUsed/>
+    <w:rsid w:val="0039227C"/>
+    <w:rPr>
+      <w:color w:val="605E5C"/>
+      <w:shd w:val="clear" w:color="auto" w:fill="E1DFDD"/>
+    </w:rPr>
+  </w:style>
 </w:styles>
 </file>
 
